--- a/Deutsch_7A/Wortschatz_Polnisch/Vokabelliste_Deutsch_Polnisch.docx
+++ b/Deutsch_7A/Wortschatz_Polnisch/Vokabelliste_Deutsch_Polnisch.docx
@@ -40,7 +40,7 @@
           <w:sz w:val="18"/>
           <w:szCs w:val="18"/>
         </w:rPr>
-        <w:t xml:space="preserve">Tu są ważne słowa z naszych lekcji: na lekcji, polecenia, czasowniki i czasy, ballady. Po lewej słowo niemieckie (z rodzajnikiem i liczbą mnogą), w środku po polsku, po prawej przykład. </w:t>
+        <w:t xml:space="preserve">Tu są ważne słowa z naszych lekcji: na lekcji, polecenia, czasowniki i czasy, budowa zdania, ballady. Po lewej słowo niemieckie (z rodzajnikiem i liczbą mnogą), w środku po polsku, po prawej przykład. </w:t>
       </w:r>
       <w:r>
         <w:rPr>
@@ -4611,7 +4611,7 @@
                 <w:sz w:val="19"/>
                 <w:szCs w:val="19"/>
               </w:rPr>
-              <w:t xml:space="preserve">vergleichen</w:t>
+              <w:t xml:space="preserve">verbinden</w:t>
             </w:r>
           </w:p>
           <w:p>
@@ -4625,7 +4625,7 @@
                 <w:sz w:val="15"/>
                 <w:szCs w:val="15"/>
               </w:rPr>
-              <w:t xml:space="preserve">Vergleiche …!</w:t>
+              <w:t xml:space="preserve">Verbinde …!</w:t>
             </w:r>
           </w:p>
         </w:tc>
@@ -4671,7 +4671,7 @@
                 <w:sz w:val="18"/>
                 <w:szCs w:val="18"/>
               </w:rPr>
-              <w:t xml:space="preserve">porównać</w:t>
+              <w:t xml:space="preserve">połączyć</w:t>
             </w:r>
             <w:r>
               <w:rPr>
@@ -4714,7 +4714,7 @@
                 <w:sz w:val="17"/>
                 <w:szCs w:val="17"/>
               </w:rPr>
-              <w:t xml:space="preserve">Vergleicht mit eurem Nachbarn.</w:t>
+              <w:t xml:space="preserve">Verbinde die Sätze mit „weil“.</w:t>
             </w:r>
           </w:p>
         </w:tc>
@@ -4753,7 +4753,7 @@
                 <w:sz w:val="19"/>
                 <w:szCs w:val="19"/>
               </w:rPr>
-              <w:t xml:space="preserve">prüfen · verbessern</w:t>
+              <w:t xml:space="preserve">einkreisen</w:t>
             </w:r>
           </w:p>
           <w:p>
@@ -4767,7 +4767,7 @@
                 <w:sz w:val="15"/>
                 <w:szCs w:val="15"/>
               </w:rPr>
-              <w:t xml:space="preserve">Prüfe! · Verbessere!</w:t>
+              <w:t xml:space="preserve">Kreise … ein!</w:t>
             </w:r>
           </w:p>
         </w:tc>
@@ -4813,29 +4813,7 @@
                 <w:sz w:val="18"/>
                 <w:szCs w:val="18"/>
               </w:rPr>
-              <w:t xml:space="preserve">sprawdzić</w:t>
-            </w:r>
-            <w:r>
-              <w:rPr>
-                <w:rFonts w:ascii="Calibri" w:cs="Calibri" w:eastAsia="Calibri" w:hAnsi="Calibri"/>
-                <w:b w:val="false"/>
-                <w:bCs w:val="false"/>
-                <w:color w:val="000000"/>
-                <w:sz w:val="18"/>
-                <w:szCs w:val="18"/>
-              </w:rPr>
-              <w:t xml:space="preserve"> · </w:t>
-            </w:r>
-            <w:r>
-              <w:rPr>
-                <w:rFonts w:ascii="Calibri" w:cs="Calibri" w:eastAsia="Calibri" w:hAnsi="Calibri"/>
-                <w:b/>
-                <w:bCs/>
-                <w:color w:val="000000"/>
-                <w:sz w:val="18"/>
-                <w:szCs w:val="18"/>
-              </w:rPr>
-              <w:t xml:space="preserve">poprawić</w:t>
+              <w:t xml:space="preserve">zakreślić (kółkiem)</w:t>
             </w:r>
             <w:r>
               <w:rPr>
@@ -4878,7 +4856,7 @@
                 <w:sz w:val="17"/>
                 <w:szCs w:val="17"/>
               </w:rPr>
-              <w:t xml:space="preserve">Verbessere mit Grün.</w:t>
+              <w:t xml:space="preserve">Kreise die Subjunktion ein.</w:t>
             </w:r>
           </w:p>
         </w:tc>
@@ -4917,7 +4895,7 @@
                 <w:sz w:val="19"/>
                 <w:szCs w:val="19"/>
               </w:rPr>
-              <w:t xml:space="preserve">notieren</w:t>
+              <w:t xml:space="preserve">vergleichen</w:t>
             </w:r>
           </w:p>
           <w:p>
@@ -4931,7 +4909,7 @@
                 <w:sz w:val="15"/>
                 <w:szCs w:val="15"/>
               </w:rPr>
-              <w:t xml:space="preserve">Notiere …!</w:t>
+              <w:t xml:space="preserve">Vergleiche …!</w:t>
             </w:r>
           </w:p>
         </w:tc>
@@ -4977,7 +4955,7 @@
                 <w:sz w:val="18"/>
                 <w:szCs w:val="18"/>
               </w:rPr>
-              <w:t xml:space="preserve">zanotować</w:t>
+              <w:t xml:space="preserve">porównać</w:t>
             </w:r>
             <w:r>
               <w:rPr>
@@ -5020,7 +4998,7 @@
                 <w:sz w:val="17"/>
                 <w:szCs w:val="17"/>
               </w:rPr>
-              <w:t xml:space="preserve">Notiere die Strophe.</w:t>
+              <w:t xml:space="preserve">Vergleicht mit eurem Nachbarn.</w:t>
             </w:r>
           </w:p>
         </w:tc>
@@ -5059,7 +5037,7 @@
                 <w:sz w:val="19"/>
                 <w:szCs w:val="19"/>
               </w:rPr>
-              <w:t xml:space="preserve">nacherzählen</w:t>
+              <w:t xml:space="preserve">prüfen · verbessern</w:t>
             </w:r>
           </w:p>
           <w:p>
@@ -5073,7 +5051,7 @@
                 <w:sz w:val="15"/>
                 <w:szCs w:val="15"/>
               </w:rPr>
-              <w:t xml:space="preserve">Erzähle nach!</w:t>
+              <w:t xml:space="preserve">Prüfe! · Verbessere!</w:t>
             </w:r>
           </w:p>
         </w:tc>
@@ -5119,7 +5097,29 @@
                 <w:sz w:val="18"/>
                 <w:szCs w:val="18"/>
               </w:rPr>
-              <w:t xml:space="preserve">opowiedzieć własnymi słowami</w:t>
+              <w:t xml:space="preserve">sprawdzić</w:t>
+            </w:r>
+            <w:r>
+              <w:rPr>
+                <w:rFonts w:ascii="Calibri" w:cs="Calibri" w:eastAsia="Calibri" w:hAnsi="Calibri"/>
+                <w:b w:val="false"/>
+                <w:bCs w:val="false"/>
+                <w:color w:val="000000"/>
+                <w:sz w:val="18"/>
+                <w:szCs w:val="18"/>
+              </w:rPr>
+              <w:t xml:space="preserve"> · </w:t>
+            </w:r>
+            <w:r>
+              <w:rPr>
+                <w:rFonts w:ascii="Calibri" w:cs="Calibri" w:eastAsia="Calibri" w:hAnsi="Calibri"/>
+                <w:b/>
+                <w:bCs/>
+                <w:color w:val="000000"/>
+                <w:sz w:val="18"/>
+                <w:szCs w:val="18"/>
+              </w:rPr>
+              <w:t xml:space="preserve">poprawić</w:t>
             </w:r>
             <w:r>
               <w:rPr>
@@ -5162,7 +5162,7 @@
                 <w:sz w:val="17"/>
                 <w:szCs w:val="17"/>
               </w:rPr>
-              <w:t xml:space="preserve">Erzählt die Ballade nach.</w:t>
+              <w:t xml:space="preserve">Verbessere mit Grün.</w:t>
             </w:r>
           </w:p>
         </w:tc>
@@ -5201,7 +5201,21 @@
                 <w:sz w:val="19"/>
                 <w:szCs w:val="19"/>
               </w:rPr>
-              <w:t xml:space="preserve">Fertig? Stift hinlegen.</w:t>
+              <w:t xml:space="preserve">notieren</w:t>
+            </w:r>
+          </w:p>
+          <w:p>
+            <w:pPr>
+              <w:spacing w:after="0" w:before="0"/>
+            </w:pPr>
+            <w:r>
+              <w:rPr>
+                <w:rFonts w:ascii="Calibri" w:cs="Calibri" w:eastAsia="Calibri" w:hAnsi="Calibri"/>
+                <w:color w:val="5B6B8C"/>
+                <w:sz w:val="15"/>
+                <w:szCs w:val="15"/>
+              </w:rPr>
+              <w:t xml:space="preserve">Notiere …!</w:t>
             </w:r>
           </w:p>
         </w:tc>
@@ -5247,7 +5261,7 @@
                 <w:sz w:val="18"/>
                 <w:szCs w:val="18"/>
               </w:rPr>
-              <w:t xml:space="preserve">Gotowe? Odłóż długopis.</w:t>
+              <w:t xml:space="preserve">zanotować</w:t>
             </w:r>
             <w:r>
               <w:rPr>
@@ -5283,6 +5297,15 @@
             <w:pPr>
               <w:spacing w:after="0" w:before="0"/>
             </w:pPr>
+            <w:r>
+              <w:rPr>
+                <w:rFonts w:ascii="Calibri" w:cs="Calibri" w:eastAsia="Calibri" w:hAnsi="Calibri"/>
+                <w:color w:val="33405F"/>
+                <w:sz w:val="17"/>
+                <w:szCs w:val="17"/>
+              </w:rPr>
+              <w:t xml:space="preserve">Notiere die Strophe.</w:t>
+            </w:r>
           </w:p>
         </w:tc>
       </w:tr>
@@ -5292,48 +5315,138 @@
         </w:trPr>
         <w:tc>
           <w:tcPr>
-            <w:tcW w:type="dxa" w:w="10806"/>
-            <w:gridSpan w:val="3"/>
-            <w:tcBorders>
-              <w:top w:val="single" w:color="C9D3EA" w:sz="6"/>
-              <w:left w:val="single" w:color="C9D3EA" w:sz="6"/>
-              <w:bottom w:val="single" w:color="C9D3EA" w:sz="6"/>
-              <w:right w:val="single" w:color="C9D3EA" w:sz="6"/>
-            </w:tcBorders>
-            <w:shd w:fill="D9534F" w:color="auto" w:val="clear"/>
-            <w:tcMar>
-              <w:top w:type="dxa" w:w="40"/>
-              <w:left w:type="dxa" w:w="80"/>
-              <w:bottom w:type="dxa" w:w="40"/>
-              <w:right w:type="dxa" w:w="100"/>
-            </w:tcMar>
-            <w:vAlign w:val="center"/>
-          </w:tcPr>
-          <w:p>
-            <w:pPr>
-              <w:spacing w:after="0" w:before="0"/>
-            </w:pPr>
-            <w:r>
-              <w:rPr>
-                <w:rFonts w:ascii="Cambria" w:cs="Cambria" w:eastAsia="Cambria" w:hAnsi="Cambria"/>
-                <w:b/>
-                <w:bCs/>
-                <w:color w:val="FFFFFF"/>
-                <w:sz w:val="20"/>
-                <w:szCs w:val="20"/>
-              </w:rPr>
-              <w:t xml:space="preserve">3  Verben und Zeitformen</w:t>
-            </w:r>
-            <w:r>
-              <w:rPr>
-                <w:rFonts w:ascii="Calibri" w:cs="Calibri" w:eastAsia="Calibri" w:hAnsi="Calibri"/>
-                <w:i/>
-                <w:iCs/>
-                <w:color w:val="FFFFFF"/>
-                <w:sz w:val="18"/>
-                <w:szCs w:val="18"/>
-              </w:rPr>
-              <w:t xml:space="preserve">   czasowniki i czasy</w:t>
+            <w:tcW w:type="dxa" w:w="3050"/>
+            <w:tcBorders>
+              <w:top w:val="single" w:color="C9D3EA" w:sz="6"/>
+              <w:left w:val="single" w:color="C9D3EA" w:sz="6"/>
+              <w:bottom w:val="single" w:color="C9D3EA" w:sz="6"/>
+              <w:right w:val="single" w:color="C9D3EA" w:sz="6"/>
+            </w:tcBorders>
+            <w:tcMar>
+              <w:top w:type="dxa" w:w="25"/>
+              <w:left w:type="dxa" w:w="80"/>
+              <w:bottom w:type="dxa" w:w="25"/>
+              <w:right w:type="dxa" w:w="100"/>
+            </w:tcMar>
+            <w:vAlign w:val="center"/>
+          </w:tcPr>
+          <w:p>
+            <w:pPr>
+              <w:spacing w:after="0" w:before="0"/>
+            </w:pPr>
+            <w:r>
+              <w:rPr>
+                <w:rFonts w:ascii="Calibri" w:cs="Calibri" w:eastAsia="Calibri" w:hAnsi="Calibri"/>
+                <w:b/>
+                <w:bCs/>
+                <w:color w:val="1E2761"/>
+                <w:sz w:val="19"/>
+                <w:szCs w:val="19"/>
+              </w:rPr>
+              <w:t xml:space="preserve">nacherzählen</w:t>
+            </w:r>
+          </w:p>
+          <w:p>
+            <w:pPr>
+              <w:spacing w:after="0" w:before="0"/>
+            </w:pPr>
+            <w:r>
+              <w:rPr>
+                <w:rFonts w:ascii="Calibri" w:cs="Calibri" w:eastAsia="Calibri" w:hAnsi="Calibri"/>
+                <w:color w:val="5B6B8C"/>
+                <w:sz w:val="15"/>
+                <w:szCs w:val="15"/>
+              </w:rPr>
+              <w:t xml:space="preserve">Erzähle nach!</w:t>
+            </w:r>
+          </w:p>
+        </w:tc>
+        <w:tc>
+          <w:tcPr>
+            <w:tcW w:type="dxa" w:w="3350"/>
+            <w:tcBorders>
+              <w:top w:val="single" w:color="C9D3EA" w:sz="6"/>
+              <w:left w:val="single" w:color="C9D3EA" w:sz="6"/>
+              <w:bottom w:val="single" w:color="C9D3EA" w:sz="6"/>
+              <w:right w:val="single" w:color="C9D3EA" w:sz="6"/>
+            </w:tcBorders>
+            <w:shd w:fill="FBFCFF" w:color="auto" w:val="clear"/>
+            <w:tcMar>
+              <w:top w:type="dxa" w:w="25"/>
+              <w:left w:type="dxa" w:w="80"/>
+              <w:bottom w:type="dxa" w:w="25"/>
+              <w:right w:type="dxa" w:w="100"/>
+            </w:tcMar>
+            <w:vAlign w:val="center"/>
+          </w:tcPr>
+          <w:p>
+            <w:pPr>
+              <w:spacing w:after="0" w:before="0"/>
+            </w:pPr>
+            <w:r>
+              <w:rPr>
+                <w:rFonts w:ascii="Calibri" w:cs="Calibri" w:eastAsia="Calibri" w:hAnsi="Calibri"/>
+                <w:b w:val="false"/>
+                <w:bCs w:val="false"/>
+                <w:color w:val="000000"/>
+                <w:sz w:val="18"/>
+                <w:szCs w:val="18"/>
+              </w:rPr>
+              <w:t xml:space="preserve"/>
+            </w:r>
+            <w:r>
+              <w:rPr>
+                <w:rFonts w:ascii="Calibri" w:cs="Calibri" w:eastAsia="Calibri" w:hAnsi="Calibri"/>
+                <w:b/>
+                <w:bCs/>
+                <w:color w:val="000000"/>
+                <w:sz w:val="18"/>
+                <w:szCs w:val="18"/>
+              </w:rPr>
+              <w:t xml:space="preserve">opowiedzieć własnymi słowami</w:t>
+            </w:r>
+            <w:r>
+              <w:rPr>
+                <w:rFonts w:ascii="Calibri" w:cs="Calibri" w:eastAsia="Calibri" w:hAnsi="Calibri"/>
+                <w:b w:val="false"/>
+                <w:bCs w:val="false"/>
+                <w:color w:val="000000"/>
+                <w:sz w:val="18"/>
+                <w:szCs w:val="18"/>
+              </w:rPr>
+              <w:t xml:space="preserve"/>
+            </w:r>
+          </w:p>
+        </w:tc>
+        <w:tc>
+          <w:tcPr>
+            <w:tcW w:type="dxa" w:w="4406"/>
+            <w:tcBorders>
+              <w:top w:val="single" w:color="C9D3EA" w:sz="6"/>
+              <w:left w:val="single" w:color="C9D3EA" w:sz="6"/>
+              <w:bottom w:val="single" w:color="C9D3EA" w:sz="6"/>
+              <w:right w:val="single" w:color="C9D3EA" w:sz="6"/>
+            </w:tcBorders>
+            <w:tcMar>
+              <w:top w:type="dxa" w:w="25"/>
+              <w:left w:type="dxa" w:w="80"/>
+              <w:bottom w:type="dxa" w:w="25"/>
+              <w:right w:type="dxa" w:w="100"/>
+            </w:tcMar>
+            <w:vAlign w:val="center"/>
+          </w:tcPr>
+          <w:p>
+            <w:pPr>
+              <w:spacing w:after="0" w:before="0"/>
+            </w:pPr>
+            <w:r>
+              <w:rPr>
+                <w:rFonts w:ascii="Calibri" w:cs="Calibri" w:eastAsia="Calibri" w:hAnsi="Calibri"/>
+                <w:color w:val="33405F"/>
+                <w:sz w:val="17"/>
+                <w:szCs w:val="17"/>
+              </w:rPr>
+              <w:t xml:space="preserve">Erzählt die Ballade nach.</w:t>
             </w:r>
           </w:p>
         </w:tc>
@@ -5372,21 +5485,7 @@
                 <w:sz w:val="19"/>
                 <w:szCs w:val="19"/>
               </w:rPr>
-              <w:t xml:space="preserve">das Verb</w:t>
-            </w:r>
-          </w:p>
-          <w:p>
-            <w:pPr>
-              <w:spacing w:after="0" w:before="0"/>
-            </w:pPr>
-            <w:r>
-              <w:rPr>
-                <w:rFonts w:ascii="Calibri" w:cs="Calibri" w:eastAsia="Calibri" w:hAnsi="Calibri"/>
-                <w:color w:val="5B6B8C"/>
-                <w:sz w:val="15"/>
-                <w:szCs w:val="15"/>
-              </w:rPr>
-              <w:t xml:space="preserve">die Verben</w:t>
+              <w:t xml:space="preserve">Fertig? Stift hinlegen.</w:t>
             </w:r>
           </w:p>
         </w:tc>
@@ -5432,7 +5531,7 @@
                 <w:sz w:val="18"/>
                 <w:szCs w:val="18"/>
               </w:rPr>
-              <w:t xml:space="preserve">czasownik</w:t>
+              <w:t xml:space="preserve">Gotowe? Odłóż długopis.</w:t>
             </w:r>
             <w:r>
               <w:rPr>
@@ -5468,15 +5567,6 @@
             <w:pPr>
               <w:spacing w:after="0" w:before="0"/>
             </w:pPr>
-            <w:r>
-              <w:rPr>
-                <w:rFonts w:ascii="Calibri" w:cs="Calibri" w:eastAsia="Calibri" w:hAnsi="Calibri"/>
-                <w:color w:val="33405F"/>
-                <w:sz w:val="17"/>
-                <w:szCs w:val="17"/>
-              </w:rPr>
-              <w:t xml:space="preserve">trainieren, laufen, heben</w:t>
-            </w:r>
           </w:p>
         </w:tc>
       </w:tr>
@@ -5486,180 +5576,48 @@
         </w:trPr>
         <w:tc>
           <w:tcPr>
-            <w:tcW w:type="dxa" w:w="3050"/>
-            <w:tcBorders>
-              <w:top w:val="single" w:color="C9D3EA" w:sz="6"/>
-              <w:left w:val="single" w:color="C9D3EA" w:sz="6"/>
-              <w:bottom w:val="single" w:color="C9D3EA" w:sz="6"/>
-              <w:right w:val="single" w:color="C9D3EA" w:sz="6"/>
-            </w:tcBorders>
-            <w:tcMar>
-              <w:top w:type="dxa" w:w="25"/>
-              <w:left w:type="dxa" w:w="80"/>
-              <w:bottom w:type="dxa" w:w="25"/>
-              <w:right w:type="dxa" w:w="100"/>
-            </w:tcMar>
-            <w:vAlign w:val="center"/>
-          </w:tcPr>
-          <w:p>
-            <w:pPr>
-              <w:spacing w:after="0" w:before="0"/>
-            </w:pPr>
-            <w:r>
-              <w:rPr>
-                <w:rFonts w:ascii="Calibri" w:cs="Calibri" w:eastAsia="Calibri" w:hAnsi="Calibri"/>
-                <w:b/>
-                <w:bCs/>
-                <w:color w:val="1E2761"/>
-                <w:sz w:val="19"/>
-                <w:szCs w:val="19"/>
-              </w:rPr>
-              <w:t xml:space="preserve">der Infinitiv</w:t>
-            </w:r>
-          </w:p>
-          <w:p>
-            <w:pPr>
-              <w:spacing w:after="0" w:before="0"/>
-            </w:pPr>
-            <w:r>
-              <w:rPr>
-                <w:rFonts w:ascii="Calibri" w:cs="Calibri" w:eastAsia="Calibri" w:hAnsi="Calibri"/>
-                <w:color w:val="5B6B8C"/>
-                <w:sz w:val="15"/>
-                <w:szCs w:val="15"/>
-              </w:rPr>
-              <w:t xml:space="preserve">die Infinitive</w:t>
-            </w:r>
-          </w:p>
-        </w:tc>
-        <w:tc>
-          <w:tcPr>
-            <w:tcW w:type="dxa" w:w="3350"/>
-            <w:tcBorders>
-              <w:top w:val="single" w:color="C9D3EA" w:sz="6"/>
-              <w:left w:val="single" w:color="C9D3EA" w:sz="6"/>
-              <w:bottom w:val="single" w:color="C9D3EA" w:sz="6"/>
-              <w:right w:val="single" w:color="C9D3EA" w:sz="6"/>
-            </w:tcBorders>
-            <w:shd w:fill="FBFCFF" w:color="auto" w:val="clear"/>
-            <w:tcMar>
-              <w:top w:type="dxa" w:w="25"/>
-              <w:left w:type="dxa" w:w="80"/>
-              <w:bottom w:type="dxa" w:w="25"/>
-              <w:right w:type="dxa" w:w="100"/>
-            </w:tcMar>
-            <w:vAlign w:val="center"/>
-          </w:tcPr>
-          <w:p>
-            <w:pPr>
-              <w:spacing w:after="0" w:before="0"/>
-            </w:pPr>
-            <w:r>
-              <w:rPr>
-                <w:rFonts w:ascii="Calibri" w:cs="Calibri" w:eastAsia="Calibri" w:hAnsi="Calibri"/>
-                <w:b w:val="false"/>
-                <w:bCs w:val="false"/>
-                <w:color w:val="000000"/>
-                <w:sz w:val="18"/>
-                <w:szCs w:val="18"/>
-              </w:rPr>
-              <w:t xml:space="preserve"/>
-            </w:r>
-            <w:r>
-              <w:rPr>
-                <w:rFonts w:ascii="Calibri" w:cs="Calibri" w:eastAsia="Calibri" w:hAnsi="Calibri"/>
-                <w:b/>
-                <w:bCs/>
-                <w:color w:val="000000"/>
-                <w:sz w:val="18"/>
-                <w:szCs w:val="18"/>
-              </w:rPr>
-              <w:t xml:space="preserve">bezokolicznik</w:t>
-            </w:r>
-            <w:r>
-              <w:rPr>
-                <w:rFonts w:ascii="Calibri" w:cs="Calibri" w:eastAsia="Calibri" w:hAnsi="Calibri"/>
-                <w:b w:val="false"/>
-                <w:bCs w:val="false"/>
-                <w:color w:val="000000"/>
-                <w:sz w:val="18"/>
-                <w:szCs w:val="18"/>
-              </w:rPr>
-              <w:t xml:space="preserve"/>
-            </w:r>
-          </w:p>
-        </w:tc>
-        <w:tc>
-          <w:tcPr>
-            <w:tcW w:type="dxa" w:w="4406"/>
-            <w:tcBorders>
-              <w:top w:val="single" w:color="C9D3EA" w:sz="6"/>
-              <w:left w:val="single" w:color="C9D3EA" w:sz="6"/>
-              <w:bottom w:val="single" w:color="C9D3EA" w:sz="6"/>
-              <w:right w:val="single" w:color="C9D3EA" w:sz="6"/>
-            </w:tcBorders>
-            <w:tcMar>
-              <w:top w:type="dxa" w:w="25"/>
-              <w:left w:type="dxa" w:w="80"/>
-              <w:bottom w:type="dxa" w:w="25"/>
-              <w:right w:type="dxa" w:w="100"/>
-            </w:tcMar>
-            <w:vAlign w:val="center"/>
-          </w:tcPr>
-          <w:p>
-            <w:pPr>
-              <w:spacing w:after="0" w:before="0"/>
-            </w:pPr>
-            <w:r>
-              <w:rPr>
-                <w:rFonts w:ascii="Calibri" w:cs="Calibri" w:eastAsia="Calibri" w:hAnsi="Calibri"/>
-                <w:b/>
-                <w:bCs/>
-                <w:color w:val="3F7CC4"/>
-                <w:sz w:val="17"/>
-                <w:szCs w:val="17"/>
-              </w:rPr>
-              <w:t xml:space="preserve">gewinnen</w:t>
-            </w:r>
-            <w:r>
-              <w:rPr>
-                <w:rFonts w:ascii="Calibri" w:cs="Calibri" w:eastAsia="Calibri" w:hAnsi="Calibri"/>
-                <w:color w:val="33405F"/>
-                <w:sz w:val="17"/>
-                <w:szCs w:val="17"/>
-              </w:rPr>
-              <w:t xml:space="preserve">, </w:t>
-            </w:r>
-            <w:r>
-              <w:rPr>
-                <w:rFonts w:ascii="Calibri" w:cs="Calibri" w:eastAsia="Calibri" w:hAnsi="Calibri"/>
-                <w:b/>
-                <w:bCs/>
-                <w:color w:val="3F7CC4"/>
-                <w:sz w:val="17"/>
-                <w:szCs w:val="17"/>
-              </w:rPr>
-              <w:t xml:space="preserve">laufen</w:t>
-            </w:r>
-            <w:r>
-              <w:rPr>
-                <w:rFonts w:ascii="Calibri" w:cs="Calibri" w:eastAsia="Calibri" w:hAnsi="Calibri"/>
-                <w:color w:val="33405F"/>
-                <w:sz w:val="17"/>
-                <w:szCs w:val="17"/>
-              </w:rPr>
-              <w:t xml:space="preserve">, </w:t>
-            </w:r>
-            <w:r>
-              <w:rPr>
-                <w:rFonts w:ascii="Calibri" w:cs="Calibri" w:eastAsia="Calibri" w:hAnsi="Calibri"/>
-                <w:b/>
-                <w:bCs/>
-                <w:color w:val="3F7CC4"/>
-                <w:sz w:val="17"/>
-                <w:szCs w:val="17"/>
-              </w:rPr>
-              <w:t xml:space="preserve">heben</w:t>
+            <w:tcW w:type="dxa" w:w="10806"/>
+            <w:gridSpan w:val="3"/>
+            <w:tcBorders>
+              <w:top w:val="single" w:color="C9D3EA" w:sz="6"/>
+              <w:left w:val="single" w:color="C9D3EA" w:sz="6"/>
+              <w:bottom w:val="single" w:color="C9D3EA" w:sz="6"/>
+              <w:right w:val="single" w:color="C9D3EA" w:sz="6"/>
+            </w:tcBorders>
+            <w:shd w:fill="D9534F" w:color="auto" w:val="clear"/>
+            <w:tcMar>
+              <w:top w:type="dxa" w:w="40"/>
+              <w:left w:type="dxa" w:w="80"/>
+              <w:bottom w:type="dxa" w:w="40"/>
+              <w:right w:type="dxa" w:w="100"/>
+            </w:tcMar>
+            <w:vAlign w:val="center"/>
+          </w:tcPr>
+          <w:p>
+            <w:pPr>
+              <w:spacing w:after="0" w:before="0"/>
+            </w:pPr>
+            <w:r>
+              <w:rPr>
+                <w:rFonts w:ascii="Cambria" w:cs="Cambria" w:eastAsia="Cambria" w:hAnsi="Cambria"/>
+                <w:b/>
+                <w:bCs/>
+                <w:color w:val="FFFFFF"/>
+                <w:sz w:val="20"/>
+                <w:szCs w:val="20"/>
+              </w:rPr>
+              <w:t xml:space="preserve">3  Verben und Zeitformen</w:t>
+            </w:r>
+            <w:r>
+              <w:rPr>
+                <w:rFonts w:ascii="Calibri" w:cs="Calibri" w:eastAsia="Calibri" w:hAnsi="Calibri"/>
+                <w:i/>
+                <w:iCs/>
+                <w:color w:val="FFFFFF"/>
+                <w:sz w:val="18"/>
+                <w:szCs w:val="18"/>
+              </w:rPr>
+              <w:t xml:space="preserve">   czasowniki i czasy</w:t>
             </w:r>
           </w:p>
         </w:tc>
@@ -5698,7 +5656,7 @@
                 <w:sz w:val="19"/>
                 <w:szCs w:val="19"/>
               </w:rPr>
-              <w:t xml:space="preserve">die finite Form (Personalform)</w:t>
+              <w:t xml:space="preserve">das Verb</w:t>
             </w:r>
           </w:p>
           <w:p>
@@ -5712,7 +5670,7 @@
                 <w:sz w:val="15"/>
                 <w:szCs w:val="15"/>
               </w:rPr>
-              <w:t xml:space="preserve">finit</w:t>
+              <w:t xml:space="preserve">die Verben</w:t>
             </w:r>
           </w:p>
         </w:tc>
@@ -5758,18 +5716,18 @@
                 <w:sz w:val="18"/>
                 <w:szCs w:val="18"/>
               </w:rPr>
-              <w:t xml:space="preserve">forma osobowa</w:t>
-            </w:r>
-            <w:r>
-              <w:rPr>
-                <w:rFonts w:ascii="Calibri" w:cs="Calibri" w:eastAsia="Calibri" w:hAnsi="Calibri"/>
-                <w:b w:val="false"/>
-                <w:bCs w:val="false"/>
-                <w:color w:val="000000"/>
-                <w:sz w:val="18"/>
-                <w:szCs w:val="18"/>
-              </w:rPr>
-              <w:t xml:space="preserve"> (odmieniona przez osoby)</w:t>
+              <w:t xml:space="preserve">czasownik</w:t>
+            </w:r>
+            <w:r>
+              <w:rPr>
+                <w:rFonts w:ascii="Calibri" w:cs="Calibri" w:eastAsia="Calibri" w:hAnsi="Calibri"/>
+                <w:b w:val="false"/>
+                <w:bCs w:val="false"/>
+                <w:color w:val="000000"/>
+                <w:sz w:val="18"/>
+                <w:szCs w:val="18"/>
+              </w:rPr>
+              <w:t xml:space="preserve"/>
             </w:r>
           </w:p>
         </w:tc>
@@ -5801,7 +5759,7 @@
                 <w:sz w:val="17"/>
                 <w:szCs w:val="17"/>
               </w:rPr>
-              <w:t xml:space="preserve">Ich trainiere. Er läuft.</w:t>
+              <w:t xml:space="preserve">trainieren, laufen, heben</w:t>
             </w:r>
           </w:p>
         </w:tc>
@@ -5840,7 +5798,21 @@
                 <w:sz w:val="19"/>
                 <w:szCs w:val="19"/>
               </w:rPr>
-              <w:t xml:space="preserve">infinit</w:t>
+              <w:t xml:space="preserve">der Infinitiv</w:t>
+            </w:r>
+          </w:p>
+          <w:p>
+            <w:pPr>
+              <w:spacing w:after="0" w:before="0"/>
+            </w:pPr>
+            <w:r>
+              <w:rPr>
+                <w:rFonts w:ascii="Calibri" w:cs="Calibri" w:eastAsia="Calibri" w:hAnsi="Calibri"/>
+                <w:color w:val="5B6B8C"/>
+                <w:sz w:val="15"/>
+                <w:szCs w:val="15"/>
+              </w:rPr>
+              <w:t xml:space="preserve">die Infinitive</w:t>
             </w:r>
           </w:p>
         </w:tc>
@@ -5886,18 +5858,18 @@
                 <w:sz w:val="18"/>
                 <w:szCs w:val="18"/>
               </w:rPr>
-              <w:t xml:space="preserve">nieodmieniony</w:t>
-            </w:r>
-            <w:r>
-              <w:rPr>
-                <w:rFonts w:ascii="Calibri" w:cs="Calibri" w:eastAsia="Calibri" w:hAnsi="Calibri"/>
-                <w:b w:val="false"/>
-                <w:bCs w:val="false"/>
-                <w:color w:val="000000"/>
-                <w:sz w:val="18"/>
-                <w:szCs w:val="18"/>
-              </w:rPr>
-              <w:t xml:space="preserve"> (bezokolicznik, Partizip II)</w:t>
+              <w:t xml:space="preserve">bezokolicznik</w:t>
+            </w:r>
+            <w:r>
+              <w:rPr>
+                <w:rFonts w:ascii="Calibri" w:cs="Calibri" w:eastAsia="Calibri" w:hAnsi="Calibri"/>
+                <w:b w:val="false"/>
+                <w:bCs w:val="false"/>
+                <w:color w:val="000000"/>
+                <w:sz w:val="18"/>
+                <w:szCs w:val="18"/>
+              </w:rPr>
+              <w:t xml:space="preserve"/>
             </w:r>
           </w:p>
         </w:tc>
@@ -5947,11 +5919,31 @@
                 <w:rFonts w:ascii="Calibri" w:cs="Calibri" w:eastAsia="Calibri" w:hAnsi="Calibri"/>
                 <w:b/>
                 <w:bCs/>
-                <w:color w:val="C98A1E"/>
+                <w:color w:val="3F7CC4"/>
                 <w:sz w:val="17"/>
                 <w:szCs w:val="17"/>
               </w:rPr>
-              <w:t xml:space="preserve">gewonnen</w:t>
+              <w:t xml:space="preserve">laufen</w:t>
+            </w:r>
+            <w:r>
+              <w:rPr>
+                <w:rFonts w:ascii="Calibri" w:cs="Calibri" w:eastAsia="Calibri" w:hAnsi="Calibri"/>
+                <w:color w:val="33405F"/>
+                <w:sz w:val="17"/>
+                <w:szCs w:val="17"/>
+              </w:rPr>
+              <w:t xml:space="preserve">, </w:t>
+            </w:r>
+            <w:r>
+              <w:rPr>
+                <w:rFonts w:ascii="Calibri" w:cs="Calibri" w:eastAsia="Calibri" w:hAnsi="Calibri"/>
+                <w:b/>
+                <w:bCs/>
+                <w:color w:val="3F7CC4"/>
+                <w:sz w:val="17"/>
+                <w:szCs w:val="17"/>
+              </w:rPr>
+              <w:t xml:space="preserve">heben</w:t>
             </w:r>
           </w:p>
         </w:tc>
@@ -5990,7 +5982,7 @@
                 <w:sz w:val="19"/>
                 <w:szCs w:val="19"/>
               </w:rPr>
-              <w:t xml:space="preserve">konjugieren</w:t>
+              <w:t xml:space="preserve">die finite Form (Personalform)</w:t>
             </w:r>
           </w:p>
           <w:p>
@@ -6004,7 +5996,7 @@
                 <w:sz w:val="15"/>
                 <w:szCs w:val="15"/>
               </w:rPr>
-              <w:t xml:space="preserve">die Konjugation</w:t>
+              <w:t xml:space="preserve">finit</w:t>
             </w:r>
           </w:p>
         </w:tc>
@@ -6050,40 +6042,18 @@
                 <w:sz w:val="18"/>
                 <w:szCs w:val="18"/>
               </w:rPr>
-              <w:t xml:space="preserve">odmieniać przez osoby</w:t>
-            </w:r>
-            <w:r>
-              <w:rPr>
-                <w:rFonts w:ascii="Calibri" w:cs="Calibri" w:eastAsia="Calibri" w:hAnsi="Calibri"/>
-                <w:b w:val="false"/>
-                <w:bCs w:val="false"/>
-                <w:color w:val="000000"/>
-                <w:sz w:val="18"/>
-                <w:szCs w:val="18"/>
-              </w:rPr>
-              <w:t xml:space="preserve"> · </w:t>
-            </w:r>
-            <w:r>
-              <w:rPr>
-                <w:rFonts w:ascii="Calibri" w:cs="Calibri" w:eastAsia="Calibri" w:hAnsi="Calibri"/>
-                <w:b/>
-                <w:bCs/>
-                <w:color w:val="000000"/>
-                <w:sz w:val="18"/>
-                <w:szCs w:val="18"/>
-              </w:rPr>
-              <w:t xml:space="preserve">odmiana</w:t>
-            </w:r>
-            <w:r>
-              <w:rPr>
-                <w:rFonts w:ascii="Calibri" w:cs="Calibri" w:eastAsia="Calibri" w:hAnsi="Calibri"/>
-                <w:b w:val="false"/>
-                <w:bCs w:val="false"/>
-                <w:color w:val="000000"/>
-                <w:sz w:val="18"/>
-                <w:szCs w:val="18"/>
-              </w:rPr>
-              <w:t xml:space="preserve"/>
+              <w:t xml:space="preserve">forma osobowa</w:t>
+            </w:r>
+            <w:r>
+              <w:rPr>
+                <w:rFonts w:ascii="Calibri" w:cs="Calibri" w:eastAsia="Calibri" w:hAnsi="Calibri"/>
+                <w:b w:val="false"/>
+                <w:bCs w:val="false"/>
+                <w:color w:val="000000"/>
+                <w:sz w:val="18"/>
+                <w:szCs w:val="18"/>
+              </w:rPr>
+              <w:t xml:space="preserve"> (odmieniona przez osoby)</w:t>
             </w:r>
           </w:p>
         </w:tc>
@@ -6115,7 +6085,7 @@
                 <w:sz w:val="17"/>
                 <w:szCs w:val="17"/>
               </w:rPr>
-              <w:t xml:space="preserve">ich laufe, du läufst, er läuft</w:t>
+              <w:t xml:space="preserve">Ich trainiere. Er läuft.</w:t>
             </w:r>
           </w:p>
         </w:tc>
@@ -6154,21 +6124,7 @@
                 <w:sz w:val="19"/>
                 <w:szCs w:val="19"/>
               </w:rPr>
-              <w:t xml:space="preserve">der Stamm · die Endung</w:t>
-            </w:r>
-          </w:p>
-          <w:p>
-            <w:pPr>
-              <w:spacing w:after="0" w:before="0"/>
-            </w:pPr>
-            <w:r>
-              <w:rPr>
-                <w:rFonts w:ascii="Calibri" w:cs="Calibri" w:eastAsia="Calibri" w:hAnsi="Calibri"/>
-                <w:color w:val="5B6B8C"/>
-                <w:sz w:val="15"/>
-                <w:szCs w:val="15"/>
-              </w:rPr>
-              <w:t xml:space="preserve">die Endungen</w:t>
+              <w:t xml:space="preserve">infinit</w:t>
             </w:r>
           </w:p>
         </w:tc>
@@ -6214,40 +6170,18 @@
                 <w:sz w:val="18"/>
                 <w:szCs w:val="18"/>
               </w:rPr>
-              <w:t xml:space="preserve">temat</w:t>
-            </w:r>
-            <w:r>
-              <w:rPr>
-                <w:rFonts w:ascii="Calibri" w:cs="Calibri" w:eastAsia="Calibri" w:hAnsi="Calibri"/>
-                <w:b w:val="false"/>
-                <w:bCs w:val="false"/>
-                <w:color w:val="000000"/>
-                <w:sz w:val="18"/>
-                <w:szCs w:val="18"/>
-              </w:rPr>
-              <w:t xml:space="preserve"> · </w:t>
-            </w:r>
-            <w:r>
-              <w:rPr>
-                <w:rFonts w:ascii="Calibri" w:cs="Calibri" w:eastAsia="Calibri" w:hAnsi="Calibri"/>
-                <w:b/>
-                <w:bCs/>
-                <w:color w:val="000000"/>
-                <w:sz w:val="18"/>
-                <w:szCs w:val="18"/>
-              </w:rPr>
-              <w:t xml:space="preserve">końcówka</w:t>
-            </w:r>
-            <w:r>
-              <w:rPr>
-                <w:rFonts w:ascii="Calibri" w:cs="Calibri" w:eastAsia="Calibri" w:hAnsi="Calibri"/>
-                <w:b w:val="false"/>
-                <w:bCs w:val="false"/>
-                <w:color w:val="000000"/>
-                <w:sz w:val="18"/>
-                <w:szCs w:val="18"/>
-              </w:rPr>
-              <w:t xml:space="preserve"/>
+              <w:t xml:space="preserve">nieodmieniony</w:t>
+            </w:r>
+            <w:r>
+              <w:rPr>
+                <w:rFonts w:ascii="Calibri" w:cs="Calibri" w:eastAsia="Calibri" w:hAnsi="Calibri"/>
+                <w:b w:val="false"/>
+                <w:bCs w:val="false"/>
+                <w:color w:val="000000"/>
+                <w:sz w:val="18"/>
+                <w:szCs w:val="18"/>
+              </w:rPr>
+              <w:t xml:space="preserve"> (bezokolicznik, Partizip II)</w:t>
             </w:r>
           </w:p>
         </w:tc>
@@ -6272,6 +6206,17 @@
             <w:pPr>
               <w:spacing w:after="0" w:before="0"/>
             </w:pPr>
+            <w:r>
+              <w:rPr>
+                <w:rFonts w:ascii="Calibri" w:cs="Calibri" w:eastAsia="Calibri" w:hAnsi="Calibri"/>
+                <w:b/>
+                <w:bCs/>
+                <w:color w:val="3F7CC4"/>
+                <w:sz w:val="17"/>
+                <w:szCs w:val="17"/>
+              </w:rPr>
+              <w:t xml:space="preserve">gewinnen</w:t>
+            </w:r>
             <w:r>
               <w:rPr>
                 <w:rFonts w:ascii="Calibri" w:cs="Calibri" w:eastAsia="Calibri" w:hAnsi="Calibri"/>
@@ -6279,7 +6224,18 @@
                 <w:sz w:val="17"/>
                 <w:szCs w:val="17"/>
               </w:rPr>
-              <w:t xml:space="preserve">lauf-en: Stamm „lauf“, Endung „-en“</w:t>
+              <w:t xml:space="preserve">, </w:t>
+            </w:r>
+            <w:r>
+              <w:rPr>
+                <w:rFonts w:ascii="Calibri" w:cs="Calibri" w:eastAsia="Calibri" w:hAnsi="Calibri"/>
+                <w:b/>
+                <w:bCs/>
+                <w:color w:val="C98A1E"/>
+                <w:sz w:val="17"/>
+                <w:szCs w:val="17"/>
+              </w:rPr>
+              <w:t xml:space="preserve">gewonnen</w:t>
             </w:r>
           </w:p>
         </w:tc>
@@ -6318,7 +6274,7 @@
                 <w:sz w:val="19"/>
                 <w:szCs w:val="19"/>
               </w:rPr>
-              <w:t xml:space="preserve">die Person</w:t>
+              <w:t xml:space="preserve">konjugieren</w:t>
             </w:r>
           </w:p>
           <w:p>
@@ -6332,7 +6288,7 @@
                 <w:sz w:val="15"/>
                 <w:szCs w:val="15"/>
               </w:rPr>
-              <w:t xml:space="preserve">1., 2., 3. Person</w:t>
+              <w:t xml:space="preserve">die Konjugation</w:t>
             </w:r>
           </w:p>
         </w:tc>
@@ -6378,7 +6334,29 @@
                 <w:sz w:val="18"/>
                 <w:szCs w:val="18"/>
               </w:rPr>
-              <w:t xml:space="preserve">osoba</w:t>
+              <w:t xml:space="preserve">odmieniać przez osoby</w:t>
+            </w:r>
+            <w:r>
+              <w:rPr>
+                <w:rFonts w:ascii="Calibri" w:cs="Calibri" w:eastAsia="Calibri" w:hAnsi="Calibri"/>
+                <w:b w:val="false"/>
+                <w:bCs w:val="false"/>
+                <w:color w:val="000000"/>
+                <w:sz w:val="18"/>
+                <w:szCs w:val="18"/>
+              </w:rPr>
+              <w:t xml:space="preserve"> · </w:t>
+            </w:r>
+            <w:r>
+              <w:rPr>
+                <w:rFonts w:ascii="Calibri" w:cs="Calibri" w:eastAsia="Calibri" w:hAnsi="Calibri"/>
+                <w:b/>
+                <w:bCs/>
+                <w:color w:val="000000"/>
+                <w:sz w:val="18"/>
+                <w:szCs w:val="18"/>
+              </w:rPr>
+              <w:t xml:space="preserve">odmiana</w:t>
             </w:r>
             <w:r>
               <w:rPr>
@@ -6421,7 +6399,7 @@
                 <w:sz w:val="17"/>
                 <w:szCs w:val="17"/>
               </w:rPr>
-              <w:t xml:space="preserve">ich (1.), du (2.), er/sie/es (3.)</w:t>
+              <w:t xml:space="preserve">ich laufe, du läufst, er läuft</w:t>
             </w:r>
           </w:p>
         </w:tc>
@@ -6460,7 +6438,21 @@
                 <w:sz w:val="19"/>
                 <w:szCs w:val="19"/>
               </w:rPr>
-              <w:t xml:space="preserve">der Numerus: Singular · Plural</w:t>
+              <w:t xml:space="preserve">der Stamm · die Endung</w:t>
+            </w:r>
+          </w:p>
+          <w:p>
+            <w:pPr>
+              <w:spacing w:after="0" w:before="0"/>
+            </w:pPr>
+            <w:r>
+              <w:rPr>
+                <w:rFonts w:ascii="Calibri" w:cs="Calibri" w:eastAsia="Calibri" w:hAnsi="Calibri"/>
+                <w:color w:val="5B6B8C"/>
+                <w:sz w:val="15"/>
+                <w:szCs w:val="15"/>
+              </w:rPr>
+              <w:t xml:space="preserve">die Endungen</w:t>
             </w:r>
           </w:p>
         </w:tc>
@@ -6506,7 +6498,7 @@
                 <w:sz w:val="18"/>
                 <w:szCs w:val="18"/>
               </w:rPr>
-              <w:t xml:space="preserve">liczba: pojedyncza</w:t>
+              <w:t xml:space="preserve">temat</w:t>
             </w:r>
             <w:r>
               <w:rPr>
@@ -6528,7 +6520,7 @@
                 <w:sz w:val="18"/>
                 <w:szCs w:val="18"/>
               </w:rPr>
-              <w:t xml:space="preserve">mnoga</w:t>
+              <w:t xml:space="preserve">końcówka</w:t>
             </w:r>
             <w:r>
               <w:rPr>
@@ -6571,7 +6563,7 @@
                 <w:sz w:val="17"/>
                 <w:szCs w:val="17"/>
               </w:rPr>
-              <w:t xml:space="preserve">ich laufe (Sg.) · wir laufen (Pl.)</w:t>
+              <w:t xml:space="preserve">lauf-en: Stamm „lauf“, Endung „-en“</w:t>
             </w:r>
           </w:p>
         </w:tc>
@@ -6610,7 +6602,7 @@
                 <w:sz w:val="19"/>
                 <w:szCs w:val="19"/>
               </w:rPr>
-              <w:t xml:space="preserve">das Personalpronomen</w:t>
+              <w:t xml:space="preserve">die Person</w:t>
             </w:r>
           </w:p>
           <w:p>
@@ -6624,7 +6616,7 @@
                 <w:sz w:val="15"/>
                 <w:szCs w:val="15"/>
               </w:rPr>
-              <w:t xml:space="preserve">die Personalpronomen</w:t>
+              <w:t xml:space="preserve">1., 2., 3. Person</w:t>
             </w:r>
           </w:p>
         </w:tc>
@@ -6670,7 +6662,7 @@
                 <w:sz w:val="18"/>
                 <w:szCs w:val="18"/>
               </w:rPr>
-              <w:t xml:space="preserve">zaimek osobowy</w:t>
+              <w:t xml:space="preserve">osoba</w:t>
             </w:r>
             <w:r>
               <w:rPr>
@@ -6713,7 +6705,7 @@
                 <w:sz w:val="17"/>
                 <w:szCs w:val="17"/>
               </w:rPr>
-              <w:t xml:space="preserve">ich, du, er, sie, es, wir, ihr, sie</w:t>
+              <w:t xml:space="preserve">ich (1.), du (2.), er/sie/es (3.)</w:t>
             </w:r>
           </w:p>
         </w:tc>
@@ -6752,21 +6744,7 @@
                 <w:sz w:val="19"/>
                 <w:szCs w:val="19"/>
               </w:rPr>
-              <w:t xml:space="preserve">das Tempus · die Zeitform</w:t>
-            </w:r>
-          </w:p>
-          <w:p>
-            <w:pPr>
-              <w:spacing w:after="0" w:before="0"/>
-            </w:pPr>
-            <w:r>
-              <w:rPr>
-                <w:rFonts w:ascii="Calibri" w:cs="Calibri" w:eastAsia="Calibri" w:hAnsi="Calibri"/>
-                <w:color w:val="5B6B8C"/>
-                <w:sz w:val="15"/>
-                <w:szCs w:val="15"/>
-              </w:rPr>
-              <w:t xml:space="preserve">die Tempora · die Zeitformen</w:t>
+              <w:t xml:space="preserve">der Numerus: Singular · Plural</w:t>
             </w:r>
           </w:p>
         </w:tc>
@@ -6812,7 +6790,29 @@
                 <w:sz w:val="18"/>
                 <w:szCs w:val="18"/>
               </w:rPr>
-              <w:t xml:space="preserve">czas gramatyczny</w:t>
+              <w:t xml:space="preserve">liczba: pojedyncza</w:t>
+            </w:r>
+            <w:r>
+              <w:rPr>
+                <w:rFonts w:ascii="Calibri" w:cs="Calibri" w:eastAsia="Calibri" w:hAnsi="Calibri"/>
+                <w:b w:val="false"/>
+                <w:bCs w:val="false"/>
+                <w:color w:val="000000"/>
+                <w:sz w:val="18"/>
+                <w:szCs w:val="18"/>
+              </w:rPr>
+              <w:t xml:space="preserve"> · </w:t>
+            </w:r>
+            <w:r>
+              <w:rPr>
+                <w:rFonts w:ascii="Calibri" w:cs="Calibri" w:eastAsia="Calibri" w:hAnsi="Calibri"/>
+                <w:b/>
+                <w:bCs/>
+                <w:color w:val="000000"/>
+                <w:sz w:val="18"/>
+                <w:szCs w:val="18"/>
+              </w:rPr>
+              <w:t xml:space="preserve">mnoga</w:t>
             </w:r>
             <w:r>
               <w:rPr>
@@ -6848,6 +6848,15 @@
             <w:pPr>
               <w:spacing w:after="0" w:before="0"/>
             </w:pPr>
+            <w:r>
+              <w:rPr>
+                <w:rFonts w:ascii="Calibri" w:cs="Calibri" w:eastAsia="Calibri" w:hAnsi="Calibri"/>
+                <w:color w:val="33405F"/>
+                <w:sz w:val="17"/>
+                <w:szCs w:val="17"/>
+              </w:rPr>
+              <w:t xml:space="preserve">ich laufe (Sg.) · wir laufen (Pl.)</w:t>
+            </w:r>
           </w:p>
         </w:tc>
       </w:tr>
@@ -6885,7 +6894,21 @@
                 <w:sz w:val="19"/>
                 <w:szCs w:val="19"/>
               </w:rPr>
-              <w:t xml:space="preserve">der Zeitstrahl</w:t>
+              <w:t xml:space="preserve">das Personalpronomen</w:t>
+            </w:r>
+          </w:p>
+          <w:p>
+            <w:pPr>
+              <w:spacing w:after="0" w:before="0"/>
+            </w:pPr>
+            <w:r>
+              <w:rPr>
+                <w:rFonts w:ascii="Calibri" w:cs="Calibri" w:eastAsia="Calibri" w:hAnsi="Calibri"/>
+                <w:color w:val="5B6B8C"/>
+                <w:sz w:val="15"/>
+                <w:szCs w:val="15"/>
+              </w:rPr>
+              <w:t xml:space="preserve">die Personalpronomen</w:t>
             </w:r>
           </w:p>
         </w:tc>
@@ -6931,7 +6954,7 @@
                 <w:sz w:val="18"/>
                 <w:szCs w:val="18"/>
               </w:rPr>
-              <w:t xml:space="preserve">oś czasu</w:t>
+              <w:t xml:space="preserve">zaimek osobowy</w:t>
             </w:r>
             <w:r>
               <w:rPr>
@@ -6967,6 +6990,15 @@
             <w:pPr>
               <w:spacing w:after="0" w:before="0"/>
             </w:pPr>
+            <w:r>
+              <w:rPr>
+                <w:rFonts w:ascii="Calibri" w:cs="Calibri" w:eastAsia="Calibri" w:hAnsi="Calibri"/>
+                <w:color w:val="33405F"/>
+                <w:sz w:val="17"/>
+                <w:szCs w:val="17"/>
+              </w:rPr>
+              <w:t xml:space="preserve">ich, du, er, sie, es, wir, ihr, sie</w:t>
+            </w:r>
           </w:p>
         </w:tc>
       </w:tr>
@@ -7004,7 +7036,21 @@
                 <w:sz w:val="19"/>
                 <w:szCs w:val="19"/>
               </w:rPr>
-              <w:t xml:space="preserve">die Vorvergangenheit · die Vergangenheit</w:t>
+              <w:t xml:space="preserve">das Tempus · die Zeitform</w:t>
+            </w:r>
+          </w:p>
+          <w:p>
+            <w:pPr>
+              <w:spacing w:after="0" w:before="0"/>
+            </w:pPr>
+            <w:r>
+              <w:rPr>
+                <w:rFonts w:ascii="Calibri" w:cs="Calibri" w:eastAsia="Calibri" w:hAnsi="Calibri"/>
+                <w:color w:val="5B6B8C"/>
+                <w:sz w:val="15"/>
+                <w:szCs w:val="15"/>
+              </w:rPr>
+              <w:t xml:space="preserve">die Tempora · die Zeitformen</w:t>
             </w:r>
           </w:p>
         </w:tc>
@@ -7050,29 +7096,7 @@
                 <w:sz w:val="18"/>
                 <w:szCs w:val="18"/>
               </w:rPr>
-              <w:t xml:space="preserve">zaprzeszłość</w:t>
-            </w:r>
-            <w:r>
-              <w:rPr>
-                <w:rFonts w:ascii="Calibri" w:cs="Calibri" w:eastAsia="Calibri" w:hAnsi="Calibri"/>
-                <w:b w:val="false"/>
-                <w:bCs w:val="false"/>
-                <w:color w:val="000000"/>
-                <w:sz w:val="18"/>
-                <w:szCs w:val="18"/>
-              </w:rPr>
-              <w:t xml:space="preserve"> · </w:t>
-            </w:r>
-            <w:r>
-              <w:rPr>
-                <w:rFonts w:ascii="Calibri" w:cs="Calibri" w:eastAsia="Calibri" w:hAnsi="Calibri"/>
-                <w:b/>
-                <w:bCs/>
-                <w:color w:val="000000"/>
-                <w:sz w:val="18"/>
-                <w:szCs w:val="18"/>
-              </w:rPr>
-              <w:t xml:space="preserve">przeszłość</w:t>
+              <w:t xml:space="preserve">czas gramatyczny</w:t>
             </w:r>
             <w:r>
               <w:rPr>
@@ -7145,7 +7169,7 @@
                 <w:sz w:val="19"/>
                 <w:szCs w:val="19"/>
               </w:rPr>
-              <w:t xml:space="preserve">die Gegenwart · die Zukunft</w:t>
+              <w:t xml:space="preserve">der Zeitstrahl</w:t>
             </w:r>
           </w:p>
         </w:tc>
@@ -7191,29 +7215,7 @@
                 <w:sz w:val="18"/>
                 <w:szCs w:val="18"/>
               </w:rPr>
-              <w:t xml:space="preserve">teraźniejszość</w:t>
-            </w:r>
-            <w:r>
-              <w:rPr>
-                <w:rFonts w:ascii="Calibri" w:cs="Calibri" w:eastAsia="Calibri" w:hAnsi="Calibri"/>
-                <w:b w:val="false"/>
-                <w:bCs w:val="false"/>
-                <w:color w:val="000000"/>
-                <w:sz w:val="18"/>
-                <w:szCs w:val="18"/>
-              </w:rPr>
-              <w:t xml:space="preserve"> · </w:t>
-            </w:r>
-            <w:r>
-              <w:rPr>
-                <w:rFonts w:ascii="Calibri" w:cs="Calibri" w:eastAsia="Calibri" w:hAnsi="Calibri"/>
-                <w:b/>
-                <w:bCs/>
-                <w:color w:val="000000"/>
-                <w:sz w:val="18"/>
-                <w:szCs w:val="18"/>
-              </w:rPr>
-              <w:t xml:space="preserve">przyszłość</w:t>
+              <w:t xml:space="preserve">oś czasu</w:t>
             </w:r>
             <w:r>
               <w:rPr>
@@ -7286,7 +7288,7 @@
                 <w:sz w:val="19"/>
                 <w:szCs w:val="19"/>
               </w:rPr>
-              <w:t xml:space="preserve">das Präsens</w:t>
+              <w:t xml:space="preserve">die Vorvergangenheit · die Vergangenheit</w:t>
             </w:r>
           </w:p>
         </w:tc>
@@ -7332,7 +7334,29 @@
                 <w:sz w:val="18"/>
                 <w:szCs w:val="18"/>
               </w:rPr>
-              <w:t xml:space="preserve">czas teraźniejszy</w:t>
+              <w:t xml:space="preserve">zaprzeszłość</w:t>
+            </w:r>
+            <w:r>
+              <w:rPr>
+                <w:rFonts w:ascii="Calibri" w:cs="Calibri" w:eastAsia="Calibri" w:hAnsi="Calibri"/>
+                <w:b w:val="false"/>
+                <w:bCs w:val="false"/>
+                <w:color w:val="000000"/>
+                <w:sz w:val="18"/>
+                <w:szCs w:val="18"/>
+              </w:rPr>
+              <w:t xml:space="preserve"> · </w:t>
+            </w:r>
+            <w:r>
+              <w:rPr>
+                <w:rFonts w:ascii="Calibri" w:cs="Calibri" w:eastAsia="Calibri" w:hAnsi="Calibri"/>
+                <w:b/>
+                <w:bCs/>
+                <w:color w:val="000000"/>
+                <w:sz w:val="18"/>
+                <w:szCs w:val="18"/>
+              </w:rPr>
+              <w:t xml:space="preserve">przeszłość</w:t>
             </w:r>
             <w:r>
               <w:rPr>
@@ -7368,15 +7392,6 @@
             <w:pPr>
               <w:spacing w:after="0" w:before="0"/>
             </w:pPr>
-            <w:r>
-              <w:rPr>
-                <w:rFonts w:ascii="Calibri" w:cs="Calibri" w:eastAsia="Calibri" w:hAnsi="Calibri"/>
-                <w:color w:val="33405F"/>
-                <w:sz w:val="17"/>
-                <w:szCs w:val="17"/>
-              </w:rPr>
-              <w:t xml:space="preserve">Ich trainiere heute.</w:t>
-            </w:r>
           </w:p>
         </w:tc>
       </w:tr>
@@ -7414,7 +7429,7 @@
                 <w:sz w:val="19"/>
                 <w:szCs w:val="19"/>
               </w:rPr>
-              <w:t xml:space="preserve">das Präteritum</w:t>
+              <w:t xml:space="preserve">die Gegenwart · die Zukunft</w:t>
             </w:r>
           </w:p>
         </w:tc>
@@ -7460,18 +7475,40 @@
                 <w:sz w:val="18"/>
                 <w:szCs w:val="18"/>
               </w:rPr>
-              <w:t xml:space="preserve">czas przeszły prosty</w:t>
-            </w:r>
-            <w:r>
-              <w:rPr>
-                <w:rFonts w:ascii="Calibri" w:cs="Calibri" w:eastAsia="Calibri" w:hAnsi="Calibri"/>
-                <w:b w:val="false"/>
-                <w:bCs w:val="false"/>
-                <w:color w:val="000000"/>
-                <w:sz w:val="18"/>
-                <w:szCs w:val="18"/>
-              </w:rPr>
-              <w:t xml:space="preserve"> – w tekstach pisanych i opowiadaniach</w:t>
+              <w:t xml:space="preserve">teraźniejszość</w:t>
+            </w:r>
+            <w:r>
+              <w:rPr>
+                <w:rFonts w:ascii="Calibri" w:cs="Calibri" w:eastAsia="Calibri" w:hAnsi="Calibri"/>
+                <w:b w:val="false"/>
+                <w:bCs w:val="false"/>
+                <w:color w:val="000000"/>
+                <w:sz w:val="18"/>
+                <w:szCs w:val="18"/>
+              </w:rPr>
+              <w:t xml:space="preserve"> · </w:t>
+            </w:r>
+            <w:r>
+              <w:rPr>
+                <w:rFonts w:ascii="Calibri" w:cs="Calibri" w:eastAsia="Calibri" w:hAnsi="Calibri"/>
+                <w:b/>
+                <w:bCs/>
+                <w:color w:val="000000"/>
+                <w:sz w:val="18"/>
+                <w:szCs w:val="18"/>
+              </w:rPr>
+              <w:t xml:space="preserve">przyszłość</w:t>
+            </w:r>
+            <w:r>
+              <w:rPr>
+                <w:rFonts w:ascii="Calibri" w:cs="Calibri" w:eastAsia="Calibri" w:hAnsi="Calibri"/>
+                <w:b w:val="false"/>
+                <w:bCs w:val="false"/>
+                <w:color w:val="000000"/>
+                <w:sz w:val="18"/>
+                <w:szCs w:val="18"/>
+              </w:rPr>
+              <w:t xml:space="preserve"/>
             </w:r>
           </w:p>
         </w:tc>
@@ -7496,15 +7533,6 @@
             <w:pPr>
               <w:spacing w:after="0" w:before="0"/>
             </w:pPr>
-            <w:r>
-              <w:rPr>
-                <w:rFonts w:ascii="Calibri" w:cs="Calibri" w:eastAsia="Calibri" w:hAnsi="Calibri"/>
-                <w:color w:val="33405F"/>
-                <w:sz w:val="17"/>
-                <w:szCs w:val="17"/>
-              </w:rPr>
-              <w:t xml:space="preserve">Ich trainierte. Er lief.</w:t>
-            </w:r>
           </w:p>
         </w:tc>
       </w:tr>
@@ -7542,7 +7570,7 @@
                 <w:sz w:val="19"/>
                 <w:szCs w:val="19"/>
               </w:rPr>
-              <w:t xml:space="preserve">das Perfekt</w:t>
+              <w:t xml:space="preserve">das Präsens</w:t>
             </w:r>
           </w:p>
         </w:tc>
@@ -7588,18 +7616,18 @@
                 <w:sz w:val="18"/>
                 <w:szCs w:val="18"/>
               </w:rPr>
-              <w:t xml:space="preserve">czas przeszły złożony</w:t>
-            </w:r>
-            <w:r>
-              <w:rPr>
-                <w:rFonts w:ascii="Calibri" w:cs="Calibri" w:eastAsia="Calibri" w:hAnsi="Calibri"/>
-                <w:b w:val="false"/>
-                <w:bCs w:val="false"/>
-                <w:color w:val="000000"/>
-                <w:sz w:val="18"/>
-                <w:szCs w:val="18"/>
-              </w:rPr>
-              <w:t xml:space="preserve"> – gdy mówimy o przeszłości</w:t>
+              <w:t xml:space="preserve">czas teraźniejszy</w:t>
+            </w:r>
+            <w:r>
+              <w:rPr>
+                <w:rFonts w:ascii="Calibri" w:cs="Calibri" w:eastAsia="Calibri" w:hAnsi="Calibri"/>
+                <w:b w:val="false"/>
+                <w:bCs w:val="false"/>
+                <w:color w:val="000000"/>
+                <w:sz w:val="18"/>
+                <w:szCs w:val="18"/>
+              </w:rPr>
+              <w:t xml:space="preserve"/>
             </w:r>
           </w:p>
         </w:tc>
@@ -7631,87 +7659,7 @@
                 <w:sz w:val="17"/>
                 <w:szCs w:val="17"/>
               </w:rPr>
-              <w:t xml:space="preserve">Ich </w:t>
-            </w:r>
-            <w:r>
-              <w:rPr>
-                <w:rFonts w:ascii="Calibri" w:cs="Calibri" w:eastAsia="Calibri" w:hAnsi="Calibri"/>
-                <w:b/>
-                <w:bCs/>
-                <w:color w:val="D9534F"/>
-                <w:sz w:val="17"/>
-                <w:szCs w:val="17"/>
-              </w:rPr>
-              <w:t xml:space="preserve">habe</w:t>
-            </w:r>
-            <w:r>
-              <w:rPr>
-                <w:rFonts w:ascii="Calibri" w:cs="Calibri" w:eastAsia="Calibri" w:hAnsi="Calibri"/>
-                <w:color w:val="33405F"/>
-                <w:sz w:val="17"/>
-                <w:szCs w:val="17"/>
-              </w:rPr>
-              <w:t xml:space="preserve"> </w:t>
-            </w:r>
-            <w:r>
-              <w:rPr>
-                <w:rFonts w:ascii="Calibri" w:cs="Calibri" w:eastAsia="Calibri" w:hAnsi="Calibri"/>
-                <w:b/>
-                <w:bCs/>
-                <w:color w:val="C98A1E"/>
-                <w:sz w:val="17"/>
-                <w:szCs w:val="17"/>
-              </w:rPr>
-              <w:t xml:space="preserve">gewonnen</w:t>
-            </w:r>
-            <w:r>
-              <w:rPr>
-                <w:rFonts w:ascii="Calibri" w:cs="Calibri" w:eastAsia="Calibri" w:hAnsi="Calibri"/>
-                <w:color w:val="33405F"/>
-                <w:sz w:val="17"/>
-                <w:szCs w:val="17"/>
-              </w:rPr>
-              <w:t xml:space="preserve">. Ich </w:t>
-            </w:r>
-            <w:r>
-              <w:rPr>
-                <w:rFonts w:ascii="Calibri" w:cs="Calibri" w:eastAsia="Calibri" w:hAnsi="Calibri"/>
-                <w:b/>
-                <w:bCs/>
-                <w:color w:val="D9534F"/>
-                <w:sz w:val="17"/>
-                <w:szCs w:val="17"/>
-              </w:rPr>
-              <w:t xml:space="preserve">bin</w:t>
-            </w:r>
-            <w:r>
-              <w:rPr>
-                <w:rFonts w:ascii="Calibri" w:cs="Calibri" w:eastAsia="Calibri" w:hAnsi="Calibri"/>
-                <w:color w:val="33405F"/>
-                <w:sz w:val="17"/>
-                <w:szCs w:val="17"/>
-              </w:rPr>
-              <w:t xml:space="preserve"> </w:t>
-            </w:r>
-            <w:r>
-              <w:rPr>
-                <w:rFonts w:ascii="Calibri" w:cs="Calibri" w:eastAsia="Calibri" w:hAnsi="Calibri"/>
-                <w:b/>
-                <w:bCs/>
-                <w:color w:val="C98A1E"/>
-                <w:sz w:val="17"/>
-                <w:szCs w:val="17"/>
-              </w:rPr>
-              <w:t xml:space="preserve">gelaufen</w:t>
-            </w:r>
-            <w:r>
-              <w:rPr>
-                <w:rFonts w:ascii="Calibri" w:cs="Calibri" w:eastAsia="Calibri" w:hAnsi="Calibri"/>
-                <w:color w:val="33405F"/>
-                <w:sz w:val="17"/>
-                <w:szCs w:val="17"/>
-              </w:rPr>
-              <w:t xml:space="preserve">.</w:t>
+              <w:t xml:space="preserve">Ich trainiere heute.</w:t>
             </w:r>
           </w:p>
         </w:tc>
@@ -7750,7 +7698,7 @@
                 <w:sz w:val="19"/>
                 <w:szCs w:val="19"/>
               </w:rPr>
-              <w:t xml:space="preserve">das Plusquamperfekt</w:t>
+              <w:t xml:space="preserve">das Präteritum</w:t>
             </w:r>
           </w:p>
         </w:tc>
@@ -7796,18 +7744,18 @@
                 <w:sz w:val="18"/>
                 <w:szCs w:val="18"/>
               </w:rPr>
-              <w:t xml:space="preserve">czas zaprzeszły</w:t>
-            </w:r>
-            <w:r>
-              <w:rPr>
-                <w:rFonts w:ascii="Calibri" w:cs="Calibri" w:eastAsia="Calibri" w:hAnsi="Calibri"/>
-                <w:b w:val="false"/>
-                <w:bCs w:val="false"/>
-                <w:color w:val="000000"/>
-                <w:sz w:val="18"/>
-                <w:szCs w:val="18"/>
-              </w:rPr>
-              <w:t xml:space="preserve"> – coś stało się wcześniej niż inna rzecz w przeszłości</w:t>
+              <w:t xml:space="preserve">czas przeszły prosty</w:t>
+            </w:r>
+            <w:r>
+              <w:rPr>
+                <w:rFonts w:ascii="Calibri" w:cs="Calibri" w:eastAsia="Calibri" w:hAnsi="Calibri"/>
+                <w:b w:val="false"/>
+                <w:bCs w:val="false"/>
+                <w:color w:val="000000"/>
+                <w:sz w:val="18"/>
+                <w:szCs w:val="18"/>
+              </w:rPr>
+              <w:t xml:space="preserve"> – w tekstach pisanych i opowiadaniach</w:t>
             </w:r>
           </w:p>
         </w:tc>
@@ -7839,47 +7787,7 @@
                 <w:sz w:val="17"/>
                 <w:szCs w:val="17"/>
               </w:rPr>
-              <w:t xml:space="preserve">Ich </w:t>
-            </w:r>
-            <w:r>
-              <w:rPr>
-                <w:rFonts w:ascii="Calibri" w:cs="Calibri" w:eastAsia="Calibri" w:hAnsi="Calibri"/>
-                <w:b/>
-                <w:bCs/>
-                <w:color w:val="D9534F"/>
-                <w:sz w:val="17"/>
-                <w:szCs w:val="17"/>
-              </w:rPr>
-              <w:t xml:space="preserve">hatte</w:t>
-            </w:r>
-            <w:r>
-              <w:rPr>
-                <w:rFonts w:ascii="Calibri" w:cs="Calibri" w:eastAsia="Calibri" w:hAnsi="Calibri"/>
-                <w:color w:val="33405F"/>
-                <w:sz w:val="17"/>
-                <w:szCs w:val="17"/>
-              </w:rPr>
-              <w:t xml:space="preserve"> vorher </w:t>
-            </w:r>
-            <w:r>
-              <w:rPr>
-                <w:rFonts w:ascii="Calibri" w:cs="Calibri" w:eastAsia="Calibri" w:hAnsi="Calibri"/>
-                <w:b/>
-                <w:bCs/>
-                <w:color w:val="C98A1E"/>
-                <w:sz w:val="17"/>
-                <w:szCs w:val="17"/>
-              </w:rPr>
-              <w:t xml:space="preserve">trainiert</w:t>
-            </w:r>
-            <w:r>
-              <w:rPr>
-                <w:rFonts w:ascii="Calibri" w:cs="Calibri" w:eastAsia="Calibri" w:hAnsi="Calibri"/>
-                <w:color w:val="33405F"/>
-                <w:sz w:val="17"/>
-                <w:szCs w:val="17"/>
-              </w:rPr>
-              <w:t xml:space="preserve">.</w:t>
+              <w:t xml:space="preserve">Ich trainierte. Er lief.</w:t>
             </w:r>
           </w:p>
         </w:tc>
@@ -7918,7 +7826,7 @@
                 <w:sz w:val="19"/>
                 <w:szCs w:val="19"/>
               </w:rPr>
-              <w:t xml:space="preserve">das Futur I</w:t>
+              <w:t xml:space="preserve">das Perfekt</w:t>
             </w:r>
           </w:p>
         </w:tc>
@@ -7964,18 +7872,18 @@
                 <w:sz w:val="18"/>
                 <w:szCs w:val="18"/>
               </w:rPr>
-              <w:t xml:space="preserve">czas przyszły</w:t>
-            </w:r>
-            <w:r>
-              <w:rPr>
-                <w:rFonts w:ascii="Calibri" w:cs="Calibri" w:eastAsia="Calibri" w:hAnsi="Calibri"/>
-                <w:b w:val="false"/>
-                <w:bCs w:val="false"/>
-                <w:color w:val="000000"/>
-                <w:sz w:val="18"/>
-                <w:szCs w:val="18"/>
-              </w:rPr>
-              <w:t xml:space="preserve"/>
+              <w:t xml:space="preserve">czas przeszły złożony</w:t>
+            </w:r>
+            <w:r>
+              <w:rPr>
+                <w:rFonts w:ascii="Calibri" w:cs="Calibri" w:eastAsia="Calibri" w:hAnsi="Calibri"/>
+                <w:b w:val="false"/>
+                <w:bCs w:val="false"/>
+                <w:color w:val="000000"/>
+                <w:sz w:val="18"/>
+                <w:szCs w:val="18"/>
+              </w:rPr>
+              <w:t xml:space="preserve"> – gdy mówimy o przeszłości</w:t>
             </w:r>
           </w:p>
         </w:tc>
@@ -8018,7 +7926,7 @@
                 <w:sz w:val="17"/>
                 <w:szCs w:val="17"/>
               </w:rPr>
-              <w:t xml:space="preserve">werde</w:t>
+              <w:t xml:space="preserve">habe</w:t>
             </w:r>
             <w:r>
               <w:rPr>
@@ -8034,11 +7942,51 @@
                 <w:rFonts w:ascii="Calibri" w:cs="Calibri" w:eastAsia="Calibri" w:hAnsi="Calibri"/>
                 <w:b/>
                 <w:bCs/>
-                <w:color w:val="3F7CC4"/>
+                <w:color w:val="C98A1E"/>
                 <w:sz w:val="17"/>
                 <w:szCs w:val="17"/>
               </w:rPr>
-              <w:t xml:space="preserve">gewinnen</w:t>
+              <w:t xml:space="preserve">gewonnen</w:t>
+            </w:r>
+            <w:r>
+              <w:rPr>
+                <w:rFonts w:ascii="Calibri" w:cs="Calibri" w:eastAsia="Calibri" w:hAnsi="Calibri"/>
+                <w:color w:val="33405F"/>
+                <w:sz w:val="17"/>
+                <w:szCs w:val="17"/>
+              </w:rPr>
+              <w:t xml:space="preserve">. Ich </w:t>
+            </w:r>
+            <w:r>
+              <w:rPr>
+                <w:rFonts w:ascii="Calibri" w:cs="Calibri" w:eastAsia="Calibri" w:hAnsi="Calibri"/>
+                <w:b/>
+                <w:bCs/>
+                <w:color w:val="D9534F"/>
+                <w:sz w:val="17"/>
+                <w:szCs w:val="17"/>
+              </w:rPr>
+              <w:t xml:space="preserve">bin</w:t>
+            </w:r>
+            <w:r>
+              <w:rPr>
+                <w:rFonts w:ascii="Calibri" w:cs="Calibri" w:eastAsia="Calibri" w:hAnsi="Calibri"/>
+                <w:color w:val="33405F"/>
+                <w:sz w:val="17"/>
+                <w:szCs w:val="17"/>
+              </w:rPr>
+              <w:t xml:space="preserve"> </w:t>
+            </w:r>
+            <w:r>
+              <w:rPr>
+                <w:rFonts w:ascii="Calibri" w:cs="Calibri" w:eastAsia="Calibri" w:hAnsi="Calibri"/>
+                <w:b/>
+                <w:bCs/>
+                <w:color w:val="C98A1E"/>
+                <w:sz w:val="17"/>
+                <w:szCs w:val="17"/>
+              </w:rPr>
+              <w:t xml:space="preserve">gelaufen</w:t>
             </w:r>
             <w:r>
               <w:rPr>
@@ -8086,7 +8034,7 @@
                 <w:sz w:val="19"/>
                 <w:szCs w:val="19"/>
               </w:rPr>
-              <w:t xml:space="preserve">das Futur II</w:t>
+              <w:t xml:space="preserve">das Plusquamperfekt</w:t>
             </w:r>
           </w:p>
         </w:tc>
@@ -8132,18 +8080,18 @@
                 <w:sz w:val="18"/>
                 <w:szCs w:val="18"/>
               </w:rPr>
-              <w:t xml:space="preserve">czas przyszły dokonany</w:t>
-            </w:r>
-            <w:r>
-              <w:rPr>
-                <w:rFonts w:ascii="Calibri" w:cs="Calibri" w:eastAsia="Calibri" w:hAnsi="Calibri"/>
-                <w:b w:val="false"/>
-                <w:bCs w:val="false"/>
-                <w:color w:val="000000"/>
-                <w:sz w:val="18"/>
-                <w:szCs w:val="18"/>
-              </w:rPr>
-              <w:t xml:space="preserve"> – coś będzie już skończone</w:t>
+              <w:t xml:space="preserve">czas zaprzeszły</w:t>
+            </w:r>
+            <w:r>
+              <w:rPr>
+                <w:rFonts w:ascii="Calibri" w:cs="Calibri" w:eastAsia="Calibri" w:hAnsi="Calibri"/>
+                <w:b w:val="false"/>
+                <w:bCs w:val="false"/>
+                <w:color w:val="000000"/>
+                <w:sz w:val="18"/>
+                <w:szCs w:val="18"/>
+              </w:rPr>
+              <w:t xml:space="preserve"> – coś stało się wcześniej niż inna rzecz w przeszłości</w:t>
             </w:r>
           </w:p>
         </w:tc>
@@ -8186,7 +8134,7 @@
                 <w:sz w:val="17"/>
                 <w:szCs w:val="17"/>
               </w:rPr>
-              <w:t xml:space="preserve">werde</w:t>
+              <w:t xml:space="preserve">hatte</w:t>
             </w:r>
             <w:r>
               <w:rPr>
@@ -8195,7 +8143,7 @@
                 <w:sz w:val="17"/>
                 <w:szCs w:val="17"/>
               </w:rPr>
-              <w:t xml:space="preserve"> </w:t>
+              <w:t xml:space="preserve"> vorher </w:t>
             </w:r>
             <w:r>
               <w:rPr>
@@ -8206,27 +8154,7 @@
                 <w:sz w:val="17"/>
                 <w:szCs w:val="17"/>
               </w:rPr>
-              <w:t xml:space="preserve">gewonnen</w:t>
-            </w:r>
-            <w:r>
-              <w:rPr>
-                <w:rFonts w:ascii="Calibri" w:cs="Calibri" w:eastAsia="Calibri" w:hAnsi="Calibri"/>
-                <w:color w:val="33405F"/>
-                <w:sz w:val="17"/>
-                <w:szCs w:val="17"/>
-              </w:rPr>
-              <w:t xml:space="preserve"> </w:t>
-            </w:r>
-            <w:r>
-              <w:rPr>
-                <w:rFonts w:ascii="Calibri" w:cs="Calibri" w:eastAsia="Calibri" w:hAnsi="Calibri"/>
-                <w:b/>
-                <w:bCs/>
-                <w:color w:val="D9534F"/>
-                <w:sz w:val="17"/>
-                <w:szCs w:val="17"/>
-              </w:rPr>
-              <w:t xml:space="preserve">haben</w:t>
+              <w:t xml:space="preserve">trainiert</w:t>
             </w:r>
             <w:r>
               <w:rPr>
@@ -8274,32 +8202,7 @@
                 <w:sz w:val="19"/>
                 <w:szCs w:val="19"/>
               </w:rPr>
-              <w:t xml:space="preserve">das </w:t>
-            </w:r>
-            <w:r>
-              <w:rPr>
-                <w:rFonts w:ascii="Calibri" w:cs="Calibri" w:eastAsia="Calibri" w:hAnsi="Calibri"/>
-                <w:b/>
-                <w:bCs/>
-                <w:color w:val="D9534F"/>
-                <w:sz w:val="19"/>
-                <w:szCs w:val="19"/>
-              </w:rPr>
-              <w:t xml:space="preserve">Hilfsverb</w:t>
-            </w:r>
-          </w:p>
-          <w:p>
-            <w:pPr>
-              <w:spacing w:after="0" w:before="0"/>
-            </w:pPr>
-            <w:r>
-              <w:rPr>
-                <w:rFonts w:ascii="Calibri" w:cs="Calibri" w:eastAsia="Calibri" w:hAnsi="Calibri"/>
-                <w:color w:val="5B6B8C"/>
-                <w:sz w:val="15"/>
-                <w:szCs w:val="15"/>
-              </w:rPr>
-              <w:t xml:space="preserve">haben, sein, werden</w:t>
+              <w:t xml:space="preserve">das Futur I</w:t>
             </w:r>
           </w:p>
         </w:tc>
@@ -8345,7 +8248,7 @@
                 <w:sz w:val="18"/>
                 <w:szCs w:val="18"/>
               </w:rPr>
-              <w:t xml:space="preserve">czasownik posiłkowy</w:t>
+              <w:t xml:space="preserve">czas przyszły</w:t>
             </w:r>
             <w:r>
               <w:rPr>
@@ -8388,7 +8291,7 @@
                 <w:sz w:val="17"/>
                 <w:szCs w:val="17"/>
               </w:rPr>
-              <w:t xml:space="preserve">Sie </w:t>
+              <w:t xml:space="preserve">Ich </w:t>
             </w:r>
             <w:r>
               <w:rPr>
@@ -8399,7 +8302,7 @@
                 <w:sz w:val="17"/>
                 <w:szCs w:val="17"/>
               </w:rPr>
-              <w:t xml:space="preserve">hat</w:t>
+              <w:t xml:space="preserve">werde</w:t>
             </w:r>
             <w:r>
               <w:rPr>
@@ -8415,11 +8318,11 @@
                 <w:rFonts w:ascii="Calibri" w:cs="Calibri" w:eastAsia="Calibri" w:hAnsi="Calibri"/>
                 <w:b/>
                 <w:bCs/>
-                <w:color w:val="C98A1E"/>
+                <w:color w:val="3F7CC4"/>
                 <w:sz w:val="17"/>
                 <w:szCs w:val="17"/>
               </w:rPr>
-              <w:t xml:space="preserve">gewonnen</w:t>
+              <w:t xml:space="preserve">gewinnen</w:t>
             </w:r>
             <w:r>
               <w:rPr>
@@ -8467,21 +8370,7 @@
                 <w:sz w:val="19"/>
                 <w:szCs w:val="19"/>
               </w:rPr>
-              <w:t xml:space="preserve">das Vollverb</w:t>
-            </w:r>
-          </w:p>
-          <w:p>
-            <w:pPr>
-              <w:spacing w:after="0" w:before="0"/>
-            </w:pPr>
-            <w:r>
-              <w:rPr>
-                <w:rFonts w:ascii="Calibri" w:cs="Calibri" w:eastAsia="Calibri" w:hAnsi="Calibri"/>
-                <w:color w:val="5B6B8C"/>
-                <w:sz w:val="15"/>
-                <w:szCs w:val="15"/>
-              </w:rPr>
-              <w:t xml:space="preserve">die Vollverben</w:t>
+              <w:t xml:space="preserve">das Futur II</w:t>
             </w:r>
           </w:p>
         </w:tc>
@@ -8527,18 +8416,18 @@
                 <w:sz w:val="18"/>
                 <w:szCs w:val="18"/>
               </w:rPr>
-              <w:t xml:space="preserve">czasownik główny (samodzielny)</w:t>
-            </w:r>
-            <w:r>
-              <w:rPr>
-                <w:rFonts w:ascii="Calibri" w:cs="Calibri" w:eastAsia="Calibri" w:hAnsi="Calibri"/>
-                <w:b w:val="false"/>
-                <w:bCs w:val="false"/>
-                <w:color w:val="000000"/>
-                <w:sz w:val="18"/>
-                <w:szCs w:val="18"/>
-              </w:rPr>
-              <w:t xml:space="preserve"/>
+              <w:t xml:space="preserve">czas przyszły dokonany</w:t>
+            </w:r>
+            <w:r>
+              <w:rPr>
+                <w:rFonts w:ascii="Calibri" w:cs="Calibri" w:eastAsia="Calibri" w:hAnsi="Calibri"/>
+                <w:b w:val="false"/>
+                <w:bCs w:val="false"/>
+                <w:color w:val="000000"/>
+                <w:sz w:val="18"/>
+                <w:szCs w:val="18"/>
+              </w:rPr>
+              <w:t xml:space="preserve"> – coś będzie już skończone</w:t>
             </w:r>
           </w:p>
         </w:tc>
@@ -8570,7 +8459,67 @@
                 <w:sz w:val="17"/>
                 <w:szCs w:val="17"/>
               </w:rPr>
-              <w:t xml:space="preserve">Ich hebe 80 kg.</w:t>
+              <w:t xml:space="preserve">Ich </w:t>
+            </w:r>
+            <w:r>
+              <w:rPr>
+                <w:rFonts w:ascii="Calibri" w:cs="Calibri" w:eastAsia="Calibri" w:hAnsi="Calibri"/>
+                <w:b/>
+                <w:bCs/>
+                <w:color w:val="D9534F"/>
+                <w:sz w:val="17"/>
+                <w:szCs w:val="17"/>
+              </w:rPr>
+              <w:t xml:space="preserve">werde</w:t>
+            </w:r>
+            <w:r>
+              <w:rPr>
+                <w:rFonts w:ascii="Calibri" w:cs="Calibri" w:eastAsia="Calibri" w:hAnsi="Calibri"/>
+                <w:color w:val="33405F"/>
+                <w:sz w:val="17"/>
+                <w:szCs w:val="17"/>
+              </w:rPr>
+              <w:t xml:space="preserve"> </w:t>
+            </w:r>
+            <w:r>
+              <w:rPr>
+                <w:rFonts w:ascii="Calibri" w:cs="Calibri" w:eastAsia="Calibri" w:hAnsi="Calibri"/>
+                <w:b/>
+                <w:bCs/>
+                <w:color w:val="C98A1E"/>
+                <w:sz w:val="17"/>
+                <w:szCs w:val="17"/>
+              </w:rPr>
+              <w:t xml:space="preserve">gewonnen</w:t>
+            </w:r>
+            <w:r>
+              <w:rPr>
+                <w:rFonts w:ascii="Calibri" w:cs="Calibri" w:eastAsia="Calibri" w:hAnsi="Calibri"/>
+                <w:color w:val="33405F"/>
+                <w:sz w:val="17"/>
+                <w:szCs w:val="17"/>
+              </w:rPr>
+              <w:t xml:space="preserve"> </w:t>
+            </w:r>
+            <w:r>
+              <w:rPr>
+                <w:rFonts w:ascii="Calibri" w:cs="Calibri" w:eastAsia="Calibri" w:hAnsi="Calibri"/>
+                <w:b/>
+                <w:bCs/>
+                <w:color w:val="D9534F"/>
+                <w:sz w:val="17"/>
+                <w:szCs w:val="17"/>
+              </w:rPr>
+              <w:t xml:space="preserve">haben</w:t>
+            </w:r>
+            <w:r>
+              <w:rPr>
+                <w:rFonts w:ascii="Calibri" w:cs="Calibri" w:eastAsia="Calibri" w:hAnsi="Calibri"/>
+                <w:color w:val="33405F"/>
+                <w:sz w:val="17"/>
+                <w:szCs w:val="17"/>
+              </w:rPr>
+              <w:t xml:space="preserve">.</w:t>
             </w:r>
           </w:p>
         </w:tc>
@@ -8616,11 +8565,11 @@
                 <w:rFonts w:ascii="Calibri" w:cs="Calibri" w:eastAsia="Calibri" w:hAnsi="Calibri"/>
                 <w:b/>
                 <w:bCs/>
-                <w:color w:val="2E9E6B"/>
+                <w:color w:val="D9534F"/>
                 <w:sz w:val="19"/>
                 <w:szCs w:val="19"/>
               </w:rPr>
-              <w:t xml:space="preserve">Modalverb</w:t>
+              <w:t xml:space="preserve">Hilfsverb</w:t>
             </w:r>
           </w:p>
           <w:p>
@@ -8634,7 +8583,7 @@
                 <w:sz w:val="15"/>
                 <w:szCs w:val="15"/>
               </w:rPr>
-              <w:t xml:space="preserve">können, müssen, dürfen, sollen, wollen, mögen</w:t>
+              <w:t xml:space="preserve">haben, sein, werden</w:t>
             </w:r>
           </w:p>
         </w:tc>
@@ -8680,7 +8629,7 @@
                 <w:sz w:val="18"/>
                 <w:szCs w:val="18"/>
               </w:rPr>
-              <w:t xml:space="preserve">czasownik modalny</w:t>
+              <w:t xml:space="preserve">czasownik posiłkowy</w:t>
             </w:r>
             <w:r>
               <w:rPr>
@@ -8723,18 +8672,18 @@
                 <w:sz w:val="17"/>
                 <w:szCs w:val="17"/>
               </w:rPr>
-              <w:t xml:space="preserve">Ich </w:t>
-            </w:r>
-            <w:r>
-              <w:rPr>
-                <w:rFonts w:ascii="Calibri" w:cs="Calibri" w:eastAsia="Calibri" w:hAnsi="Calibri"/>
-                <w:b/>
-                <w:bCs/>
-                <w:color w:val="2E9E6B"/>
+              <w:t xml:space="preserve">Sie </w:t>
+            </w:r>
+            <w:r>
+              <w:rPr>
+                <w:rFonts w:ascii="Calibri" w:cs="Calibri" w:eastAsia="Calibri" w:hAnsi="Calibri"/>
+                <w:b/>
+                <w:bCs/>
+                <w:color w:val="D9534F"/>
                 <w:sz w:val="17"/>
                 <w:szCs w:val="17"/>
               </w:rPr>
-              <w:t xml:space="preserve">muss</w:t>
+              <w:t xml:space="preserve">hat</w:t>
             </w:r>
             <w:r>
               <w:rPr>
@@ -8750,11 +8699,11 @@
                 <w:rFonts w:ascii="Calibri" w:cs="Calibri" w:eastAsia="Calibri" w:hAnsi="Calibri"/>
                 <w:b/>
                 <w:bCs/>
-                <w:color w:val="3F7CC4"/>
+                <w:color w:val="C98A1E"/>
                 <w:sz w:val="17"/>
                 <w:szCs w:val="17"/>
               </w:rPr>
-              <w:t xml:space="preserve">trainieren</w:t>
+              <w:t xml:space="preserve">gewonnen</w:t>
             </w:r>
             <w:r>
               <w:rPr>
@@ -8802,18 +8751,21 @@
                 <w:sz w:val="19"/>
                 <w:szCs w:val="19"/>
               </w:rPr>
-              <w:t xml:space="preserve">das </w:t>
-            </w:r>
-            <w:r>
-              <w:rPr>
-                <w:rFonts w:ascii="Calibri" w:cs="Calibri" w:eastAsia="Calibri" w:hAnsi="Calibri"/>
-                <w:b/>
-                <w:bCs/>
-                <w:color w:val="C98A1E"/>
-                <w:sz w:val="19"/>
-                <w:szCs w:val="19"/>
-              </w:rPr>
-              <w:t xml:space="preserve">Partizip II</w:t>
+              <w:t xml:space="preserve">das Vollverb</w:t>
+            </w:r>
+          </w:p>
+          <w:p>
+            <w:pPr>
+              <w:spacing w:after="0" w:before="0"/>
+            </w:pPr>
+            <w:r>
+              <w:rPr>
+                <w:rFonts w:ascii="Calibri" w:cs="Calibri" w:eastAsia="Calibri" w:hAnsi="Calibri"/>
+                <w:color w:val="5B6B8C"/>
+                <w:sz w:val="15"/>
+                <w:szCs w:val="15"/>
+              </w:rPr>
+              <w:t xml:space="preserve">die Vollverben</w:t>
             </w:r>
           </w:p>
         </w:tc>
@@ -8859,18 +8811,18 @@
                 <w:sz w:val="18"/>
                 <w:szCs w:val="18"/>
               </w:rPr>
-              <w:t xml:space="preserve">imiesłów czasu przeszłego</w:t>
-            </w:r>
-            <w:r>
-              <w:rPr>
-                <w:rFonts w:ascii="Calibri" w:cs="Calibri" w:eastAsia="Calibri" w:hAnsi="Calibri"/>
-                <w:b w:val="false"/>
-                <w:bCs w:val="false"/>
-                <w:color w:val="000000"/>
-                <w:sz w:val="18"/>
-                <w:szCs w:val="18"/>
-              </w:rPr>
-              <w:t xml:space="preserve"> („trzecia forma“)</w:t>
+              <w:t xml:space="preserve">czasownik główny (samodzielny)</w:t>
+            </w:r>
+            <w:r>
+              <w:rPr>
+                <w:rFonts w:ascii="Calibri" w:cs="Calibri" w:eastAsia="Calibri" w:hAnsi="Calibri"/>
+                <w:b w:val="false"/>
+                <w:bCs w:val="false"/>
+                <w:color w:val="000000"/>
+                <w:sz w:val="18"/>
+                <w:szCs w:val="18"/>
+              </w:rPr>
+              <w:t xml:space="preserve"/>
             </w:r>
           </w:p>
         </w:tc>
@@ -8895,17 +8847,6 @@
             <w:pPr>
               <w:spacing w:after="0" w:before="0"/>
             </w:pPr>
-            <w:r>
-              <w:rPr>
-                <w:rFonts w:ascii="Calibri" w:cs="Calibri" w:eastAsia="Calibri" w:hAnsi="Calibri"/>
-                <w:b/>
-                <w:bCs/>
-                <w:color w:val="C98A1E"/>
-                <w:sz w:val="17"/>
-                <w:szCs w:val="17"/>
-              </w:rPr>
-              <w:t xml:space="preserve">gewonnen</w:t>
-            </w:r>
             <w:r>
               <w:rPr>
                 <w:rFonts w:ascii="Calibri" w:cs="Calibri" w:eastAsia="Calibri" w:hAnsi="Calibri"/>
@@ -8913,38 +8854,7 @@
                 <w:sz w:val="17"/>
                 <w:szCs w:val="17"/>
               </w:rPr>
-              <w:t xml:space="preserve">, </w:t>
-            </w:r>
-            <w:r>
-              <w:rPr>
-                <w:rFonts w:ascii="Calibri" w:cs="Calibri" w:eastAsia="Calibri" w:hAnsi="Calibri"/>
-                <w:b/>
-                <w:bCs/>
-                <w:color w:val="C98A1E"/>
-                <w:sz w:val="17"/>
-                <w:szCs w:val="17"/>
-              </w:rPr>
-              <w:t xml:space="preserve">trainiert</w:t>
-            </w:r>
-            <w:r>
-              <w:rPr>
-                <w:rFonts w:ascii="Calibri" w:cs="Calibri" w:eastAsia="Calibri" w:hAnsi="Calibri"/>
-                <w:color w:val="33405F"/>
-                <w:sz w:val="17"/>
-                <w:szCs w:val="17"/>
-              </w:rPr>
-              <w:t xml:space="preserve">, </w:t>
-            </w:r>
-            <w:r>
-              <w:rPr>
-                <w:rFonts w:ascii="Calibri" w:cs="Calibri" w:eastAsia="Calibri" w:hAnsi="Calibri"/>
-                <w:b/>
-                <w:bCs/>
-                <w:color w:val="C98A1E"/>
-                <w:sz w:val="17"/>
-                <w:szCs w:val="17"/>
-              </w:rPr>
-              <w:t xml:space="preserve">gelaufen</w:t>
+              <w:t xml:space="preserve">Ich hebe 80 kg.</w:t>
             </w:r>
           </w:p>
         </w:tc>
@@ -8983,7 +8893,32 @@
                 <w:sz w:val="19"/>
                 <w:szCs w:val="19"/>
               </w:rPr>
-              <w:t xml:space="preserve">regelmäßig · unregelmäßig</w:t>
+              <w:t xml:space="preserve">das </w:t>
+            </w:r>
+            <w:r>
+              <w:rPr>
+                <w:rFonts w:ascii="Calibri" w:cs="Calibri" w:eastAsia="Calibri" w:hAnsi="Calibri"/>
+                <w:b/>
+                <w:bCs/>
+                <w:color w:val="2E9E6B"/>
+                <w:sz w:val="19"/>
+                <w:szCs w:val="19"/>
+              </w:rPr>
+              <w:t xml:space="preserve">Modalverb</w:t>
+            </w:r>
+          </w:p>
+          <w:p>
+            <w:pPr>
+              <w:spacing w:after="0" w:before="0"/>
+            </w:pPr>
+            <w:r>
+              <w:rPr>
+                <w:rFonts w:ascii="Calibri" w:cs="Calibri" w:eastAsia="Calibri" w:hAnsi="Calibri"/>
+                <w:color w:val="5B6B8C"/>
+                <w:sz w:val="15"/>
+                <w:szCs w:val="15"/>
+              </w:rPr>
+              <w:t xml:space="preserve">können, müssen, dürfen, sollen, wollen, mögen</w:t>
             </w:r>
           </w:p>
         </w:tc>
@@ -9029,29 +8964,7 @@
                 <w:sz w:val="18"/>
                 <w:szCs w:val="18"/>
               </w:rPr>
-              <w:t xml:space="preserve">regularny</w:t>
-            </w:r>
-            <w:r>
-              <w:rPr>
-                <w:rFonts w:ascii="Calibri" w:cs="Calibri" w:eastAsia="Calibri" w:hAnsi="Calibri"/>
-                <w:b w:val="false"/>
-                <w:bCs w:val="false"/>
-                <w:color w:val="000000"/>
-                <w:sz w:val="18"/>
-                <w:szCs w:val="18"/>
-              </w:rPr>
-              <w:t xml:space="preserve"> · </w:t>
-            </w:r>
-            <w:r>
-              <w:rPr>
-                <w:rFonts w:ascii="Calibri" w:cs="Calibri" w:eastAsia="Calibri" w:hAnsi="Calibri"/>
-                <w:b/>
-                <w:bCs/>
-                <w:color w:val="000000"/>
-                <w:sz w:val="18"/>
-                <w:szCs w:val="18"/>
-              </w:rPr>
-              <w:t xml:space="preserve">nieregularny</w:t>
+              <w:t xml:space="preserve">czasownik modalny</w:t>
             </w:r>
             <w:r>
               <w:rPr>
@@ -9094,7 +9007,47 @@
                 <w:sz w:val="17"/>
                 <w:szCs w:val="17"/>
               </w:rPr>
-              <w:t xml:space="preserve">trainieren – trainierte · laufen – lief – gelaufen</w:t>
+              <w:t xml:space="preserve">Ich </w:t>
+            </w:r>
+            <w:r>
+              <w:rPr>
+                <w:rFonts w:ascii="Calibri" w:cs="Calibri" w:eastAsia="Calibri" w:hAnsi="Calibri"/>
+                <w:b/>
+                <w:bCs/>
+                <w:color w:val="2E9E6B"/>
+                <w:sz w:val="17"/>
+                <w:szCs w:val="17"/>
+              </w:rPr>
+              <w:t xml:space="preserve">muss</w:t>
+            </w:r>
+            <w:r>
+              <w:rPr>
+                <w:rFonts w:ascii="Calibri" w:cs="Calibri" w:eastAsia="Calibri" w:hAnsi="Calibri"/>
+                <w:color w:val="33405F"/>
+                <w:sz w:val="17"/>
+                <w:szCs w:val="17"/>
+              </w:rPr>
+              <w:t xml:space="preserve"> </w:t>
+            </w:r>
+            <w:r>
+              <w:rPr>
+                <w:rFonts w:ascii="Calibri" w:cs="Calibri" w:eastAsia="Calibri" w:hAnsi="Calibri"/>
+                <w:b/>
+                <w:bCs/>
+                <w:color w:val="3F7CC4"/>
+                <w:sz w:val="17"/>
+                <w:szCs w:val="17"/>
+              </w:rPr>
+              <w:t xml:space="preserve">trainieren</w:t>
+            </w:r>
+            <w:r>
+              <w:rPr>
+                <w:rFonts w:ascii="Calibri" w:cs="Calibri" w:eastAsia="Calibri" w:hAnsi="Calibri"/>
+                <w:color w:val="33405F"/>
+                <w:sz w:val="17"/>
+                <w:szCs w:val="17"/>
+              </w:rPr>
+              <w:t xml:space="preserve">.</w:t>
             </w:r>
           </w:p>
         </w:tc>
@@ -9133,21 +9086,18 @@
                 <w:sz w:val="19"/>
                 <w:szCs w:val="19"/>
               </w:rPr>
-              <w:t xml:space="preserve">der Satz · das Subjekt</w:t>
-            </w:r>
-          </w:p>
-          <w:p>
-            <w:pPr>
-              <w:spacing w:after="0" w:before="0"/>
-            </w:pPr>
-            <w:r>
-              <w:rPr>
-                <w:rFonts w:ascii="Calibri" w:cs="Calibri" w:eastAsia="Calibri" w:hAnsi="Calibri"/>
-                <w:color w:val="5B6B8C"/>
-                <w:sz w:val="15"/>
-                <w:szCs w:val="15"/>
-              </w:rPr>
-              <w:t xml:space="preserve">die Sätze</w:t>
+              <w:t xml:space="preserve">das </w:t>
+            </w:r>
+            <w:r>
+              <w:rPr>
+                <w:rFonts w:ascii="Calibri" w:cs="Calibri" w:eastAsia="Calibri" w:hAnsi="Calibri"/>
+                <w:b/>
+                <w:bCs/>
+                <w:color w:val="C98A1E"/>
+                <w:sz w:val="19"/>
+                <w:szCs w:val="19"/>
+              </w:rPr>
+              <w:t xml:space="preserve">Partizip II</w:t>
             </w:r>
           </w:p>
         </w:tc>
@@ -9193,40 +9143,18 @@
                 <w:sz w:val="18"/>
                 <w:szCs w:val="18"/>
               </w:rPr>
-              <w:t xml:space="preserve">zdanie</w:t>
-            </w:r>
-            <w:r>
-              <w:rPr>
-                <w:rFonts w:ascii="Calibri" w:cs="Calibri" w:eastAsia="Calibri" w:hAnsi="Calibri"/>
-                <w:b w:val="false"/>
-                <w:bCs w:val="false"/>
-                <w:color w:val="000000"/>
-                <w:sz w:val="18"/>
-                <w:szCs w:val="18"/>
-              </w:rPr>
-              <w:t xml:space="preserve"> · </w:t>
-            </w:r>
-            <w:r>
-              <w:rPr>
-                <w:rFonts w:ascii="Calibri" w:cs="Calibri" w:eastAsia="Calibri" w:hAnsi="Calibri"/>
-                <w:b/>
-                <w:bCs/>
-                <w:color w:val="000000"/>
-                <w:sz w:val="18"/>
-                <w:szCs w:val="18"/>
-              </w:rPr>
-              <w:t xml:space="preserve">podmiot</w:t>
-            </w:r>
-            <w:r>
-              <w:rPr>
-                <w:rFonts w:ascii="Calibri" w:cs="Calibri" w:eastAsia="Calibri" w:hAnsi="Calibri"/>
-                <w:b w:val="false"/>
-                <w:bCs w:val="false"/>
-                <w:color w:val="000000"/>
-                <w:sz w:val="18"/>
-                <w:szCs w:val="18"/>
-              </w:rPr>
-              <w:t xml:space="preserve"/>
+              <w:t xml:space="preserve">imiesłów czasu przeszłego</w:t>
+            </w:r>
+            <w:r>
+              <w:rPr>
+                <w:rFonts w:ascii="Calibri" w:cs="Calibri" w:eastAsia="Calibri" w:hAnsi="Calibri"/>
+                <w:b w:val="false"/>
+                <w:bCs w:val="false"/>
+                <w:color w:val="000000"/>
+                <w:sz w:val="18"/>
+                <w:szCs w:val="18"/>
+              </w:rPr>
+              <w:t xml:space="preserve"> („trzecia forma“)</w:t>
             </w:r>
           </w:p>
         </w:tc>
@@ -9251,6 +9179,17 @@
             <w:pPr>
               <w:spacing w:after="0" w:before="0"/>
             </w:pPr>
+            <w:r>
+              <w:rPr>
+                <w:rFonts w:ascii="Calibri" w:cs="Calibri" w:eastAsia="Calibri" w:hAnsi="Calibri"/>
+                <w:b/>
+                <w:bCs/>
+                <w:color w:val="C98A1E"/>
+                <w:sz w:val="17"/>
+                <w:szCs w:val="17"/>
+              </w:rPr>
+              <w:t xml:space="preserve">gewonnen</w:t>
+            </w:r>
             <w:r>
               <w:rPr>
                 <w:rFonts w:ascii="Calibri" w:cs="Calibri" w:eastAsia="Calibri" w:hAnsi="Calibri"/>
@@ -9258,7 +9197,38 @@
                 <w:sz w:val="17"/>
                 <w:szCs w:val="17"/>
               </w:rPr>
-              <w:t xml:space="preserve">Der Trainer (Subjekt) lobt mich.</w:t>
+              <w:t xml:space="preserve">, </w:t>
+            </w:r>
+            <w:r>
+              <w:rPr>
+                <w:rFonts w:ascii="Calibri" w:cs="Calibri" w:eastAsia="Calibri" w:hAnsi="Calibri"/>
+                <w:b/>
+                <w:bCs/>
+                <w:color w:val="C98A1E"/>
+                <w:sz w:val="17"/>
+                <w:szCs w:val="17"/>
+              </w:rPr>
+              <w:t xml:space="preserve">trainiert</w:t>
+            </w:r>
+            <w:r>
+              <w:rPr>
+                <w:rFonts w:ascii="Calibri" w:cs="Calibri" w:eastAsia="Calibri" w:hAnsi="Calibri"/>
+                <w:color w:val="33405F"/>
+                <w:sz w:val="17"/>
+                <w:szCs w:val="17"/>
+              </w:rPr>
+              <w:t xml:space="preserve">, </w:t>
+            </w:r>
+            <w:r>
+              <w:rPr>
+                <w:rFonts w:ascii="Calibri" w:cs="Calibri" w:eastAsia="Calibri" w:hAnsi="Calibri"/>
+                <w:b/>
+                <w:bCs/>
+                <w:color w:val="C98A1E"/>
+                <w:sz w:val="17"/>
+                <w:szCs w:val="17"/>
+              </w:rPr>
+              <w:t xml:space="preserve">gelaufen</w:t>
             </w:r>
           </w:p>
         </w:tc>
@@ -9269,48 +9239,146 @@
         </w:trPr>
         <w:tc>
           <w:tcPr>
-            <w:tcW w:type="dxa" w:w="10806"/>
-            <w:gridSpan w:val="3"/>
-            <w:tcBorders>
-              <w:top w:val="single" w:color="C9D3EA" w:sz="6"/>
-              <w:left w:val="single" w:color="C9D3EA" w:sz="6"/>
-              <w:bottom w:val="single" w:color="C9D3EA" w:sz="6"/>
-              <w:right w:val="single" w:color="C9D3EA" w:sz="6"/>
-            </w:tcBorders>
-            <w:shd w:fill="2A8C8C" w:color="auto" w:val="clear"/>
-            <w:tcMar>
-              <w:top w:type="dxa" w:w="40"/>
-              <w:left w:type="dxa" w:w="80"/>
-              <w:bottom w:type="dxa" w:w="40"/>
-              <w:right w:type="dxa" w:w="100"/>
-            </w:tcMar>
-            <w:vAlign w:val="center"/>
-          </w:tcPr>
-          <w:p>
-            <w:pPr>
-              <w:spacing w:after="0" w:before="0"/>
-            </w:pPr>
-            <w:r>
-              <w:rPr>
-                <w:rFonts w:ascii="Cambria" w:cs="Cambria" w:eastAsia="Cambria" w:hAnsi="Cambria"/>
-                <w:b/>
-                <w:bCs/>
-                <w:color w:val="FFFFFF"/>
-                <w:sz w:val="20"/>
-                <w:szCs w:val="20"/>
-              </w:rPr>
-              <w:t xml:space="preserve">4  Balladen</w:t>
-            </w:r>
-            <w:r>
-              <w:rPr>
-                <w:rFonts w:ascii="Calibri" w:cs="Calibri" w:eastAsia="Calibri" w:hAnsi="Calibri"/>
-                <w:i/>
-                <w:iCs/>
-                <w:color w:val="FFFFFF"/>
-                <w:sz w:val="18"/>
-                <w:szCs w:val="18"/>
-              </w:rPr>
-              <w:t xml:space="preserve">   ballady</w:t>
+            <w:tcW w:type="dxa" w:w="3050"/>
+            <w:tcBorders>
+              <w:top w:val="single" w:color="C9D3EA" w:sz="6"/>
+              <w:left w:val="single" w:color="C9D3EA" w:sz="6"/>
+              <w:bottom w:val="single" w:color="C9D3EA" w:sz="6"/>
+              <w:right w:val="single" w:color="C9D3EA" w:sz="6"/>
+            </w:tcBorders>
+            <w:tcMar>
+              <w:top w:type="dxa" w:w="25"/>
+              <w:left w:type="dxa" w:w="80"/>
+              <w:bottom w:type="dxa" w:w="25"/>
+              <w:right w:type="dxa" w:w="100"/>
+            </w:tcMar>
+            <w:vAlign w:val="center"/>
+          </w:tcPr>
+          <w:p>
+            <w:pPr>
+              <w:spacing w:after="0" w:before="0"/>
+            </w:pPr>
+            <w:r>
+              <w:rPr>
+                <w:rFonts w:ascii="Calibri" w:cs="Calibri" w:eastAsia="Calibri" w:hAnsi="Calibri"/>
+                <w:b/>
+                <w:bCs/>
+                <w:color w:val="1E2761"/>
+                <w:sz w:val="19"/>
+                <w:szCs w:val="19"/>
+              </w:rPr>
+              <w:t xml:space="preserve">regelmäßig · unregelmäßig</w:t>
+            </w:r>
+          </w:p>
+        </w:tc>
+        <w:tc>
+          <w:tcPr>
+            <w:tcW w:type="dxa" w:w="3350"/>
+            <w:tcBorders>
+              <w:top w:val="single" w:color="C9D3EA" w:sz="6"/>
+              <w:left w:val="single" w:color="C9D3EA" w:sz="6"/>
+              <w:bottom w:val="single" w:color="C9D3EA" w:sz="6"/>
+              <w:right w:val="single" w:color="C9D3EA" w:sz="6"/>
+            </w:tcBorders>
+            <w:shd w:fill="FBFCFF" w:color="auto" w:val="clear"/>
+            <w:tcMar>
+              <w:top w:type="dxa" w:w="25"/>
+              <w:left w:type="dxa" w:w="80"/>
+              <w:bottom w:type="dxa" w:w="25"/>
+              <w:right w:type="dxa" w:w="100"/>
+            </w:tcMar>
+            <w:vAlign w:val="center"/>
+          </w:tcPr>
+          <w:p>
+            <w:pPr>
+              <w:spacing w:after="0" w:before="0"/>
+            </w:pPr>
+            <w:r>
+              <w:rPr>
+                <w:rFonts w:ascii="Calibri" w:cs="Calibri" w:eastAsia="Calibri" w:hAnsi="Calibri"/>
+                <w:b w:val="false"/>
+                <w:bCs w:val="false"/>
+                <w:color w:val="000000"/>
+                <w:sz w:val="18"/>
+                <w:szCs w:val="18"/>
+              </w:rPr>
+              <w:t xml:space="preserve"/>
+            </w:r>
+            <w:r>
+              <w:rPr>
+                <w:rFonts w:ascii="Calibri" w:cs="Calibri" w:eastAsia="Calibri" w:hAnsi="Calibri"/>
+                <w:b/>
+                <w:bCs/>
+                <w:color w:val="000000"/>
+                <w:sz w:val="18"/>
+                <w:szCs w:val="18"/>
+              </w:rPr>
+              <w:t xml:space="preserve">regularny</w:t>
+            </w:r>
+            <w:r>
+              <w:rPr>
+                <w:rFonts w:ascii="Calibri" w:cs="Calibri" w:eastAsia="Calibri" w:hAnsi="Calibri"/>
+                <w:b w:val="false"/>
+                <w:bCs w:val="false"/>
+                <w:color w:val="000000"/>
+                <w:sz w:val="18"/>
+                <w:szCs w:val="18"/>
+              </w:rPr>
+              <w:t xml:space="preserve"> · </w:t>
+            </w:r>
+            <w:r>
+              <w:rPr>
+                <w:rFonts w:ascii="Calibri" w:cs="Calibri" w:eastAsia="Calibri" w:hAnsi="Calibri"/>
+                <w:b/>
+                <w:bCs/>
+                <w:color w:val="000000"/>
+                <w:sz w:val="18"/>
+                <w:szCs w:val="18"/>
+              </w:rPr>
+              <w:t xml:space="preserve">nieregularny</w:t>
+            </w:r>
+            <w:r>
+              <w:rPr>
+                <w:rFonts w:ascii="Calibri" w:cs="Calibri" w:eastAsia="Calibri" w:hAnsi="Calibri"/>
+                <w:b w:val="false"/>
+                <w:bCs w:val="false"/>
+                <w:color w:val="000000"/>
+                <w:sz w:val="18"/>
+                <w:szCs w:val="18"/>
+              </w:rPr>
+              <w:t xml:space="preserve"/>
+            </w:r>
+          </w:p>
+        </w:tc>
+        <w:tc>
+          <w:tcPr>
+            <w:tcW w:type="dxa" w:w="4406"/>
+            <w:tcBorders>
+              <w:top w:val="single" w:color="C9D3EA" w:sz="6"/>
+              <w:left w:val="single" w:color="C9D3EA" w:sz="6"/>
+              <w:bottom w:val="single" w:color="C9D3EA" w:sz="6"/>
+              <w:right w:val="single" w:color="C9D3EA" w:sz="6"/>
+            </w:tcBorders>
+            <w:tcMar>
+              <w:top w:type="dxa" w:w="25"/>
+              <w:left w:type="dxa" w:w="80"/>
+              <w:bottom w:type="dxa" w:w="25"/>
+              <w:right w:type="dxa" w:w="100"/>
+            </w:tcMar>
+            <w:vAlign w:val="center"/>
+          </w:tcPr>
+          <w:p>
+            <w:pPr>
+              <w:spacing w:after="0" w:before="0"/>
+            </w:pPr>
+            <w:r>
+              <w:rPr>
+                <w:rFonts w:ascii="Calibri" w:cs="Calibri" w:eastAsia="Calibri" w:hAnsi="Calibri"/>
+                <w:color w:val="33405F"/>
+                <w:sz w:val="17"/>
+                <w:szCs w:val="17"/>
+              </w:rPr>
+              <w:t xml:space="preserve">trainieren – trainierte · laufen – lief – gelaufen</w:t>
             </w:r>
           </w:p>
         </w:tc>
@@ -9349,7 +9417,7 @@
                 <w:sz w:val="19"/>
                 <w:szCs w:val="19"/>
               </w:rPr>
-              <w:t xml:space="preserve">die Ballade</w:t>
+              <w:t xml:space="preserve">der Satz · das Subjekt</w:t>
             </w:r>
           </w:p>
           <w:p>
@@ -9363,7 +9431,7 @@
                 <w:sz w:val="15"/>
                 <w:szCs w:val="15"/>
               </w:rPr>
-              <w:t xml:space="preserve">die Balladen</w:t>
+              <w:t xml:space="preserve">die Sätze</w:t>
             </w:r>
           </w:p>
         </w:tc>
@@ -9409,7 +9477,29 @@
                 <w:sz w:val="18"/>
                 <w:szCs w:val="18"/>
               </w:rPr>
-              <w:t xml:space="preserve">ballada</w:t>
+              <w:t xml:space="preserve">zdanie</w:t>
+            </w:r>
+            <w:r>
+              <w:rPr>
+                <w:rFonts w:ascii="Calibri" w:cs="Calibri" w:eastAsia="Calibri" w:hAnsi="Calibri"/>
+                <w:b w:val="false"/>
+                <w:bCs w:val="false"/>
+                <w:color w:val="000000"/>
+                <w:sz w:val="18"/>
+                <w:szCs w:val="18"/>
+              </w:rPr>
+              <w:t xml:space="preserve"> · </w:t>
+            </w:r>
+            <w:r>
+              <w:rPr>
+                <w:rFonts w:ascii="Calibri" w:cs="Calibri" w:eastAsia="Calibri" w:hAnsi="Calibri"/>
+                <w:b/>
+                <w:bCs/>
+                <w:color w:val="000000"/>
+                <w:sz w:val="18"/>
+                <w:szCs w:val="18"/>
+              </w:rPr>
+              <w:t xml:space="preserve">podmiot</w:t>
             </w:r>
             <w:r>
               <w:rPr>
@@ -9452,7 +9542,7 @@
                 <w:sz w:val="17"/>
                 <w:szCs w:val="17"/>
               </w:rPr>
-              <w:t xml:space="preserve">„Paddy Fingal“ von Wilhelm Brandes</w:t>
+              <w:t xml:space="preserve">Der Trainer (Subjekt) lobt mich.</w:t>
             </w:r>
           </w:p>
         </w:tc>
@@ -9463,138 +9553,48 @@
         </w:trPr>
         <w:tc>
           <w:tcPr>
-            <w:tcW w:type="dxa" w:w="3050"/>
-            <w:tcBorders>
-              <w:top w:val="single" w:color="C9D3EA" w:sz="6"/>
-              <w:left w:val="single" w:color="C9D3EA" w:sz="6"/>
-              <w:bottom w:val="single" w:color="C9D3EA" w:sz="6"/>
-              <w:right w:val="single" w:color="C9D3EA" w:sz="6"/>
-            </w:tcBorders>
-            <w:tcMar>
-              <w:top w:type="dxa" w:w="25"/>
-              <w:left w:type="dxa" w:w="80"/>
-              <w:bottom w:type="dxa" w:w="25"/>
-              <w:right w:type="dxa" w:w="100"/>
-            </w:tcMar>
-            <w:vAlign w:val="center"/>
-          </w:tcPr>
-          <w:p>
-            <w:pPr>
-              <w:spacing w:after="0" w:before="0"/>
-            </w:pPr>
-            <w:r>
-              <w:rPr>
-                <w:rFonts w:ascii="Calibri" w:cs="Calibri" w:eastAsia="Calibri" w:hAnsi="Calibri"/>
-                <w:b/>
-                <w:bCs/>
-                <w:color w:val="1E2761"/>
-                <w:sz w:val="19"/>
-                <w:szCs w:val="19"/>
-              </w:rPr>
-              <w:t xml:space="preserve">die Lesetechnik</w:t>
-            </w:r>
-          </w:p>
-          <w:p>
-            <w:pPr>
-              <w:spacing w:after="0" w:before="0"/>
-            </w:pPr>
-            <w:r>
-              <w:rPr>
-                <w:rFonts w:ascii="Calibri" w:cs="Calibri" w:eastAsia="Calibri" w:hAnsi="Calibri"/>
-                <w:color w:val="5B6B8C"/>
-                <w:sz w:val="15"/>
-                <w:szCs w:val="15"/>
-              </w:rPr>
-              <w:t xml:space="preserve">überfliegend · orientierend · genau</w:t>
-            </w:r>
-          </w:p>
-        </w:tc>
-        <w:tc>
-          <w:tcPr>
-            <w:tcW w:type="dxa" w:w="3350"/>
-            <w:tcBorders>
-              <w:top w:val="single" w:color="C9D3EA" w:sz="6"/>
-              <w:left w:val="single" w:color="C9D3EA" w:sz="6"/>
-              <w:bottom w:val="single" w:color="C9D3EA" w:sz="6"/>
-              <w:right w:val="single" w:color="C9D3EA" w:sz="6"/>
-            </w:tcBorders>
-            <w:shd w:fill="FBFCFF" w:color="auto" w:val="clear"/>
-            <w:tcMar>
-              <w:top w:type="dxa" w:w="25"/>
-              <w:left w:type="dxa" w:w="80"/>
-              <w:bottom w:type="dxa" w:w="25"/>
-              <w:right w:type="dxa" w:w="100"/>
-            </w:tcMar>
-            <w:vAlign w:val="center"/>
-          </w:tcPr>
-          <w:p>
-            <w:pPr>
-              <w:spacing w:after="0" w:before="0"/>
-            </w:pPr>
-            <w:r>
-              <w:rPr>
-                <w:rFonts w:ascii="Calibri" w:cs="Calibri" w:eastAsia="Calibri" w:hAnsi="Calibri"/>
-                <w:b w:val="false"/>
-                <w:bCs w:val="false"/>
-                <w:color w:val="000000"/>
-                <w:sz w:val="18"/>
-                <w:szCs w:val="18"/>
-              </w:rPr>
-              <w:t xml:space="preserve"/>
-            </w:r>
-            <w:r>
-              <w:rPr>
-                <w:rFonts w:ascii="Calibri" w:cs="Calibri" w:eastAsia="Calibri" w:hAnsi="Calibri"/>
-                <w:b/>
-                <w:bCs/>
-                <w:color w:val="000000"/>
-                <w:sz w:val="18"/>
-                <w:szCs w:val="18"/>
-              </w:rPr>
-              <w:t xml:space="preserve">technika czytania</w:t>
-            </w:r>
-            <w:r>
-              <w:rPr>
-                <w:rFonts w:ascii="Calibri" w:cs="Calibri" w:eastAsia="Calibri" w:hAnsi="Calibri"/>
-                <w:b w:val="false"/>
-                <w:bCs w:val="false"/>
-                <w:color w:val="000000"/>
-                <w:sz w:val="18"/>
-                <w:szCs w:val="18"/>
-              </w:rPr>
-              <w:t xml:space="preserve">: pobieżnie · wybiórczo · dokładnie</w:t>
-            </w:r>
-          </w:p>
-        </w:tc>
-        <w:tc>
-          <w:tcPr>
-            <w:tcW w:type="dxa" w:w="4406"/>
-            <w:tcBorders>
-              <w:top w:val="single" w:color="C9D3EA" w:sz="6"/>
-              <w:left w:val="single" w:color="C9D3EA" w:sz="6"/>
-              <w:bottom w:val="single" w:color="C9D3EA" w:sz="6"/>
-              <w:right w:val="single" w:color="C9D3EA" w:sz="6"/>
-            </w:tcBorders>
-            <w:tcMar>
-              <w:top w:type="dxa" w:w="25"/>
-              <w:left w:type="dxa" w:w="80"/>
-              <w:bottom w:type="dxa" w:w="25"/>
-              <w:right w:type="dxa" w:w="100"/>
-            </w:tcMar>
-            <w:vAlign w:val="center"/>
-          </w:tcPr>
-          <w:p>
-            <w:pPr>
-              <w:spacing w:after="0" w:before="0"/>
-            </w:pPr>
-            <w:r>
-              <w:rPr>
-                <w:rFonts w:ascii="Calibri" w:cs="Calibri" w:eastAsia="Calibri" w:hAnsi="Calibri"/>
-                <w:color w:val="33405F"/>
-                <w:sz w:val="17"/>
-                <w:szCs w:val="17"/>
-              </w:rPr>
-              <w:t xml:space="preserve">Wie heißt Paddys Frau? → orientierend</w:t>
+            <w:tcW w:type="dxa" w:w="10806"/>
+            <w:gridSpan w:val="3"/>
+            <w:tcBorders>
+              <w:top w:val="single" w:color="C9D3EA" w:sz="6"/>
+              <w:left w:val="single" w:color="C9D3EA" w:sz="6"/>
+              <w:bottom w:val="single" w:color="C9D3EA" w:sz="6"/>
+              <w:right w:val="single" w:color="C9D3EA" w:sz="6"/>
+            </w:tcBorders>
+            <w:shd w:fill="7A5BA6" w:color="auto" w:val="clear"/>
+            <w:tcMar>
+              <w:top w:type="dxa" w:w="40"/>
+              <w:left w:type="dxa" w:w="80"/>
+              <w:bottom w:type="dxa" w:w="40"/>
+              <w:right w:type="dxa" w:w="100"/>
+            </w:tcMar>
+            <w:vAlign w:val="center"/>
+          </w:tcPr>
+          <w:p>
+            <w:pPr>
+              <w:spacing w:after="0" w:before="0"/>
+            </w:pPr>
+            <w:r>
+              <w:rPr>
+                <w:rFonts w:ascii="Cambria" w:cs="Cambria" w:eastAsia="Cambria" w:hAnsi="Cambria"/>
+                <w:b/>
+                <w:bCs/>
+                <w:color w:val="FFFFFF"/>
+                <w:sz w:val="20"/>
+                <w:szCs w:val="20"/>
+              </w:rPr>
+              <w:t xml:space="preserve">4  Satzbau</w:t>
+            </w:r>
+            <w:r>
+              <w:rPr>
+                <w:rFonts w:ascii="Calibri" w:cs="Calibri" w:eastAsia="Calibri" w:hAnsi="Calibri"/>
+                <w:i/>
+                <w:iCs/>
+                <w:color w:val="FFFFFF"/>
+                <w:sz w:val="18"/>
+                <w:szCs w:val="18"/>
+              </w:rPr>
+              <w:t xml:space="preserve">   budowa zdania</w:t>
             </w:r>
           </w:p>
         </w:tc>
@@ -9633,7 +9633,7 @@
                 <w:sz w:val="19"/>
                 <w:szCs w:val="19"/>
               </w:rPr>
-              <w:t xml:space="preserve">die Strophe · der Vers</w:t>
+              <w:t xml:space="preserve">der Hauptsatz · der Nebensatz</w:t>
             </w:r>
           </w:p>
           <w:p>
@@ -9647,7 +9647,7 @@
                 <w:sz w:val="15"/>
                 <w:szCs w:val="15"/>
               </w:rPr>
-              <w:t xml:space="preserve">die Strophen · die Verse</w:t>
+              <w:t xml:space="preserve">die Hauptsätze · die Nebensätze</w:t>
             </w:r>
           </w:p>
         </w:tc>
@@ -9693,7 +9693,7 @@
                 <w:sz w:val="18"/>
                 <w:szCs w:val="18"/>
               </w:rPr>
-              <w:t xml:space="preserve">strofa</w:t>
+              <w:t xml:space="preserve">zdanie główne</w:t>
             </w:r>
             <w:r>
               <w:rPr>
@@ -9715,7 +9715,7 @@
                 <w:sz w:val="18"/>
                 <w:szCs w:val="18"/>
               </w:rPr>
-              <w:t xml:space="preserve">wers</w:t>
+              <w:t xml:space="preserve">zdanie podrzędne</w:t>
             </w:r>
             <w:r>
               <w:rPr>
@@ -9758,7 +9758,7 @@
                 <w:sz w:val="17"/>
                 <w:szCs w:val="17"/>
               </w:rPr>
-              <w:t xml:space="preserve">11 Strophen mit je 5 Versen</w:t>
+              <w:t xml:space="preserve">Der Schotte flieht, weil er Angst hat.</w:t>
             </w:r>
           </w:p>
         </w:tc>
@@ -9797,7 +9797,7 @@
                 <w:sz w:val="19"/>
                 <w:szCs w:val="19"/>
               </w:rPr>
-              <w:t xml:space="preserve">der Reim · sich reimen</w:t>
+              <w:t xml:space="preserve">die Subjunktion</w:t>
             </w:r>
           </w:p>
           <w:p>
@@ -9811,7 +9811,7 @@
                 <w:sz w:val="15"/>
                 <w:szCs w:val="15"/>
               </w:rPr>
-              <w:t xml:space="preserve">die Reime</w:t>
+              <w:t xml:space="preserve">die Subjunktionen</w:t>
             </w:r>
           </w:p>
         </w:tc>
@@ -9857,40 +9857,18 @@
                 <w:sz w:val="18"/>
                 <w:szCs w:val="18"/>
               </w:rPr>
-              <w:t xml:space="preserve">rym</w:t>
-            </w:r>
-            <w:r>
-              <w:rPr>
-                <w:rFonts w:ascii="Calibri" w:cs="Calibri" w:eastAsia="Calibri" w:hAnsi="Calibri"/>
-                <w:b w:val="false"/>
-                <w:bCs w:val="false"/>
-                <w:color w:val="000000"/>
-                <w:sz w:val="18"/>
-                <w:szCs w:val="18"/>
-              </w:rPr>
-              <w:t xml:space="preserve"> · </w:t>
-            </w:r>
-            <w:r>
-              <w:rPr>
-                <w:rFonts w:ascii="Calibri" w:cs="Calibri" w:eastAsia="Calibri" w:hAnsi="Calibri"/>
-                <w:b/>
-                <w:bCs/>
-                <w:color w:val="000000"/>
-                <w:sz w:val="18"/>
-                <w:szCs w:val="18"/>
-              </w:rPr>
-              <w:t xml:space="preserve">rymować się</w:t>
-            </w:r>
-            <w:r>
-              <w:rPr>
-                <w:rFonts w:ascii="Calibri" w:cs="Calibri" w:eastAsia="Calibri" w:hAnsi="Calibri"/>
-                <w:b w:val="false"/>
-                <w:bCs w:val="false"/>
-                <w:color w:val="000000"/>
-                <w:sz w:val="18"/>
-                <w:szCs w:val="18"/>
-              </w:rPr>
-              <w:t xml:space="preserve"/>
+              <w:t xml:space="preserve">spójnik podrzędny</w:t>
+            </w:r>
+            <w:r>
+              <w:rPr>
+                <w:rFonts w:ascii="Calibri" w:cs="Calibri" w:eastAsia="Calibri" w:hAnsi="Calibri"/>
+                <w:b w:val="false"/>
+                <w:bCs w:val="false"/>
+                <w:color w:val="000000"/>
+                <w:sz w:val="18"/>
+                <w:szCs w:val="18"/>
+              </w:rPr>
+              <w:t xml:space="preserve"> – zaczyna zdanie podrzędne</w:t>
             </w:r>
           </w:p>
         </w:tc>
@@ -9922,7 +9900,7 @@
                 <w:sz w:val="17"/>
                 <w:szCs w:val="17"/>
               </w:rPr>
-              <w:t xml:space="preserve">Schreck – Versteck</w:t>
+              <w:t xml:space="preserve">dass, als, weil, wenn, ob, obwohl, während, nachdem</w:t>
             </w:r>
           </w:p>
         </w:tc>
@@ -9961,7 +9939,7 @@
                 <w:sz w:val="19"/>
                 <w:szCs w:val="19"/>
               </w:rPr>
-              <w:t xml:space="preserve">das Reimschema</w:t>
+              <w:t xml:space="preserve">dass · als</w:t>
             </w:r>
           </w:p>
         </w:tc>
@@ -10007,18 +9985,40 @@
                 <w:sz w:val="18"/>
                 <w:szCs w:val="18"/>
               </w:rPr>
-              <w:t xml:space="preserve">układ rymów</w:t>
-            </w:r>
-            <w:r>
-              <w:rPr>
-                <w:rFonts w:ascii="Calibri" w:cs="Calibri" w:eastAsia="Calibri" w:hAnsi="Calibri"/>
-                <w:b w:val="false"/>
-                <w:bCs w:val="false"/>
-                <w:color w:val="000000"/>
-                <w:sz w:val="18"/>
-                <w:szCs w:val="18"/>
-              </w:rPr>
-              <w:t xml:space="preserve"/>
+              <w:t xml:space="preserve">że</w:t>
+            </w:r>
+            <w:r>
+              <w:rPr>
+                <w:rFonts w:ascii="Calibri" w:cs="Calibri" w:eastAsia="Calibri" w:hAnsi="Calibri"/>
+                <w:b w:val="false"/>
+                <w:bCs w:val="false"/>
+                <w:color w:val="000000"/>
+                <w:sz w:val="18"/>
+                <w:szCs w:val="18"/>
+              </w:rPr>
+              <w:t xml:space="preserve"> · </w:t>
+            </w:r>
+            <w:r>
+              <w:rPr>
+                <w:rFonts w:ascii="Calibri" w:cs="Calibri" w:eastAsia="Calibri" w:hAnsi="Calibri"/>
+                <w:b/>
+                <w:bCs/>
+                <w:color w:val="000000"/>
+                <w:sz w:val="18"/>
+                <w:szCs w:val="18"/>
+              </w:rPr>
+              <w:t xml:space="preserve">kiedy</w:t>
+            </w:r>
+            <w:r>
+              <w:rPr>
+                <w:rFonts w:ascii="Calibri" w:cs="Calibri" w:eastAsia="Calibri" w:hAnsi="Calibri"/>
+                <w:b w:val="false"/>
+                <w:bCs w:val="false"/>
+                <w:color w:val="000000"/>
+                <w:sz w:val="18"/>
+                <w:szCs w:val="18"/>
+              </w:rPr>
+              <w:t xml:space="preserve"> (raz, w przeszłości)</w:t>
             </w:r>
           </w:p>
         </w:tc>
@@ -10050,7 +10050,7 @@
                 <w:sz w:val="17"/>
                 <w:szCs w:val="17"/>
               </w:rPr>
-              <w:t xml:space="preserve">a a b b x</w:t>
+              <w:t xml:space="preserve">…, als er die Nase ragen sah.</w:t>
             </w:r>
           </w:p>
         </w:tc>
@@ -10089,21 +10089,7 @@
                 <w:sz w:val="19"/>
                 <w:szCs w:val="19"/>
               </w:rPr>
-              <w:t xml:space="preserve">der Paarreim · der Kreuzreim · der umarmende Reim</w:t>
-            </w:r>
-          </w:p>
-          <w:p>
-            <w:pPr>
-              <w:spacing w:after="0" w:before="0"/>
-            </w:pPr>
-            <w:r>
-              <w:rPr>
-                <w:rFonts w:ascii="Calibri" w:cs="Calibri" w:eastAsia="Calibri" w:hAnsi="Calibri"/>
-                <w:color w:val="5B6B8C"/>
-                <w:sz w:val="15"/>
-                <w:szCs w:val="15"/>
-              </w:rPr>
-              <w:t xml:space="preserve">aabb · abab · abba</w:t>
+              <w:t xml:space="preserve">weil · wenn</w:t>
             </w:r>
           </w:p>
         </w:tc>
@@ -10149,7 +10135,7 @@
                 <w:sz w:val="18"/>
                 <w:szCs w:val="18"/>
               </w:rPr>
-              <w:t xml:space="preserve">rym parzysty</w:t>
+              <w:t xml:space="preserve">ponieważ, bo</w:t>
             </w:r>
             <w:r>
               <w:rPr>
@@ -10171,40 +10157,18 @@
                 <w:sz w:val="18"/>
                 <w:szCs w:val="18"/>
               </w:rPr>
-              <w:t xml:space="preserve">krzyżowy</w:t>
-            </w:r>
-            <w:r>
-              <w:rPr>
-                <w:rFonts w:ascii="Calibri" w:cs="Calibri" w:eastAsia="Calibri" w:hAnsi="Calibri"/>
-                <w:b w:val="false"/>
-                <w:bCs w:val="false"/>
-                <w:color w:val="000000"/>
-                <w:sz w:val="18"/>
-                <w:szCs w:val="18"/>
-              </w:rPr>
-              <w:t xml:space="preserve"> · </w:t>
-            </w:r>
-            <w:r>
-              <w:rPr>
-                <w:rFonts w:ascii="Calibri" w:cs="Calibri" w:eastAsia="Calibri" w:hAnsi="Calibri"/>
-                <w:b/>
-                <w:bCs/>
-                <w:color w:val="000000"/>
-                <w:sz w:val="18"/>
-                <w:szCs w:val="18"/>
-              </w:rPr>
-              <w:t xml:space="preserve">okalający</w:t>
-            </w:r>
-            <w:r>
-              <w:rPr>
-                <w:rFonts w:ascii="Calibri" w:cs="Calibri" w:eastAsia="Calibri" w:hAnsi="Calibri"/>
-                <w:b w:val="false"/>
-                <w:bCs w:val="false"/>
-                <w:color w:val="000000"/>
-                <w:sz w:val="18"/>
-                <w:szCs w:val="18"/>
-              </w:rPr>
-              <w:t xml:space="preserve"/>
+              <w:t xml:space="preserve">jeśli, kiedy</w:t>
+            </w:r>
+            <w:r>
+              <w:rPr>
+                <w:rFonts w:ascii="Calibri" w:cs="Calibri" w:eastAsia="Calibri" w:hAnsi="Calibri"/>
+                <w:b w:val="false"/>
+                <w:bCs w:val="false"/>
+                <w:color w:val="000000"/>
+                <w:sz w:val="18"/>
+                <w:szCs w:val="18"/>
+              </w:rPr>
+              <w:t xml:space="preserve"> (zawsze)</w:t>
             </w:r>
           </w:p>
         </w:tc>
@@ -10229,6 +10193,15 @@
             <w:pPr>
               <w:spacing w:after="0" w:before="0"/>
             </w:pPr>
+            <w:r>
+              <w:rPr>
+                <w:rFonts w:ascii="Calibri" w:cs="Calibri" w:eastAsia="Calibri" w:hAnsi="Calibri"/>
+                <w:color w:val="33405F"/>
+                <w:sz w:val="17"/>
+                <w:szCs w:val="17"/>
+              </w:rPr>
+              <w:t xml:space="preserve">…, wenn wir als Team spielen.</w:t>
+            </w:r>
           </w:p>
         </w:tc>
       </w:tr>
@@ -10266,7 +10239,7 @@
                 <w:sz w:val="19"/>
                 <w:szCs w:val="19"/>
               </w:rPr>
-              <w:t xml:space="preserve">der Kehrreim (Refrain)</w:t>
+              <w:t xml:space="preserve">ob · obwohl</w:t>
             </w:r>
           </w:p>
         </w:tc>
@@ -10312,7 +10285,29 @@
                 <w:sz w:val="18"/>
                 <w:szCs w:val="18"/>
               </w:rPr>
-              <w:t xml:space="preserve">refren</w:t>
+              <w:t xml:space="preserve">czy</w:t>
+            </w:r>
+            <w:r>
+              <w:rPr>
+                <w:rFonts w:ascii="Calibri" w:cs="Calibri" w:eastAsia="Calibri" w:hAnsi="Calibri"/>
+                <w:b w:val="false"/>
+                <w:bCs w:val="false"/>
+                <w:color w:val="000000"/>
+                <w:sz w:val="18"/>
+                <w:szCs w:val="18"/>
+              </w:rPr>
+              <w:t xml:space="preserve"> · </w:t>
+            </w:r>
+            <w:r>
+              <w:rPr>
+                <w:rFonts w:ascii="Calibri" w:cs="Calibri" w:eastAsia="Calibri" w:hAnsi="Calibri"/>
+                <w:b/>
+                <w:bCs/>
+                <w:color w:val="000000"/>
+                <w:sz w:val="18"/>
+                <w:szCs w:val="18"/>
+              </w:rPr>
+              <w:t xml:space="preserve">chociaż</w:t>
             </w:r>
             <w:r>
               <w:rPr>
@@ -10355,7 +10350,7 @@
                 <w:sz w:val="17"/>
                 <w:szCs w:val="17"/>
               </w:rPr>
-              <w:t xml:space="preserve">„… Paddy Fingal!“</w:t>
+              <w:t xml:space="preserve">Der Trainer fragt, ob …</w:t>
             </w:r>
           </w:p>
         </w:tc>
@@ -10394,7 +10389,7 @@
                 <w:sz w:val="19"/>
                 <w:szCs w:val="19"/>
               </w:rPr>
-              <w:t xml:space="preserve">die Lyrik · die Epik · die Dramatik</w:t>
+              <w:t xml:space="preserve">während · nachdem</w:t>
             </w:r>
           </w:p>
         </w:tc>
@@ -10440,7 +10435,7 @@
                 <w:sz w:val="18"/>
                 <w:szCs w:val="18"/>
               </w:rPr>
-              <w:t xml:space="preserve">liryka</w:t>
+              <w:t xml:space="preserve">podczas gdy</w:t>
             </w:r>
             <w:r>
               <w:rPr>
@@ -10462,29 +10457,7 @@
                 <w:sz w:val="18"/>
                 <w:szCs w:val="18"/>
               </w:rPr>
-              <w:t xml:space="preserve">epika</w:t>
-            </w:r>
-            <w:r>
-              <w:rPr>
-                <w:rFonts w:ascii="Calibri" w:cs="Calibri" w:eastAsia="Calibri" w:hAnsi="Calibri"/>
-                <w:b w:val="false"/>
-                <w:bCs w:val="false"/>
-                <w:color w:val="000000"/>
-                <w:sz w:val="18"/>
-                <w:szCs w:val="18"/>
-              </w:rPr>
-              <w:t xml:space="preserve"> · </w:t>
-            </w:r>
-            <w:r>
-              <w:rPr>
-                <w:rFonts w:ascii="Calibri" w:cs="Calibri" w:eastAsia="Calibri" w:hAnsi="Calibri"/>
-                <w:b/>
-                <w:bCs/>
-                <w:color w:val="000000"/>
-                <w:sz w:val="18"/>
-                <w:szCs w:val="18"/>
-              </w:rPr>
-              <w:t xml:space="preserve">dramat</w:t>
+              <w:t xml:space="preserve">po tym, jak</w:t>
             </w:r>
             <w:r>
               <w:rPr>
@@ -10520,15 +10493,6 @@
             <w:pPr>
               <w:spacing w:after="0" w:before="0"/>
             </w:pPr>
-            <w:r>
-              <w:rPr>
-                <w:rFonts w:ascii="Calibri" w:cs="Calibri" w:eastAsia="Calibri" w:hAnsi="Calibri"/>
-                <w:color w:val="33405F"/>
-                <w:sz w:val="17"/>
-                <w:szCs w:val="17"/>
-              </w:rPr>
-              <w:t xml:space="preserve">Die Ballade ist ein „Ur-Ei“.</w:t>
-            </w:r>
           </w:p>
         </w:tc>
       </w:tr>
@@ -10566,21 +10530,7 @@
                 <w:sz w:val="19"/>
                 <w:szCs w:val="19"/>
               </w:rPr>
-              <w:t xml:space="preserve">der Erzähler · die Figur</w:t>
-            </w:r>
-          </w:p>
-          <w:p>
-            <w:pPr>
-              <w:spacing w:after="0" w:before="0"/>
-            </w:pPr>
-            <w:r>
-              <w:rPr>
-                <w:rFonts w:ascii="Calibri" w:cs="Calibri" w:eastAsia="Calibri" w:hAnsi="Calibri"/>
-                <w:color w:val="5B6B8C"/>
-                <w:sz w:val="15"/>
-                <w:szCs w:val="15"/>
-              </w:rPr>
-              <w:t xml:space="preserve">die Figuren</w:t>
+              <w:t xml:space="preserve">die Verbstellung</w:t>
             </w:r>
           </w:p>
         </w:tc>
@@ -10626,40 +10576,18 @@
                 <w:sz w:val="18"/>
                 <w:szCs w:val="18"/>
               </w:rPr>
-              <w:t xml:space="preserve">narrator</w:t>
-            </w:r>
-            <w:r>
-              <w:rPr>
-                <w:rFonts w:ascii="Calibri" w:cs="Calibri" w:eastAsia="Calibri" w:hAnsi="Calibri"/>
-                <w:b w:val="false"/>
-                <w:bCs w:val="false"/>
-                <w:color w:val="000000"/>
-                <w:sz w:val="18"/>
-                <w:szCs w:val="18"/>
-              </w:rPr>
-              <w:t xml:space="preserve"> · </w:t>
-            </w:r>
-            <w:r>
-              <w:rPr>
-                <w:rFonts w:ascii="Calibri" w:cs="Calibri" w:eastAsia="Calibri" w:hAnsi="Calibri"/>
-                <w:b/>
-                <w:bCs/>
-                <w:color w:val="000000"/>
-                <w:sz w:val="18"/>
-                <w:szCs w:val="18"/>
-              </w:rPr>
-              <w:t xml:space="preserve">postać</w:t>
-            </w:r>
-            <w:r>
-              <w:rPr>
-                <w:rFonts w:ascii="Calibri" w:cs="Calibri" w:eastAsia="Calibri" w:hAnsi="Calibri"/>
-                <w:b w:val="false"/>
-                <w:bCs w:val="false"/>
-                <w:color w:val="000000"/>
-                <w:sz w:val="18"/>
-                <w:szCs w:val="18"/>
-              </w:rPr>
-              <w:t xml:space="preserve"/>
+              <w:t xml:space="preserve">szyk (miejsce) czasownika</w:t>
+            </w:r>
+            <w:r>
+              <w:rPr>
+                <w:rFonts w:ascii="Calibri" w:cs="Calibri" w:eastAsia="Calibri" w:hAnsi="Calibri"/>
+                <w:b w:val="false"/>
+                <w:bCs w:val="false"/>
+                <w:color w:val="000000"/>
+                <w:sz w:val="18"/>
+                <w:szCs w:val="18"/>
+              </w:rPr>
+              <w:t xml:space="preserve"> – w zdaniu podrzędnym forma osobowa stoi na końcu</w:t>
             </w:r>
           </w:p>
         </w:tc>
@@ -10691,7 +10619,27 @@
                 <w:sz w:val="17"/>
                 <w:szCs w:val="17"/>
               </w:rPr>
-              <w:t xml:space="preserve">Paddy, Schaya, der Schotte</w:t>
+              <w:t xml:space="preserve">…, weil ich 80 kg gestoßen </w:t>
+            </w:r>
+            <w:r>
+              <w:rPr>
+                <w:rFonts w:ascii="Calibri" w:cs="Calibri" w:eastAsia="Calibri" w:hAnsi="Calibri"/>
+                <w:b/>
+                <w:bCs/>
+                <w:color w:val="D9534F"/>
+                <w:sz w:val="17"/>
+                <w:szCs w:val="17"/>
+              </w:rPr>
+              <w:t xml:space="preserve">habe</w:t>
+            </w:r>
+            <w:r>
+              <w:rPr>
+                <w:rFonts w:ascii="Calibri" w:cs="Calibri" w:eastAsia="Calibri" w:hAnsi="Calibri"/>
+                <w:color w:val="33405F"/>
+                <w:sz w:val="17"/>
+                <w:szCs w:val="17"/>
+              </w:rPr>
+              <w:t xml:space="preserve">.</w:t>
             </w:r>
           </w:p>
         </w:tc>
@@ -10730,7 +10678,21 @@
                 <w:sz w:val="19"/>
                 <w:szCs w:val="19"/>
               </w:rPr>
-              <w:t xml:space="preserve">die Handlung · der Höhepunkt</w:t>
+              <w:t xml:space="preserve">das Komma</w:t>
+            </w:r>
+          </w:p>
+          <w:p>
+            <w:pPr>
+              <w:spacing w:after="0" w:before="0"/>
+            </w:pPr>
+            <w:r>
+              <w:rPr>
+                <w:rFonts w:ascii="Calibri" w:cs="Calibri" w:eastAsia="Calibri" w:hAnsi="Calibri"/>
+                <w:color w:val="5B6B8C"/>
+                <w:sz w:val="15"/>
+                <w:szCs w:val="15"/>
+              </w:rPr>
+              <w:t xml:space="preserve">die Kommas</w:t>
             </w:r>
           </w:p>
         </w:tc>
@@ -10776,40 +10738,18 @@
                 <w:sz w:val="18"/>
                 <w:szCs w:val="18"/>
               </w:rPr>
-              <w:t xml:space="preserve">akcja (fabuła)</w:t>
-            </w:r>
-            <w:r>
-              <w:rPr>
-                <w:rFonts w:ascii="Calibri" w:cs="Calibri" w:eastAsia="Calibri" w:hAnsi="Calibri"/>
-                <w:b w:val="false"/>
-                <w:bCs w:val="false"/>
-                <w:color w:val="000000"/>
-                <w:sz w:val="18"/>
-                <w:szCs w:val="18"/>
-              </w:rPr>
-              <w:t xml:space="preserve"> · </w:t>
-            </w:r>
-            <w:r>
-              <w:rPr>
-                <w:rFonts w:ascii="Calibri" w:cs="Calibri" w:eastAsia="Calibri" w:hAnsi="Calibri"/>
-                <w:b/>
-                <w:bCs/>
-                <w:color w:val="000000"/>
-                <w:sz w:val="18"/>
-                <w:szCs w:val="18"/>
-              </w:rPr>
-              <w:t xml:space="preserve">punkt kulminacyjny</w:t>
-            </w:r>
-            <w:r>
-              <w:rPr>
-                <w:rFonts w:ascii="Calibri" w:cs="Calibri" w:eastAsia="Calibri" w:hAnsi="Calibri"/>
-                <w:b w:val="false"/>
-                <w:bCs w:val="false"/>
-                <w:color w:val="000000"/>
-                <w:sz w:val="18"/>
-                <w:szCs w:val="18"/>
-              </w:rPr>
-              <w:t xml:space="preserve"/>
+              <w:t xml:space="preserve">przecinek</w:t>
+            </w:r>
+            <w:r>
+              <w:rPr>
+                <w:rFonts w:ascii="Calibri" w:cs="Calibri" w:eastAsia="Calibri" w:hAnsi="Calibri"/>
+                <w:b w:val="false"/>
+                <w:bCs w:val="false"/>
+                <w:color w:val="000000"/>
+                <w:sz w:val="18"/>
+                <w:szCs w:val="18"/>
+              </w:rPr>
+              <w:t xml:space="preserve"> – stoi przed spójnikiem</w:t>
             </w:r>
           </w:p>
         </w:tc>
@@ -10841,7 +10781,7 @@
                 <w:sz w:val="17"/>
                 <w:szCs w:val="17"/>
               </w:rPr>
-              <w:t xml:space="preserve">Der Schotte sieht die Nase.</w:t>
+              <w:t xml:space="preserve">Ich freue mich, weil …</w:t>
             </w:r>
           </w:p>
         </w:tc>
@@ -10880,7 +10820,21 @@
                 <w:sz w:val="19"/>
                 <w:szCs w:val="19"/>
               </w:rPr>
-              <w:t xml:space="preserve">die wörtliche Rede</w:t>
+              <w:t xml:space="preserve">die Ballade</w:t>
+            </w:r>
+          </w:p>
+          <w:p>
+            <w:pPr>
+              <w:spacing w:after="0" w:before="0"/>
+            </w:pPr>
+            <w:r>
+              <w:rPr>
+                <w:rFonts w:ascii="Calibri" w:cs="Calibri" w:eastAsia="Calibri" w:hAnsi="Calibri"/>
+                <w:color w:val="5B6B8C"/>
+                <w:sz w:val="15"/>
+                <w:szCs w:val="15"/>
+              </w:rPr>
+              <w:t xml:space="preserve">die Balladen</w:t>
             </w:r>
           </w:p>
         </w:tc>
@@ -10926,7 +10880,7 @@
                 <w:sz w:val="18"/>
                 <w:szCs w:val="18"/>
               </w:rPr>
-              <w:t xml:space="preserve">mowa niezależna</w:t>
+              <w:t xml:space="preserve">ballada</w:t>
             </w:r>
             <w:r>
               <w:rPr>
@@ -10969,7 +10923,7 @@
                 <w:sz w:val="17"/>
                 <w:szCs w:val="17"/>
               </w:rPr>
-              <w:t xml:space="preserve">„O Schaya, birg mich im Versteck!“</w:t>
+              <w:t xml:space="preserve">„Paddy Fingal“ von Wilhelm Brandes</w:t>
             </w:r>
           </w:p>
         </w:tc>
@@ -11008,7 +10962,21 @@
                 <w:sz w:val="19"/>
                 <w:szCs w:val="19"/>
               </w:rPr>
-              <w:t xml:space="preserve">die Spannung · der Konflikt</w:t>
+              <w:t xml:space="preserve">die Lesetechnik</w:t>
+            </w:r>
+          </w:p>
+          <w:p>
+            <w:pPr>
+              <w:spacing w:after="0" w:before="0"/>
+            </w:pPr>
+            <w:r>
+              <w:rPr>
+                <w:rFonts w:ascii="Calibri" w:cs="Calibri" w:eastAsia="Calibri" w:hAnsi="Calibri"/>
+                <w:color w:val="5B6B8C"/>
+                <w:sz w:val="15"/>
+                <w:szCs w:val="15"/>
+              </w:rPr>
+              <w:t xml:space="preserve">überfliegend · orientierend · genau</w:t>
             </w:r>
           </w:p>
         </w:tc>
@@ -11054,40 +11022,18 @@
                 <w:sz w:val="18"/>
                 <w:szCs w:val="18"/>
               </w:rPr>
-              <w:t xml:space="preserve">napięcie</w:t>
-            </w:r>
-            <w:r>
-              <w:rPr>
-                <w:rFonts w:ascii="Calibri" w:cs="Calibri" w:eastAsia="Calibri" w:hAnsi="Calibri"/>
-                <w:b w:val="false"/>
-                <w:bCs w:val="false"/>
-                <w:color w:val="000000"/>
-                <w:sz w:val="18"/>
-                <w:szCs w:val="18"/>
-              </w:rPr>
-              <w:t xml:space="preserve"> · </w:t>
-            </w:r>
-            <w:r>
-              <w:rPr>
-                <w:rFonts w:ascii="Calibri" w:cs="Calibri" w:eastAsia="Calibri" w:hAnsi="Calibri"/>
-                <w:b/>
-                <w:bCs/>
-                <w:color w:val="000000"/>
-                <w:sz w:val="18"/>
-                <w:szCs w:val="18"/>
-              </w:rPr>
-              <w:t xml:space="preserve">konflikt</w:t>
-            </w:r>
-            <w:r>
-              <w:rPr>
-                <w:rFonts w:ascii="Calibri" w:cs="Calibri" w:eastAsia="Calibri" w:hAnsi="Calibri"/>
-                <w:b w:val="false"/>
-                <w:bCs w:val="false"/>
-                <w:color w:val="000000"/>
-                <w:sz w:val="18"/>
-                <w:szCs w:val="18"/>
-              </w:rPr>
-              <w:t xml:space="preserve"/>
+              <w:t xml:space="preserve">technika czytania</w:t>
+            </w:r>
+            <w:r>
+              <w:rPr>
+                <w:rFonts w:ascii="Calibri" w:cs="Calibri" w:eastAsia="Calibri" w:hAnsi="Calibri"/>
+                <w:b w:val="false"/>
+                <w:bCs w:val="false"/>
+                <w:color w:val="000000"/>
+                <w:sz w:val="18"/>
+                <w:szCs w:val="18"/>
+              </w:rPr>
+              <w:t xml:space="preserve">: pobieżnie · wybiórczo · dokładnie</w:t>
             </w:r>
           </w:p>
         </w:tc>
@@ -11119,7 +11065,7 @@
                 <w:sz w:val="17"/>
                 <w:szCs w:val="17"/>
               </w:rPr>
-              <w:t xml:space="preserve">Paddy gegen den Schotten</w:t>
+              <w:t xml:space="preserve">Wie heißt Paddys Frau? → orientierend</w:t>
             </w:r>
           </w:p>
         </w:tc>
@@ -11158,7 +11104,21 @@
                 <w:sz w:val="19"/>
                 <w:szCs w:val="19"/>
               </w:rPr>
-              <w:t xml:space="preserve">die Zwischenüberschrift · gliedern</w:t>
+              <w:t xml:space="preserve">die Strophe · der Vers</w:t>
+            </w:r>
+          </w:p>
+          <w:p>
+            <w:pPr>
+              <w:spacing w:after="0" w:before="0"/>
+            </w:pPr>
+            <w:r>
+              <w:rPr>
+                <w:rFonts w:ascii="Calibri" w:cs="Calibri" w:eastAsia="Calibri" w:hAnsi="Calibri"/>
+                <w:color w:val="5B6B8C"/>
+                <w:sz w:val="15"/>
+                <w:szCs w:val="15"/>
+              </w:rPr>
+              <w:t xml:space="preserve">die Strophen · die Verse</w:t>
             </w:r>
           </w:p>
         </w:tc>
@@ -11204,7 +11164,7 @@
                 <w:sz w:val="18"/>
                 <w:szCs w:val="18"/>
               </w:rPr>
-              <w:t xml:space="preserve">śródtytuł</w:t>
+              <w:t xml:space="preserve">strofa</w:t>
             </w:r>
             <w:r>
               <w:rPr>
@@ -11226,7 +11186,7 @@
                 <w:sz w:val="18"/>
                 <w:szCs w:val="18"/>
               </w:rPr>
-              <w:t xml:space="preserve">podzielić tekst na części</w:t>
+              <w:t xml:space="preserve">wers</w:t>
             </w:r>
             <w:r>
               <w:rPr>
@@ -11269,7 +11229,7 @@
                 <w:sz w:val="17"/>
                 <w:szCs w:val="17"/>
               </w:rPr>
-              <w:t xml:space="preserve">Str. 10: Flucht</w:t>
+              <w:t xml:space="preserve">11 Strophen mit je 5 Versen</w:t>
             </w:r>
           </w:p>
         </w:tc>
@@ -11280,6 +11240,1517 @@
         </w:trPr>
         <w:tc>
           <w:tcPr>
+            <w:tcW w:type="dxa" w:w="3050"/>
+            <w:tcBorders>
+              <w:top w:val="single" w:color="C9D3EA" w:sz="6"/>
+              <w:left w:val="single" w:color="C9D3EA" w:sz="6"/>
+              <w:bottom w:val="single" w:color="C9D3EA" w:sz="6"/>
+              <w:right w:val="single" w:color="C9D3EA" w:sz="6"/>
+            </w:tcBorders>
+            <w:tcMar>
+              <w:top w:type="dxa" w:w="25"/>
+              <w:left w:type="dxa" w:w="80"/>
+              <w:bottom w:type="dxa" w:w="25"/>
+              <w:right w:type="dxa" w:w="100"/>
+            </w:tcMar>
+            <w:vAlign w:val="center"/>
+          </w:tcPr>
+          <w:p>
+            <w:pPr>
+              <w:spacing w:after="0" w:before="0"/>
+            </w:pPr>
+            <w:r>
+              <w:rPr>
+                <w:rFonts w:ascii="Calibri" w:cs="Calibri" w:eastAsia="Calibri" w:hAnsi="Calibri"/>
+                <w:b/>
+                <w:bCs/>
+                <w:color w:val="1E2761"/>
+                <w:sz w:val="19"/>
+                <w:szCs w:val="19"/>
+              </w:rPr>
+              <w:t xml:space="preserve">der Reim · sich reimen</w:t>
+            </w:r>
+          </w:p>
+          <w:p>
+            <w:pPr>
+              <w:spacing w:after="0" w:before="0"/>
+            </w:pPr>
+            <w:r>
+              <w:rPr>
+                <w:rFonts w:ascii="Calibri" w:cs="Calibri" w:eastAsia="Calibri" w:hAnsi="Calibri"/>
+                <w:color w:val="5B6B8C"/>
+                <w:sz w:val="15"/>
+                <w:szCs w:val="15"/>
+              </w:rPr>
+              <w:t xml:space="preserve">die Reime</w:t>
+            </w:r>
+          </w:p>
+        </w:tc>
+        <w:tc>
+          <w:tcPr>
+            <w:tcW w:type="dxa" w:w="3350"/>
+            <w:tcBorders>
+              <w:top w:val="single" w:color="C9D3EA" w:sz="6"/>
+              <w:left w:val="single" w:color="C9D3EA" w:sz="6"/>
+              <w:bottom w:val="single" w:color="C9D3EA" w:sz="6"/>
+              <w:right w:val="single" w:color="C9D3EA" w:sz="6"/>
+            </w:tcBorders>
+            <w:shd w:fill="FBFCFF" w:color="auto" w:val="clear"/>
+            <w:tcMar>
+              <w:top w:type="dxa" w:w="25"/>
+              <w:left w:type="dxa" w:w="80"/>
+              <w:bottom w:type="dxa" w:w="25"/>
+              <w:right w:type="dxa" w:w="100"/>
+            </w:tcMar>
+            <w:vAlign w:val="center"/>
+          </w:tcPr>
+          <w:p>
+            <w:pPr>
+              <w:spacing w:after="0" w:before="0"/>
+            </w:pPr>
+            <w:r>
+              <w:rPr>
+                <w:rFonts w:ascii="Calibri" w:cs="Calibri" w:eastAsia="Calibri" w:hAnsi="Calibri"/>
+                <w:b w:val="false"/>
+                <w:bCs w:val="false"/>
+                <w:color w:val="000000"/>
+                <w:sz w:val="18"/>
+                <w:szCs w:val="18"/>
+              </w:rPr>
+              <w:t xml:space="preserve"/>
+            </w:r>
+            <w:r>
+              <w:rPr>
+                <w:rFonts w:ascii="Calibri" w:cs="Calibri" w:eastAsia="Calibri" w:hAnsi="Calibri"/>
+                <w:b/>
+                <w:bCs/>
+                <w:color w:val="000000"/>
+                <w:sz w:val="18"/>
+                <w:szCs w:val="18"/>
+              </w:rPr>
+              <w:t xml:space="preserve">rym</w:t>
+            </w:r>
+            <w:r>
+              <w:rPr>
+                <w:rFonts w:ascii="Calibri" w:cs="Calibri" w:eastAsia="Calibri" w:hAnsi="Calibri"/>
+                <w:b w:val="false"/>
+                <w:bCs w:val="false"/>
+                <w:color w:val="000000"/>
+                <w:sz w:val="18"/>
+                <w:szCs w:val="18"/>
+              </w:rPr>
+              <w:t xml:space="preserve"> · </w:t>
+            </w:r>
+            <w:r>
+              <w:rPr>
+                <w:rFonts w:ascii="Calibri" w:cs="Calibri" w:eastAsia="Calibri" w:hAnsi="Calibri"/>
+                <w:b/>
+                <w:bCs/>
+                <w:color w:val="000000"/>
+                <w:sz w:val="18"/>
+                <w:szCs w:val="18"/>
+              </w:rPr>
+              <w:t xml:space="preserve">rymować się</w:t>
+            </w:r>
+            <w:r>
+              <w:rPr>
+                <w:rFonts w:ascii="Calibri" w:cs="Calibri" w:eastAsia="Calibri" w:hAnsi="Calibri"/>
+                <w:b w:val="false"/>
+                <w:bCs w:val="false"/>
+                <w:color w:val="000000"/>
+                <w:sz w:val="18"/>
+                <w:szCs w:val="18"/>
+              </w:rPr>
+              <w:t xml:space="preserve"/>
+            </w:r>
+          </w:p>
+        </w:tc>
+        <w:tc>
+          <w:tcPr>
+            <w:tcW w:type="dxa" w:w="4406"/>
+            <w:tcBorders>
+              <w:top w:val="single" w:color="C9D3EA" w:sz="6"/>
+              <w:left w:val="single" w:color="C9D3EA" w:sz="6"/>
+              <w:bottom w:val="single" w:color="C9D3EA" w:sz="6"/>
+              <w:right w:val="single" w:color="C9D3EA" w:sz="6"/>
+            </w:tcBorders>
+            <w:tcMar>
+              <w:top w:type="dxa" w:w="25"/>
+              <w:left w:type="dxa" w:w="80"/>
+              <w:bottom w:type="dxa" w:w="25"/>
+              <w:right w:type="dxa" w:w="100"/>
+            </w:tcMar>
+            <w:vAlign w:val="center"/>
+          </w:tcPr>
+          <w:p>
+            <w:pPr>
+              <w:spacing w:after="0" w:before="0"/>
+            </w:pPr>
+            <w:r>
+              <w:rPr>
+                <w:rFonts w:ascii="Calibri" w:cs="Calibri" w:eastAsia="Calibri" w:hAnsi="Calibri"/>
+                <w:color w:val="33405F"/>
+                <w:sz w:val="17"/>
+                <w:szCs w:val="17"/>
+              </w:rPr>
+              <w:t xml:space="preserve">Schreck – Versteck</w:t>
+            </w:r>
+          </w:p>
+        </w:tc>
+      </w:tr>
+      <w:tr>
+        <w:trPr>
+          <w:cantSplit/>
+        </w:trPr>
+        <w:tc>
+          <w:tcPr>
+            <w:tcW w:type="dxa" w:w="3050"/>
+            <w:tcBorders>
+              <w:top w:val="single" w:color="C9D3EA" w:sz="6"/>
+              <w:left w:val="single" w:color="C9D3EA" w:sz="6"/>
+              <w:bottom w:val="single" w:color="C9D3EA" w:sz="6"/>
+              <w:right w:val="single" w:color="C9D3EA" w:sz="6"/>
+            </w:tcBorders>
+            <w:tcMar>
+              <w:top w:type="dxa" w:w="25"/>
+              <w:left w:type="dxa" w:w="80"/>
+              <w:bottom w:type="dxa" w:w="25"/>
+              <w:right w:type="dxa" w:w="100"/>
+            </w:tcMar>
+            <w:vAlign w:val="center"/>
+          </w:tcPr>
+          <w:p>
+            <w:pPr>
+              <w:spacing w:after="0" w:before="0"/>
+            </w:pPr>
+            <w:r>
+              <w:rPr>
+                <w:rFonts w:ascii="Calibri" w:cs="Calibri" w:eastAsia="Calibri" w:hAnsi="Calibri"/>
+                <w:b/>
+                <w:bCs/>
+                <w:color w:val="1E2761"/>
+                <w:sz w:val="19"/>
+                <w:szCs w:val="19"/>
+              </w:rPr>
+              <w:t xml:space="preserve">das Reimschema</w:t>
+            </w:r>
+          </w:p>
+        </w:tc>
+        <w:tc>
+          <w:tcPr>
+            <w:tcW w:type="dxa" w:w="3350"/>
+            <w:tcBorders>
+              <w:top w:val="single" w:color="C9D3EA" w:sz="6"/>
+              <w:left w:val="single" w:color="C9D3EA" w:sz="6"/>
+              <w:bottom w:val="single" w:color="C9D3EA" w:sz="6"/>
+              <w:right w:val="single" w:color="C9D3EA" w:sz="6"/>
+            </w:tcBorders>
+            <w:shd w:fill="FBFCFF" w:color="auto" w:val="clear"/>
+            <w:tcMar>
+              <w:top w:type="dxa" w:w="25"/>
+              <w:left w:type="dxa" w:w="80"/>
+              <w:bottom w:type="dxa" w:w="25"/>
+              <w:right w:type="dxa" w:w="100"/>
+            </w:tcMar>
+            <w:vAlign w:val="center"/>
+          </w:tcPr>
+          <w:p>
+            <w:pPr>
+              <w:spacing w:after="0" w:before="0"/>
+            </w:pPr>
+            <w:r>
+              <w:rPr>
+                <w:rFonts w:ascii="Calibri" w:cs="Calibri" w:eastAsia="Calibri" w:hAnsi="Calibri"/>
+                <w:b w:val="false"/>
+                <w:bCs w:val="false"/>
+                <w:color w:val="000000"/>
+                <w:sz w:val="18"/>
+                <w:szCs w:val="18"/>
+              </w:rPr>
+              <w:t xml:space="preserve"/>
+            </w:r>
+            <w:r>
+              <w:rPr>
+                <w:rFonts w:ascii="Calibri" w:cs="Calibri" w:eastAsia="Calibri" w:hAnsi="Calibri"/>
+                <w:b/>
+                <w:bCs/>
+                <w:color w:val="000000"/>
+                <w:sz w:val="18"/>
+                <w:szCs w:val="18"/>
+              </w:rPr>
+              <w:t xml:space="preserve">układ rymów</w:t>
+            </w:r>
+            <w:r>
+              <w:rPr>
+                <w:rFonts w:ascii="Calibri" w:cs="Calibri" w:eastAsia="Calibri" w:hAnsi="Calibri"/>
+                <w:b w:val="false"/>
+                <w:bCs w:val="false"/>
+                <w:color w:val="000000"/>
+                <w:sz w:val="18"/>
+                <w:szCs w:val="18"/>
+              </w:rPr>
+              <w:t xml:space="preserve"/>
+            </w:r>
+          </w:p>
+        </w:tc>
+        <w:tc>
+          <w:tcPr>
+            <w:tcW w:type="dxa" w:w="4406"/>
+            <w:tcBorders>
+              <w:top w:val="single" w:color="C9D3EA" w:sz="6"/>
+              <w:left w:val="single" w:color="C9D3EA" w:sz="6"/>
+              <w:bottom w:val="single" w:color="C9D3EA" w:sz="6"/>
+              <w:right w:val="single" w:color="C9D3EA" w:sz="6"/>
+            </w:tcBorders>
+            <w:tcMar>
+              <w:top w:type="dxa" w:w="25"/>
+              <w:left w:type="dxa" w:w="80"/>
+              <w:bottom w:type="dxa" w:w="25"/>
+              <w:right w:type="dxa" w:w="100"/>
+            </w:tcMar>
+            <w:vAlign w:val="center"/>
+          </w:tcPr>
+          <w:p>
+            <w:pPr>
+              <w:spacing w:after="0" w:before="0"/>
+            </w:pPr>
+            <w:r>
+              <w:rPr>
+                <w:rFonts w:ascii="Calibri" w:cs="Calibri" w:eastAsia="Calibri" w:hAnsi="Calibri"/>
+                <w:color w:val="33405F"/>
+                <w:sz w:val="17"/>
+                <w:szCs w:val="17"/>
+              </w:rPr>
+              <w:t xml:space="preserve">a a b b x</w:t>
+            </w:r>
+          </w:p>
+        </w:tc>
+      </w:tr>
+      <w:tr>
+        <w:trPr>
+          <w:cantSplit/>
+        </w:trPr>
+        <w:tc>
+          <w:tcPr>
+            <w:tcW w:type="dxa" w:w="3050"/>
+            <w:tcBorders>
+              <w:top w:val="single" w:color="C9D3EA" w:sz="6"/>
+              <w:left w:val="single" w:color="C9D3EA" w:sz="6"/>
+              <w:bottom w:val="single" w:color="C9D3EA" w:sz="6"/>
+              <w:right w:val="single" w:color="C9D3EA" w:sz="6"/>
+            </w:tcBorders>
+            <w:tcMar>
+              <w:top w:type="dxa" w:w="25"/>
+              <w:left w:type="dxa" w:w="80"/>
+              <w:bottom w:type="dxa" w:w="25"/>
+              <w:right w:type="dxa" w:w="100"/>
+            </w:tcMar>
+            <w:vAlign w:val="center"/>
+          </w:tcPr>
+          <w:p>
+            <w:pPr>
+              <w:spacing w:after="0" w:before="0"/>
+            </w:pPr>
+            <w:r>
+              <w:rPr>
+                <w:rFonts w:ascii="Calibri" w:cs="Calibri" w:eastAsia="Calibri" w:hAnsi="Calibri"/>
+                <w:b/>
+                <w:bCs/>
+                <w:color w:val="1E2761"/>
+                <w:sz w:val="19"/>
+                <w:szCs w:val="19"/>
+              </w:rPr>
+              <w:t xml:space="preserve">der Paarreim · der Kreuzreim · der umarmende Reim</w:t>
+            </w:r>
+          </w:p>
+          <w:p>
+            <w:pPr>
+              <w:spacing w:after="0" w:before="0"/>
+            </w:pPr>
+            <w:r>
+              <w:rPr>
+                <w:rFonts w:ascii="Calibri" w:cs="Calibri" w:eastAsia="Calibri" w:hAnsi="Calibri"/>
+                <w:color w:val="5B6B8C"/>
+                <w:sz w:val="15"/>
+                <w:szCs w:val="15"/>
+              </w:rPr>
+              <w:t xml:space="preserve">aabb · abab · abba</w:t>
+            </w:r>
+          </w:p>
+        </w:tc>
+        <w:tc>
+          <w:tcPr>
+            <w:tcW w:type="dxa" w:w="3350"/>
+            <w:tcBorders>
+              <w:top w:val="single" w:color="C9D3EA" w:sz="6"/>
+              <w:left w:val="single" w:color="C9D3EA" w:sz="6"/>
+              <w:bottom w:val="single" w:color="C9D3EA" w:sz="6"/>
+              <w:right w:val="single" w:color="C9D3EA" w:sz="6"/>
+            </w:tcBorders>
+            <w:shd w:fill="FBFCFF" w:color="auto" w:val="clear"/>
+            <w:tcMar>
+              <w:top w:type="dxa" w:w="25"/>
+              <w:left w:type="dxa" w:w="80"/>
+              <w:bottom w:type="dxa" w:w="25"/>
+              <w:right w:type="dxa" w:w="100"/>
+            </w:tcMar>
+            <w:vAlign w:val="center"/>
+          </w:tcPr>
+          <w:p>
+            <w:pPr>
+              <w:spacing w:after="0" w:before="0"/>
+            </w:pPr>
+            <w:r>
+              <w:rPr>
+                <w:rFonts w:ascii="Calibri" w:cs="Calibri" w:eastAsia="Calibri" w:hAnsi="Calibri"/>
+                <w:b w:val="false"/>
+                <w:bCs w:val="false"/>
+                <w:color w:val="000000"/>
+                <w:sz w:val="18"/>
+                <w:szCs w:val="18"/>
+              </w:rPr>
+              <w:t xml:space="preserve"/>
+            </w:r>
+            <w:r>
+              <w:rPr>
+                <w:rFonts w:ascii="Calibri" w:cs="Calibri" w:eastAsia="Calibri" w:hAnsi="Calibri"/>
+                <w:b/>
+                <w:bCs/>
+                <w:color w:val="000000"/>
+                <w:sz w:val="18"/>
+                <w:szCs w:val="18"/>
+              </w:rPr>
+              <w:t xml:space="preserve">rym parzysty</w:t>
+            </w:r>
+            <w:r>
+              <w:rPr>
+                <w:rFonts w:ascii="Calibri" w:cs="Calibri" w:eastAsia="Calibri" w:hAnsi="Calibri"/>
+                <w:b w:val="false"/>
+                <w:bCs w:val="false"/>
+                <w:color w:val="000000"/>
+                <w:sz w:val="18"/>
+                <w:szCs w:val="18"/>
+              </w:rPr>
+              <w:t xml:space="preserve"> · </w:t>
+            </w:r>
+            <w:r>
+              <w:rPr>
+                <w:rFonts w:ascii="Calibri" w:cs="Calibri" w:eastAsia="Calibri" w:hAnsi="Calibri"/>
+                <w:b/>
+                <w:bCs/>
+                <w:color w:val="000000"/>
+                <w:sz w:val="18"/>
+                <w:szCs w:val="18"/>
+              </w:rPr>
+              <w:t xml:space="preserve">krzyżowy</w:t>
+            </w:r>
+            <w:r>
+              <w:rPr>
+                <w:rFonts w:ascii="Calibri" w:cs="Calibri" w:eastAsia="Calibri" w:hAnsi="Calibri"/>
+                <w:b w:val="false"/>
+                <w:bCs w:val="false"/>
+                <w:color w:val="000000"/>
+                <w:sz w:val="18"/>
+                <w:szCs w:val="18"/>
+              </w:rPr>
+              <w:t xml:space="preserve"> · </w:t>
+            </w:r>
+            <w:r>
+              <w:rPr>
+                <w:rFonts w:ascii="Calibri" w:cs="Calibri" w:eastAsia="Calibri" w:hAnsi="Calibri"/>
+                <w:b/>
+                <w:bCs/>
+                <w:color w:val="000000"/>
+                <w:sz w:val="18"/>
+                <w:szCs w:val="18"/>
+              </w:rPr>
+              <w:t xml:space="preserve">okalający</w:t>
+            </w:r>
+            <w:r>
+              <w:rPr>
+                <w:rFonts w:ascii="Calibri" w:cs="Calibri" w:eastAsia="Calibri" w:hAnsi="Calibri"/>
+                <w:b w:val="false"/>
+                <w:bCs w:val="false"/>
+                <w:color w:val="000000"/>
+                <w:sz w:val="18"/>
+                <w:szCs w:val="18"/>
+              </w:rPr>
+              <w:t xml:space="preserve"/>
+            </w:r>
+          </w:p>
+        </w:tc>
+        <w:tc>
+          <w:tcPr>
+            <w:tcW w:type="dxa" w:w="4406"/>
+            <w:tcBorders>
+              <w:top w:val="single" w:color="C9D3EA" w:sz="6"/>
+              <w:left w:val="single" w:color="C9D3EA" w:sz="6"/>
+              <w:bottom w:val="single" w:color="C9D3EA" w:sz="6"/>
+              <w:right w:val="single" w:color="C9D3EA" w:sz="6"/>
+            </w:tcBorders>
+            <w:tcMar>
+              <w:top w:type="dxa" w:w="25"/>
+              <w:left w:type="dxa" w:w="80"/>
+              <w:bottom w:type="dxa" w:w="25"/>
+              <w:right w:type="dxa" w:w="100"/>
+            </w:tcMar>
+            <w:vAlign w:val="center"/>
+          </w:tcPr>
+          <w:p>
+            <w:pPr>
+              <w:spacing w:after="0" w:before="0"/>
+            </w:pPr>
+          </w:p>
+        </w:tc>
+      </w:tr>
+      <w:tr>
+        <w:trPr>
+          <w:cantSplit/>
+        </w:trPr>
+        <w:tc>
+          <w:tcPr>
+            <w:tcW w:type="dxa" w:w="3050"/>
+            <w:tcBorders>
+              <w:top w:val="single" w:color="C9D3EA" w:sz="6"/>
+              <w:left w:val="single" w:color="C9D3EA" w:sz="6"/>
+              <w:bottom w:val="single" w:color="C9D3EA" w:sz="6"/>
+              <w:right w:val="single" w:color="C9D3EA" w:sz="6"/>
+            </w:tcBorders>
+            <w:tcMar>
+              <w:top w:type="dxa" w:w="25"/>
+              <w:left w:type="dxa" w:w="80"/>
+              <w:bottom w:type="dxa" w:w="25"/>
+              <w:right w:type="dxa" w:w="100"/>
+            </w:tcMar>
+            <w:vAlign w:val="center"/>
+          </w:tcPr>
+          <w:p>
+            <w:pPr>
+              <w:spacing w:after="0" w:before="0"/>
+            </w:pPr>
+            <w:r>
+              <w:rPr>
+                <w:rFonts w:ascii="Calibri" w:cs="Calibri" w:eastAsia="Calibri" w:hAnsi="Calibri"/>
+                <w:b/>
+                <w:bCs/>
+                <w:color w:val="1E2761"/>
+                <w:sz w:val="19"/>
+                <w:szCs w:val="19"/>
+              </w:rPr>
+              <w:t xml:space="preserve">der Kehrreim (Refrain)</w:t>
+            </w:r>
+          </w:p>
+        </w:tc>
+        <w:tc>
+          <w:tcPr>
+            <w:tcW w:type="dxa" w:w="3350"/>
+            <w:tcBorders>
+              <w:top w:val="single" w:color="C9D3EA" w:sz="6"/>
+              <w:left w:val="single" w:color="C9D3EA" w:sz="6"/>
+              <w:bottom w:val="single" w:color="C9D3EA" w:sz="6"/>
+              <w:right w:val="single" w:color="C9D3EA" w:sz="6"/>
+            </w:tcBorders>
+            <w:shd w:fill="FBFCFF" w:color="auto" w:val="clear"/>
+            <w:tcMar>
+              <w:top w:type="dxa" w:w="25"/>
+              <w:left w:type="dxa" w:w="80"/>
+              <w:bottom w:type="dxa" w:w="25"/>
+              <w:right w:type="dxa" w:w="100"/>
+            </w:tcMar>
+            <w:vAlign w:val="center"/>
+          </w:tcPr>
+          <w:p>
+            <w:pPr>
+              <w:spacing w:after="0" w:before="0"/>
+            </w:pPr>
+            <w:r>
+              <w:rPr>
+                <w:rFonts w:ascii="Calibri" w:cs="Calibri" w:eastAsia="Calibri" w:hAnsi="Calibri"/>
+                <w:b w:val="false"/>
+                <w:bCs w:val="false"/>
+                <w:color w:val="000000"/>
+                <w:sz w:val="18"/>
+                <w:szCs w:val="18"/>
+              </w:rPr>
+              <w:t xml:space="preserve"/>
+            </w:r>
+            <w:r>
+              <w:rPr>
+                <w:rFonts w:ascii="Calibri" w:cs="Calibri" w:eastAsia="Calibri" w:hAnsi="Calibri"/>
+                <w:b/>
+                <w:bCs/>
+                <w:color w:val="000000"/>
+                <w:sz w:val="18"/>
+                <w:szCs w:val="18"/>
+              </w:rPr>
+              <w:t xml:space="preserve">refren</w:t>
+            </w:r>
+            <w:r>
+              <w:rPr>
+                <w:rFonts w:ascii="Calibri" w:cs="Calibri" w:eastAsia="Calibri" w:hAnsi="Calibri"/>
+                <w:b w:val="false"/>
+                <w:bCs w:val="false"/>
+                <w:color w:val="000000"/>
+                <w:sz w:val="18"/>
+                <w:szCs w:val="18"/>
+              </w:rPr>
+              <w:t xml:space="preserve"/>
+            </w:r>
+          </w:p>
+        </w:tc>
+        <w:tc>
+          <w:tcPr>
+            <w:tcW w:type="dxa" w:w="4406"/>
+            <w:tcBorders>
+              <w:top w:val="single" w:color="C9D3EA" w:sz="6"/>
+              <w:left w:val="single" w:color="C9D3EA" w:sz="6"/>
+              <w:bottom w:val="single" w:color="C9D3EA" w:sz="6"/>
+              <w:right w:val="single" w:color="C9D3EA" w:sz="6"/>
+            </w:tcBorders>
+            <w:tcMar>
+              <w:top w:type="dxa" w:w="25"/>
+              <w:left w:type="dxa" w:w="80"/>
+              <w:bottom w:type="dxa" w:w="25"/>
+              <w:right w:type="dxa" w:w="100"/>
+            </w:tcMar>
+            <w:vAlign w:val="center"/>
+          </w:tcPr>
+          <w:p>
+            <w:pPr>
+              <w:spacing w:after="0" w:before="0"/>
+            </w:pPr>
+            <w:r>
+              <w:rPr>
+                <w:rFonts w:ascii="Calibri" w:cs="Calibri" w:eastAsia="Calibri" w:hAnsi="Calibri"/>
+                <w:color w:val="33405F"/>
+                <w:sz w:val="17"/>
+                <w:szCs w:val="17"/>
+              </w:rPr>
+              <w:t xml:space="preserve">„… Paddy Fingal!“</w:t>
+            </w:r>
+          </w:p>
+        </w:tc>
+      </w:tr>
+      <w:tr>
+        <w:trPr>
+          <w:cantSplit/>
+        </w:trPr>
+        <w:tc>
+          <w:tcPr>
+            <w:tcW w:type="dxa" w:w="3050"/>
+            <w:tcBorders>
+              <w:top w:val="single" w:color="C9D3EA" w:sz="6"/>
+              <w:left w:val="single" w:color="C9D3EA" w:sz="6"/>
+              <w:bottom w:val="single" w:color="C9D3EA" w:sz="6"/>
+              <w:right w:val="single" w:color="C9D3EA" w:sz="6"/>
+            </w:tcBorders>
+            <w:tcMar>
+              <w:top w:type="dxa" w:w="25"/>
+              <w:left w:type="dxa" w:w="80"/>
+              <w:bottom w:type="dxa" w:w="25"/>
+              <w:right w:type="dxa" w:w="100"/>
+            </w:tcMar>
+            <w:vAlign w:val="center"/>
+          </w:tcPr>
+          <w:p>
+            <w:pPr>
+              <w:spacing w:after="0" w:before="0"/>
+            </w:pPr>
+            <w:r>
+              <w:rPr>
+                <w:rFonts w:ascii="Calibri" w:cs="Calibri" w:eastAsia="Calibri" w:hAnsi="Calibri"/>
+                <w:b/>
+                <w:bCs/>
+                <w:color w:val="1E2761"/>
+                <w:sz w:val="19"/>
+                <w:szCs w:val="19"/>
+              </w:rPr>
+              <w:t xml:space="preserve">die Lyrik · die Epik · die Dramatik</w:t>
+            </w:r>
+          </w:p>
+        </w:tc>
+        <w:tc>
+          <w:tcPr>
+            <w:tcW w:type="dxa" w:w="3350"/>
+            <w:tcBorders>
+              <w:top w:val="single" w:color="C9D3EA" w:sz="6"/>
+              <w:left w:val="single" w:color="C9D3EA" w:sz="6"/>
+              <w:bottom w:val="single" w:color="C9D3EA" w:sz="6"/>
+              <w:right w:val="single" w:color="C9D3EA" w:sz="6"/>
+            </w:tcBorders>
+            <w:shd w:fill="FBFCFF" w:color="auto" w:val="clear"/>
+            <w:tcMar>
+              <w:top w:type="dxa" w:w="25"/>
+              <w:left w:type="dxa" w:w="80"/>
+              <w:bottom w:type="dxa" w:w="25"/>
+              <w:right w:type="dxa" w:w="100"/>
+            </w:tcMar>
+            <w:vAlign w:val="center"/>
+          </w:tcPr>
+          <w:p>
+            <w:pPr>
+              <w:spacing w:after="0" w:before="0"/>
+            </w:pPr>
+            <w:r>
+              <w:rPr>
+                <w:rFonts w:ascii="Calibri" w:cs="Calibri" w:eastAsia="Calibri" w:hAnsi="Calibri"/>
+                <w:b w:val="false"/>
+                <w:bCs w:val="false"/>
+                <w:color w:val="000000"/>
+                <w:sz w:val="18"/>
+                <w:szCs w:val="18"/>
+              </w:rPr>
+              <w:t xml:space="preserve"/>
+            </w:r>
+            <w:r>
+              <w:rPr>
+                <w:rFonts w:ascii="Calibri" w:cs="Calibri" w:eastAsia="Calibri" w:hAnsi="Calibri"/>
+                <w:b/>
+                <w:bCs/>
+                <w:color w:val="000000"/>
+                <w:sz w:val="18"/>
+                <w:szCs w:val="18"/>
+              </w:rPr>
+              <w:t xml:space="preserve">liryka</w:t>
+            </w:r>
+            <w:r>
+              <w:rPr>
+                <w:rFonts w:ascii="Calibri" w:cs="Calibri" w:eastAsia="Calibri" w:hAnsi="Calibri"/>
+                <w:b w:val="false"/>
+                <w:bCs w:val="false"/>
+                <w:color w:val="000000"/>
+                <w:sz w:val="18"/>
+                <w:szCs w:val="18"/>
+              </w:rPr>
+              <w:t xml:space="preserve"> · </w:t>
+            </w:r>
+            <w:r>
+              <w:rPr>
+                <w:rFonts w:ascii="Calibri" w:cs="Calibri" w:eastAsia="Calibri" w:hAnsi="Calibri"/>
+                <w:b/>
+                <w:bCs/>
+                <w:color w:val="000000"/>
+                <w:sz w:val="18"/>
+                <w:szCs w:val="18"/>
+              </w:rPr>
+              <w:t xml:space="preserve">epika</w:t>
+            </w:r>
+            <w:r>
+              <w:rPr>
+                <w:rFonts w:ascii="Calibri" w:cs="Calibri" w:eastAsia="Calibri" w:hAnsi="Calibri"/>
+                <w:b w:val="false"/>
+                <w:bCs w:val="false"/>
+                <w:color w:val="000000"/>
+                <w:sz w:val="18"/>
+                <w:szCs w:val="18"/>
+              </w:rPr>
+              <w:t xml:space="preserve"> · </w:t>
+            </w:r>
+            <w:r>
+              <w:rPr>
+                <w:rFonts w:ascii="Calibri" w:cs="Calibri" w:eastAsia="Calibri" w:hAnsi="Calibri"/>
+                <w:b/>
+                <w:bCs/>
+                <w:color w:val="000000"/>
+                <w:sz w:val="18"/>
+                <w:szCs w:val="18"/>
+              </w:rPr>
+              <w:t xml:space="preserve">dramat</w:t>
+            </w:r>
+            <w:r>
+              <w:rPr>
+                <w:rFonts w:ascii="Calibri" w:cs="Calibri" w:eastAsia="Calibri" w:hAnsi="Calibri"/>
+                <w:b w:val="false"/>
+                <w:bCs w:val="false"/>
+                <w:color w:val="000000"/>
+                <w:sz w:val="18"/>
+                <w:szCs w:val="18"/>
+              </w:rPr>
+              <w:t xml:space="preserve"/>
+            </w:r>
+          </w:p>
+        </w:tc>
+        <w:tc>
+          <w:tcPr>
+            <w:tcW w:type="dxa" w:w="4406"/>
+            <w:tcBorders>
+              <w:top w:val="single" w:color="C9D3EA" w:sz="6"/>
+              <w:left w:val="single" w:color="C9D3EA" w:sz="6"/>
+              <w:bottom w:val="single" w:color="C9D3EA" w:sz="6"/>
+              <w:right w:val="single" w:color="C9D3EA" w:sz="6"/>
+            </w:tcBorders>
+            <w:tcMar>
+              <w:top w:type="dxa" w:w="25"/>
+              <w:left w:type="dxa" w:w="80"/>
+              <w:bottom w:type="dxa" w:w="25"/>
+              <w:right w:type="dxa" w:w="100"/>
+            </w:tcMar>
+            <w:vAlign w:val="center"/>
+          </w:tcPr>
+          <w:p>
+            <w:pPr>
+              <w:spacing w:after="0" w:before="0"/>
+            </w:pPr>
+            <w:r>
+              <w:rPr>
+                <w:rFonts w:ascii="Calibri" w:cs="Calibri" w:eastAsia="Calibri" w:hAnsi="Calibri"/>
+                <w:color w:val="33405F"/>
+                <w:sz w:val="17"/>
+                <w:szCs w:val="17"/>
+              </w:rPr>
+              <w:t xml:space="preserve">Die Ballade ist ein „Ur-Ei“.</w:t>
+            </w:r>
+          </w:p>
+        </w:tc>
+      </w:tr>
+      <w:tr>
+        <w:trPr>
+          <w:cantSplit/>
+        </w:trPr>
+        <w:tc>
+          <w:tcPr>
+            <w:tcW w:type="dxa" w:w="3050"/>
+            <w:tcBorders>
+              <w:top w:val="single" w:color="C9D3EA" w:sz="6"/>
+              <w:left w:val="single" w:color="C9D3EA" w:sz="6"/>
+              <w:bottom w:val="single" w:color="C9D3EA" w:sz="6"/>
+              <w:right w:val="single" w:color="C9D3EA" w:sz="6"/>
+            </w:tcBorders>
+            <w:tcMar>
+              <w:top w:type="dxa" w:w="25"/>
+              <w:left w:type="dxa" w:w="80"/>
+              <w:bottom w:type="dxa" w:w="25"/>
+              <w:right w:type="dxa" w:w="100"/>
+            </w:tcMar>
+            <w:vAlign w:val="center"/>
+          </w:tcPr>
+          <w:p>
+            <w:pPr>
+              <w:spacing w:after="0" w:before="0"/>
+            </w:pPr>
+            <w:r>
+              <w:rPr>
+                <w:rFonts w:ascii="Calibri" w:cs="Calibri" w:eastAsia="Calibri" w:hAnsi="Calibri"/>
+                <w:b/>
+                <w:bCs/>
+                <w:color w:val="1E2761"/>
+                <w:sz w:val="19"/>
+                <w:szCs w:val="19"/>
+              </w:rPr>
+              <w:t xml:space="preserve">der Erzähler · die Figur</w:t>
+            </w:r>
+          </w:p>
+          <w:p>
+            <w:pPr>
+              <w:spacing w:after="0" w:before="0"/>
+            </w:pPr>
+            <w:r>
+              <w:rPr>
+                <w:rFonts w:ascii="Calibri" w:cs="Calibri" w:eastAsia="Calibri" w:hAnsi="Calibri"/>
+                <w:color w:val="5B6B8C"/>
+                <w:sz w:val="15"/>
+                <w:szCs w:val="15"/>
+              </w:rPr>
+              <w:t xml:space="preserve">die Figuren</w:t>
+            </w:r>
+          </w:p>
+        </w:tc>
+        <w:tc>
+          <w:tcPr>
+            <w:tcW w:type="dxa" w:w="3350"/>
+            <w:tcBorders>
+              <w:top w:val="single" w:color="C9D3EA" w:sz="6"/>
+              <w:left w:val="single" w:color="C9D3EA" w:sz="6"/>
+              <w:bottom w:val="single" w:color="C9D3EA" w:sz="6"/>
+              <w:right w:val="single" w:color="C9D3EA" w:sz="6"/>
+            </w:tcBorders>
+            <w:shd w:fill="FBFCFF" w:color="auto" w:val="clear"/>
+            <w:tcMar>
+              <w:top w:type="dxa" w:w="25"/>
+              <w:left w:type="dxa" w:w="80"/>
+              <w:bottom w:type="dxa" w:w="25"/>
+              <w:right w:type="dxa" w:w="100"/>
+            </w:tcMar>
+            <w:vAlign w:val="center"/>
+          </w:tcPr>
+          <w:p>
+            <w:pPr>
+              <w:spacing w:after="0" w:before="0"/>
+            </w:pPr>
+            <w:r>
+              <w:rPr>
+                <w:rFonts w:ascii="Calibri" w:cs="Calibri" w:eastAsia="Calibri" w:hAnsi="Calibri"/>
+                <w:b w:val="false"/>
+                <w:bCs w:val="false"/>
+                <w:color w:val="000000"/>
+                <w:sz w:val="18"/>
+                <w:szCs w:val="18"/>
+              </w:rPr>
+              <w:t xml:space="preserve"/>
+            </w:r>
+            <w:r>
+              <w:rPr>
+                <w:rFonts w:ascii="Calibri" w:cs="Calibri" w:eastAsia="Calibri" w:hAnsi="Calibri"/>
+                <w:b/>
+                <w:bCs/>
+                <w:color w:val="000000"/>
+                <w:sz w:val="18"/>
+                <w:szCs w:val="18"/>
+              </w:rPr>
+              <w:t xml:space="preserve">narrator</w:t>
+            </w:r>
+            <w:r>
+              <w:rPr>
+                <w:rFonts w:ascii="Calibri" w:cs="Calibri" w:eastAsia="Calibri" w:hAnsi="Calibri"/>
+                <w:b w:val="false"/>
+                <w:bCs w:val="false"/>
+                <w:color w:val="000000"/>
+                <w:sz w:val="18"/>
+                <w:szCs w:val="18"/>
+              </w:rPr>
+              <w:t xml:space="preserve"> · </w:t>
+            </w:r>
+            <w:r>
+              <w:rPr>
+                <w:rFonts w:ascii="Calibri" w:cs="Calibri" w:eastAsia="Calibri" w:hAnsi="Calibri"/>
+                <w:b/>
+                <w:bCs/>
+                <w:color w:val="000000"/>
+                <w:sz w:val="18"/>
+                <w:szCs w:val="18"/>
+              </w:rPr>
+              <w:t xml:space="preserve">postać</w:t>
+            </w:r>
+            <w:r>
+              <w:rPr>
+                <w:rFonts w:ascii="Calibri" w:cs="Calibri" w:eastAsia="Calibri" w:hAnsi="Calibri"/>
+                <w:b w:val="false"/>
+                <w:bCs w:val="false"/>
+                <w:color w:val="000000"/>
+                <w:sz w:val="18"/>
+                <w:szCs w:val="18"/>
+              </w:rPr>
+              <w:t xml:space="preserve"/>
+            </w:r>
+          </w:p>
+        </w:tc>
+        <w:tc>
+          <w:tcPr>
+            <w:tcW w:type="dxa" w:w="4406"/>
+            <w:tcBorders>
+              <w:top w:val="single" w:color="C9D3EA" w:sz="6"/>
+              <w:left w:val="single" w:color="C9D3EA" w:sz="6"/>
+              <w:bottom w:val="single" w:color="C9D3EA" w:sz="6"/>
+              <w:right w:val="single" w:color="C9D3EA" w:sz="6"/>
+            </w:tcBorders>
+            <w:tcMar>
+              <w:top w:type="dxa" w:w="25"/>
+              <w:left w:type="dxa" w:w="80"/>
+              <w:bottom w:type="dxa" w:w="25"/>
+              <w:right w:type="dxa" w:w="100"/>
+            </w:tcMar>
+            <w:vAlign w:val="center"/>
+          </w:tcPr>
+          <w:p>
+            <w:pPr>
+              <w:spacing w:after="0" w:before="0"/>
+            </w:pPr>
+            <w:r>
+              <w:rPr>
+                <w:rFonts w:ascii="Calibri" w:cs="Calibri" w:eastAsia="Calibri" w:hAnsi="Calibri"/>
+                <w:color w:val="33405F"/>
+                <w:sz w:val="17"/>
+                <w:szCs w:val="17"/>
+              </w:rPr>
+              <w:t xml:space="preserve">Paddy, Schaya, der Schotte</w:t>
+            </w:r>
+          </w:p>
+        </w:tc>
+      </w:tr>
+      <w:tr>
+        <w:trPr>
+          <w:cantSplit/>
+        </w:trPr>
+        <w:tc>
+          <w:tcPr>
+            <w:tcW w:type="dxa" w:w="3050"/>
+            <w:tcBorders>
+              <w:top w:val="single" w:color="C9D3EA" w:sz="6"/>
+              <w:left w:val="single" w:color="C9D3EA" w:sz="6"/>
+              <w:bottom w:val="single" w:color="C9D3EA" w:sz="6"/>
+              <w:right w:val="single" w:color="C9D3EA" w:sz="6"/>
+            </w:tcBorders>
+            <w:tcMar>
+              <w:top w:type="dxa" w:w="25"/>
+              <w:left w:type="dxa" w:w="80"/>
+              <w:bottom w:type="dxa" w:w="25"/>
+              <w:right w:type="dxa" w:w="100"/>
+            </w:tcMar>
+            <w:vAlign w:val="center"/>
+          </w:tcPr>
+          <w:p>
+            <w:pPr>
+              <w:spacing w:after="0" w:before="0"/>
+            </w:pPr>
+            <w:r>
+              <w:rPr>
+                <w:rFonts w:ascii="Calibri" w:cs="Calibri" w:eastAsia="Calibri" w:hAnsi="Calibri"/>
+                <w:b/>
+                <w:bCs/>
+                <w:color w:val="1E2761"/>
+                <w:sz w:val="19"/>
+                <w:szCs w:val="19"/>
+              </w:rPr>
+              <w:t xml:space="preserve">die Handlung · der Höhepunkt</w:t>
+            </w:r>
+          </w:p>
+        </w:tc>
+        <w:tc>
+          <w:tcPr>
+            <w:tcW w:type="dxa" w:w="3350"/>
+            <w:tcBorders>
+              <w:top w:val="single" w:color="C9D3EA" w:sz="6"/>
+              <w:left w:val="single" w:color="C9D3EA" w:sz="6"/>
+              <w:bottom w:val="single" w:color="C9D3EA" w:sz="6"/>
+              <w:right w:val="single" w:color="C9D3EA" w:sz="6"/>
+            </w:tcBorders>
+            <w:shd w:fill="FBFCFF" w:color="auto" w:val="clear"/>
+            <w:tcMar>
+              <w:top w:type="dxa" w:w="25"/>
+              <w:left w:type="dxa" w:w="80"/>
+              <w:bottom w:type="dxa" w:w="25"/>
+              <w:right w:type="dxa" w:w="100"/>
+            </w:tcMar>
+            <w:vAlign w:val="center"/>
+          </w:tcPr>
+          <w:p>
+            <w:pPr>
+              <w:spacing w:after="0" w:before="0"/>
+            </w:pPr>
+            <w:r>
+              <w:rPr>
+                <w:rFonts w:ascii="Calibri" w:cs="Calibri" w:eastAsia="Calibri" w:hAnsi="Calibri"/>
+                <w:b w:val="false"/>
+                <w:bCs w:val="false"/>
+                <w:color w:val="000000"/>
+                <w:sz w:val="18"/>
+                <w:szCs w:val="18"/>
+              </w:rPr>
+              <w:t xml:space="preserve"/>
+            </w:r>
+            <w:r>
+              <w:rPr>
+                <w:rFonts w:ascii="Calibri" w:cs="Calibri" w:eastAsia="Calibri" w:hAnsi="Calibri"/>
+                <w:b/>
+                <w:bCs/>
+                <w:color w:val="000000"/>
+                <w:sz w:val="18"/>
+                <w:szCs w:val="18"/>
+              </w:rPr>
+              <w:t xml:space="preserve">akcja (fabuła)</w:t>
+            </w:r>
+            <w:r>
+              <w:rPr>
+                <w:rFonts w:ascii="Calibri" w:cs="Calibri" w:eastAsia="Calibri" w:hAnsi="Calibri"/>
+                <w:b w:val="false"/>
+                <w:bCs w:val="false"/>
+                <w:color w:val="000000"/>
+                <w:sz w:val="18"/>
+                <w:szCs w:val="18"/>
+              </w:rPr>
+              <w:t xml:space="preserve"> · </w:t>
+            </w:r>
+            <w:r>
+              <w:rPr>
+                <w:rFonts w:ascii="Calibri" w:cs="Calibri" w:eastAsia="Calibri" w:hAnsi="Calibri"/>
+                <w:b/>
+                <w:bCs/>
+                <w:color w:val="000000"/>
+                <w:sz w:val="18"/>
+                <w:szCs w:val="18"/>
+              </w:rPr>
+              <w:t xml:space="preserve">punkt kulminacyjny</w:t>
+            </w:r>
+            <w:r>
+              <w:rPr>
+                <w:rFonts w:ascii="Calibri" w:cs="Calibri" w:eastAsia="Calibri" w:hAnsi="Calibri"/>
+                <w:b w:val="false"/>
+                <w:bCs w:val="false"/>
+                <w:color w:val="000000"/>
+                <w:sz w:val="18"/>
+                <w:szCs w:val="18"/>
+              </w:rPr>
+              <w:t xml:space="preserve"/>
+            </w:r>
+          </w:p>
+        </w:tc>
+        <w:tc>
+          <w:tcPr>
+            <w:tcW w:type="dxa" w:w="4406"/>
+            <w:tcBorders>
+              <w:top w:val="single" w:color="C9D3EA" w:sz="6"/>
+              <w:left w:val="single" w:color="C9D3EA" w:sz="6"/>
+              <w:bottom w:val="single" w:color="C9D3EA" w:sz="6"/>
+              <w:right w:val="single" w:color="C9D3EA" w:sz="6"/>
+            </w:tcBorders>
+            <w:tcMar>
+              <w:top w:type="dxa" w:w="25"/>
+              <w:left w:type="dxa" w:w="80"/>
+              <w:bottom w:type="dxa" w:w="25"/>
+              <w:right w:type="dxa" w:w="100"/>
+            </w:tcMar>
+            <w:vAlign w:val="center"/>
+          </w:tcPr>
+          <w:p>
+            <w:pPr>
+              <w:spacing w:after="0" w:before="0"/>
+            </w:pPr>
+            <w:r>
+              <w:rPr>
+                <w:rFonts w:ascii="Calibri" w:cs="Calibri" w:eastAsia="Calibri" w:hAnsi="Calibri"/>
+                <w:color w:val="33405F"/>
+                <w:sz w:val="17"/>
+                <w:szCs w:val="17"/>
+              </w:rPr>
+              <w:t xml:space="preserve">Der Schotte sieht die Nase.</w:t>
+            </w:r>
+          </w:p>
+        </w:tc>
+      </w:tr>
+      <w:tr>
+        <w:trPr>
+          <w:cantSplit/>
+        </w:trPr>
+        <w:tc>
+          <w:tcPr>
+            <w:tcW w:type="dxa" w:w="3050"/>
+            <w:tcBorders>
+              <w:top w:val="single" w:color="C9D3EA" w:sz="6"/>
+              <w:left w:val="single" w:color="C9D3EA" w:sz="6"/>
+              <w:bottom w:val="single" w:color="C9D3EA" w:sz="6"/>
+              <w:right w:val="single" w:color="C9D3EA" w:sz="6"/>
+            </w:tcBorders>
+            <w:tcMar>
+              <w:top w:type="dxa" w:w="25"/>
+              <w:left w:type="dxa" w:w="80"/>
+              <w:bottom w:type="dxa" w:w="25"/>
+              <w:right w:type="dxa" w:w="100"/>
+            </w:tcMar>
+            <w:vAlign w:val="center"/>
+          </w:tcPr>
+          <w:p>
+            <w:pPr>
+              <w:spacing w:after="0" w:before="0"/>
+            </w:pPr>
+            <w:r>
+              <w:rPr>
+                <w:rFonts w:ascii="Calibri" w:cs="Calibri" w:eastAsia="Calibri" w:hAnsi="Calibri"/>
+                <w:b/>
+                <w:bCs/>
+                <w:color w:val="1E2761"/>
+                <w:sz w:val="19"/>
+                <w:szCs w:val="19"/>
+              </w:rPr>
+              <w:t xml:space="preserve">die wörtliche Rede</w:t>
+            </w:r>
+          </w:p>
+        </w:tc>
+        <w:tc>
+          <w:tcPr>
+            <w:tcW w:type="dxa" w:w="3350"/>
+            <w:tcBorders>
+              <w:top w:val="single" w:color="C9D3EA" w:sz="6"/>
+              <w:left w:val="single" w:color="C9D3EA" w:sz="6"/>
+              <w:bottom w:val="single" w:color="C9D3EA" w:sz="6"/>
+              <w:right w:val="single" w:color="C9D3EA" w:sz="6"/>
+            </w:tcBorders>
+            <w:shd w:fill="FBFCFF" w:color="auto" w:val="clear"/>
+            <w:tcMar>
+              <w:top w:type="dxa" w:w="25"/>
+              <w:left w:type="dxa" w:w="80"/>
+              <w:bottom w:type="dxa" w:w="25"/>
+              <w:right w:type="dxa" w:w="100"/>
+            </w:tcMar>
+            <w:vAlign w:val="center"/>
+          </w:tcPr>
+          <w:p>
+            <w:pPr>
+              <w:spacing w:after="0" w:before="0"/>
+            </w:pPr>
+            <w:r>
+              <w:rPr>
+                <w:rFonts w:ascii="Calibri" w:cs="Calibri" w:eastAsia="Calibri" w:hAnsi="Calibri"/>
+                <w:b w:val="false"/>
+                <w:bCs w:val="false"/>
+                <w:color w:val="000000"/>
+                <w:sz w:val="18"/>
+                <w:szCs w:val="18"/>
+              </w:rPr>
+              <w:t xml:space="preserve"/>
+            </w:r>
+            <w:r>
+              <w:rPr>
+                <w:rFonts w:ascii="Calibri" w:cs="Calibri" w:eastAsia="Calibri" w:hAnsi="Calibri"/>
+                <w:b/>
+                <w:bCs/>
+                <w:color w:val="000000"/>
+                <w:sz w:val="18"/>
+                <w:szCs w:val="18"/>
+              </w:rPr>
+              <w:t xml:space="preserve">mowa niezależna</w:t>
+            </w:r>
+            <w:r>
+              <w:rPr>
+                <w:rFonts w:ascii="Calibri" w:cs="Calibri" w:eastAsia="Calibri" w:hAnsi="Calibri"/>
+                <w:b w:val="false"/>
+                <w:bCs w:val="false"/>
+                <w:color w:val="000000"/>
+                <w:sz w:val="18"/>
+                <w:szCs w:val="18"/>
+              </w:rPr>
+              <w:t xml:space="preserve"/>
+            </w:r>
+          </w:p>
+        </w:tc>
+        <w:tc>
+          <w:tcPr>
+            <w:tcW w:type="dxa" w:w="4406"/>
+            <w:tcBorders>
+              <w:top w:val="single" w:color="C9D3EA" w:sz="6"/>
+              <w:left w:val="single" w:color="C9D3EA" w:sz="6"/>
+              <w:bottom w:val="single" w:color="C9D3EA" w:sz="6"/>
+              <w:right w:val="single" w:color="C9D3EA" w:sz="6"/>
+            </w:tcBorders>
+            <w:tcMar>
+              <w:top w:type="dxa" w:w="25"/>
+              <w:left w:type="dxa" w:w="80"/>
+              <w:bottom w:type="dxa" w:w="25"/>
+              <w:right w:type="dxa" w:w="100"/>
+            </w:tcMar>
+            <w:vAlign w:val="center"/>
+          </w:tcPr>
+          <w:p>
+            <w:pPr>
+              <w:spacing w:after="0" w:before="0"/>
+            </w:pPr>
+            <w:r>
+              <w:rPr>
+                <w:rFonts w:ascii="Calibri" w:cs="Calibri" w:eastAsia="Calibri" w:hAnsi="Calibri"/>
+                <w:color w:val="33405F"/>
+                <w:sz w:val="17"/>
+                <w:szCs w:val="17"/>
+              </w:rPr>
+              <w:t xml:space="preserve">„O Schaya, birg mich im Versteck!“</w:t>
+            </w:r>
+          </w:p>
+        </w:tc>
+      </w:tr>
+      <w:tr>
+        <w:trPr>
+          <w:cantSplit/>
+        </w:trPr>
+        <w:tc>
+          <w:tcPr>
+            <w:tcW w:type="dxa" w:w="3050"/>
+            <w:tcBorders>
+              <w:top w:val="single" w:color="C9D3EA" w:sz="6"/>
+              <w:left w:val="single" w:color="C9D3EA" w:sz="6"/>
+              <w:bottom w:val="single" w:color="C9D3EA" w:sz="6"/>
+              <w:right w:val="single" w:color="C9D3EA" w:sz="6"/>
+            </w:tcBorders>
+            <w:tcMar>
+              <w:top w:type="dxa" w:w="25"/>
+              <w:left w:type="dxa" w:w="80"/>
+              <w:bottom w:type="dxa" w:w="25"/>
+              <w:right w:type="dxa" w:w="100"/>
+            </w:tcMar>
+            <w:vAlign w:val="center"/>
+          </w:tcPr>
+          <w:p>
+            <w:pPr>
+              <w:spacing w:after="0" w:before="0"/>
+            </w:pPr>
+            <w:r>
+              <w:rPr>
+                <w:rFonts w:ascii="Calibri" w:cs="Calibri" w:eastAsia="Calibri" w:hAnsi="Calibri"/>
+                <w:b/>
+                <w:bCs/>
+                <w:color w:val="1E2761"/>
+                <w:sz w:val="19"/>
+                <w:szCs w:val="19"/>
+              </w:rPr>
+              <w:t xml:space="preserve">die Spannung · der Konflikt</w:t>
+            </w:r>
+          </w:p>
+        </w:tc>
+        <w:tc>
+          <w:tcPr>
+            <w:tcW w:type="dxa" w:w="3350"/>
+            <w:tcBorders>
+              <w:top w:val="single" w:color="C9D3EA" w:sz="6"/>
+              <w:left w:val="single" w:color="C9D3EA" w:sz="6"/>
+              <w:bottom w:val="single" w:color="C9D3EA" w:sz="6"/>
+              <w:right w:val="single" w:color="C9D3EA" w:sz="6"/>
+            </w:tcBorders>
+            <w:shd w:fill="FBFCFF" w:color="auto" w:val="clear"/>
+            <w:tcMar>
+              <w:top w:type="dxa" w:w="25"/>
+              <w:left w:type="dxa" w:w="80"/>
+              <w:bottom w:type="dxa" w:w="25"/>
+              <w:right w:type="dxa" w:w="100"/>
+            </w:tcMar>
+            <w:vAlign w:val="center"/>
+          </w:tcPr>
+          <w:p>
+            <w:pPr>
+              <w:spacing w:after="0" w:before="0"/>
+            </w:pPr>
+            <w:r>
+              <w:rPr>
+                <w:rFonts w:ascii="Calibri" w:cs="Calibri" w:eastAsia="Calibri" w:hAnsi="Calibri"/>
+                <w:b w:val="false"/>
+                <w:bCs w:val="false"/>
+                <w:color w:val="000000"/>
+                <w:sz w:val="18"/>
+                <w:szCs w:val="18"/>
+              </w:rPr>
+              <w:t xml:space="preserve"/>
+            </w:r>
+            <w:r>
+              <w:rPr>
+                <w:rFonts w:ascii="Calibri" w:cs="Calibri" w:eastAsia="Calibri" w:hAnsi="Calibri"/>
+                <w:b/>
+                <w:bCs/>
+                <w:color w:val="000000"/>
+                <w:sz w:val="18"/>
+                <w:szCs w:val="18"/>
+              </w:rPr>
+              <w:t xml:space="preserve">napięcie</w:t>
+            </w:r>
+            <w:r>
+              <w:rPr>
+                <w:rFonts w:ascii="Calibri" w:cs="Calibri" w:eastAsia="Calibri" w:hAnsi="Calibri"/>
+                <w:b w:val="false"/>
+                <w:bCs w:val="false"/>
+                <w:color w:val="000000"/>
+                <w:sz w:val="18"/>
+                <w:szCs w:val="18"/>
+              </w:rPr>
+              <w:t xml:space="preserve"> · </w:t>
+            </w:r>
+            <w:r>
+              <w:rPr>
+                <w:rFonts w:ascii="Calibri" w:cs="Calibri" w:eastAsia="Calibri" w:hAnsi="Calibri"/>
+                <w:b/>
+                <w:bCs/>
+                <w:color w:val="000000"/>
+                <w:sz w:val="18"/>
+                <w:szCs w:val="18"/>
+              </w:rPr>
+              <w:t xml:space="preserve">konflikt</w:t>
+            </w:r>
+            <w:r>
+              <w:rPr>
+                <w:rFonts w:ascii="Calibri" w:cs="Calibri" w:eastAsia="Calibri" w:hAnsi="Calibri"/>
+                <w:b w:val="false"/>
+                <w:bCs w:val="false"/>
+                <w:color w:val="000000"/>
+                <w:sz w:val="18"/>
+                <w:szCs w:val="18"/>
+              </w:rPr>
+              <w:t xml:space="preserve"/>
+            </w:r>
+          </w:p>
+        </w:tc>
+        <w:tc>
+          <w:tcPr>
+            <w:tcW w:type="dxa" w:w="4406"/>
+            <w:tcBorders>
+              <w:top w:val="single" w:color="C9D3EA" w:sz="6"/>
+              <w:left w:val="single" w:color="C9D3EA" w:sz="6"/>
+              <w:bottom w:val="single" w:color="C9D3EA" w:sz="6"/>
+              <w:right w:val="single" w:color="C9D3EA" w:sz="6"/>
+            </w:tcBorders>
+            <w:tcMar>
+              <w:top w:type="dxa" w:w="25"/>
+              <w:left w:type="dxa" w:w="80"/>
+              <w:bottom w:type="dxa" w:w="25"/>
+              <w:right w:type="dxa" w:w="100"/>
+            </w:tcMar>
+            <w:vAlign w:val="center"/>
+          </w:tcPr>
+          <w:p>
+            <w:pPr>
+              <w:spacing w:after="0" w:before="0"/>
+            </w:pPr>
+            <w:r>
+              <w:rPr>
+                <w:rFonts w:ascii="Calibri" w:cs="Calibri" w:eastAsia="Calibri" w:hAnsi="Calibri"/>
+                <w:color w:val="33405F"/>
+                <w:sz w:val="17"/>
+                <w:szCs w:val="17"/>
+              </w:rPr>
+              <w:t xml:space="preserve">Paddy gegen den Schotten</w:t>
+            </w:r>
+          </w:p>
+        </w:tc>
+      </w:tr>
+      <w:tr>
+        <w:trPr>
+          <w:cantSplit/>
+        </w:trPr>
+        <w:tc>
+          <w:tcPr>
+            <w:tcW w:type="dxa" w:w="3050"/>
+            <w:tcBorders>
+              <w:top w:val="single" w:color="C9D3EA" w:sz="6"/>
+              <w:left w:val="single" w:color="C9D3EA" w:sz="6"/>
+              <w:bottom w:val="single" w:color="C9D3EA" w:sz="6"/>
+              <w:right w:val="single" w:color="C9D3EA" w:sz="6"/>
+            </w:tcBorders>
+            <w:tcMar>
+              <w:top w:type="dxa" w:w="25"/>
+              <w:left w:type="dxa" w:w="80"/>
+              <w:bottom w:type="dxa" w:w="25"/>
+              <w:right w:type="dxa" w:w="100"/>
+            </w:tcMar>
+            <w:vAlign w:val="center"/>
+          </w:tcPr>
+          <w:p>
+            <w:pPr>
+              <w:spacing w:after="0" w:before="0"/>
+            </w:pPr>
+            <w:r>
+              <w:rPr>
+                <w:rFonts w:ascii="Calibri" w:cs="Calibri" w:eastAsia="Calibri" w:hAnsi="Calibri"/>
+                <w:b/>
+                <w:bCs/>
+                <w:color w:val="1E2761"/>
+                <w:sz w:val="19"/>
+                <w:szCs w:val="19"/>
+              </w:rPr>
+              <w:t xml:space="preserve">die Zwischenüberschrift · gliedern</w:t>
+            </w:r>
+          </w:p>
+        </w:tc>
+        <w:tc>
+          <w:tcPr>
+            <w:tcW w:type="dxa" w:w="3350"/>
+            <w:tcBorders>
+              <w:top w:val="single" w:color="C9D3EA" w:sz="6"/>
+              <w:left w:val="single" w:color="C9D3EA" w:sz="6"/>
+              <w:bottom w:val="single" w:color="C9D3EA" w:sz="6"/>
+              <w:right w:val="single" w:color="C9D3EA" w:sz="6"/>
+            </w:tcBorders>
+            <w:shd w:fill="FBFCFF" w:color="auto" w:val="clear"/>
+            <w:tcMar>
+              <w:top w:type="dxa" w:w="25"/>
+              <w:left w:type="dxa" w:w="80"/>
+              <w:bottom w:type="dxa" w:w="25"/>
+              <w:right w:type="dxa" w:w="100"/>
+            </w:tcMar>
+            <w:vAlign w:val="center"/>
+          </w:tcPr>
+          <w:p>
+            <w:pPr>
+              <w:spacing w:after="0" w:before="0"/>
+            </w:pPr>
+            <w:r>
+              <w:rPr>
+                <w:rFonts w:ascii="Calibri" w:cs="Calibri" w:eastAsia="Calibri" w:hAnsi="Calibri"/>
+                <w:b w:val="false"/>
+                <w:bCs w:val="false"/>
+                <w:color w:val="000000"/>
+                <w:sz w:val="18"/>
+                <w:szCs w:val="18"/>
+              </w:rPr>
+              <w:t xml:space="preserve"/>
+            </w:r>
+            <w:r>
+              <w:rPr>
+                <w:rFonts w:ascii="Calibri" w:cs="Calibri" w:eastAsia="Calibri" w:hAnsi="Calibri"/>
+                <w:b/>
+                <w:bCs/>
+                <w:color w:val="000000"/>
+                <w:sz w:val="18"/>
+                <w:szCs w:val="18"/>
+              </w:rPr>
+              <w:t xml:space="preserve">śródtytuł</w:t>
+            </w:r>
+            <w:r>
+              <w:rPr>
+                <w:rFonts w:ascii="Calibri" w:cs="Calibri" w:eastAsia="Calibri" w:hAnsi="Calibri"/>
+                <w:b w:val="false"/>
+                <w:bCs w:val="false"/>
+                <w:color w:val="000000"/>
+                <w:sz w:val="18"/>
+                <w:szCs w:val="18"/>
+              </w:rPr>
+              <w:t xml:space="preserve"> · </w:t>
+            </w:r>
+            <w:r>
+              <w:rPr>
+                <w:rFonts w:ascii="Calibri" w:cs="Calibri" w:eastAsia="Calibri" w:hAnsi="Calibri"/>
+                <w:b/>
+                <w:bCs/>
+                <w:color w:val="000000"/>
+                <w:sz w:val="18"/>
+                <w:szCs w:val="18"/>
+              </w:rPr>
+              <w:t xml:space="preserve">podzielić tekst na części</w:t>
+            </w:r>
+            <w:r>
+              <w:rPr>
+                <w:rFonts w:ascii="Calibri" w:cs="Calibri" w:eastAsia="Calibri" w:hAnsi="Calibri"/>
+                <w:b w:val="false"/>
+                <w:bCs w:val="false"/>
+                <w:color w:val="000000"/>
+                <w:sz w:val="18"/>
+                <w:szCs w:val="18"/>
+              </w:rPr>
+              <w:t xml:space="preserve"/>
+            </w:r>
+          </w:p>
+        </w:tc>
+        <w:tc>
+          <w:tcPr>
+            <w:tcW w:type="dxa" w:w="4406"/>
+            <w:tcBorders>
+              <w:top w:val="single" w:color="C9D3EA" w:sz="6"/>
+              <w:left w:val="single" w:color="C9D3EA" w:sz="6"/>
+              <w:bottom w:val="single" w:color="C9D3EA" w:sz="6"/>
+              <w:right w:val="single" w:color="C9D3EA" w:sz="6"/>
+            </w:tcBorders>
+            <w:tcMar>
+              <w:top w:type="dxa" w:w="25"/>
+              <w:left w:type="dxa" w:w="80"/>
+              <w:bottom w:type="dxa" w:w="25"/>
+              <w:right w:type="dxa" w:w="100"/>
+            </w:tcMar>
+            <w:vAlign w:val="center"/>
+          </w:tcPr>
+          <w:p>
+            <w:pPr>
+              <w:spacing w:after="0" w:before="0"/>
+            </w:pPr>
+            <w:r>
+              <w:rPr>
+                <w:rFonts w:ascii="Calibri" w:cs="Calibri" w:eastAsia="Calibri" w:hAnsi="Calibri"/>
+                <w:color w:val="33405F"/>
+                <w:sz w:val="17"/>
+                <w:szCs w:val="17"/>
+              </w:rPr>
+              <w:t xml:space="preserve">Str. 10: Flucht</w:t>
+            </w:r>
+          </w:p>
+        </w:tc>
+      </w:tr>
+      <w:tr>
+        <w:trPr>
+          <w:cantSplit/>
+        </w:trPr>
+        <w:tc>
+          <w:tcPr>
             <w:tcW w:type="dxa" w:w="10806"/>
             <w:gridSpan w:val="3"/>
             <w:tcBorders>
@@ -11310,7 +12781,7 @@
                 <w:sz w:val="20"/>
                 <w:szCs w:val="20"/>
               </w:rPr>
-              <w:t xml:space="preserve">5  Meine neuen Wörter</w:t>
+              <w:t xml:space="preserve">6  Meine neuen Wörter</w:t>
             </w:r>
             <w:r>
               <w:rPr>
@@ -12356,421 +13827,9 @@
           </w:p>
         </w:tc>
       </w:tr>
-      <w:tr>
-        <w:trPr>
-          <w:cantSplit/>
-          <w:trHeight w:val="520" w:hRule="atLeast"/>
-        </w:trPr>
-        <w:tc>
-          <w:tcPr>
-            <w:tcW w:type="dxa" w:w="3050"/>
-            <w:tcBorders>
-              <w:top w:val="single" w:color="C9D3EA" w:sz="6"/>
-              <w:left w:val="single" w:color="C9D3EA" w:sz="6"/>
-              <w:bottom w:val="single" w:color="C9D3EA" w:sz="6"/>
-              <w:right w:val="single" w:color="C9D3EA" w:sz="6"/>
-            </w:tcBorders>
-            <w:tcMar>
-              <w:top w:type="dxa" w:w="60"/>
-              <w:left w:type="dxa" w:w="100"/>
-              <w:bottom w:type="dxa" w:w="60"/>
-              <w:right w:type="dxa" w:w="100"/>
-            </w:tcMar>
-            <w:vAlign w:val="center"/>
-          </w:tcPr>
-          <w:p>
-            <w:pPr>
-              <w:spacing w:after="100" w:before="0"/>
-            </w:pPr>
-            <w:r>
-              <w:rPr>
-                <w:rFonts w:ascii="Calibri" w:cs="Calibri" w:eastAsia="Calibri" w:hAnsi="Calibri"/>
-                <w:color w:val="000000"/>
-                <w:sz w:val="22"/>
-                <w:szCs w:val="22"/>
-              </w:rPr>
-              <w:t xml:space="preserve"/>
-            </w:r>
-          </w:p>
-        </w:tc>
-        <w:tc>
-          <w:tcPr>
-            <w:tcW w:type="dxa" w:w="3350"/>
-            <w:tcBorders>
-              <w:top w:val="single" w:color="C9D3EA" w:sz="6"/>
-              <w:left w:val="single" w:color="C9D3EA" w:sz="6"/>
-              <w:bottom w:val="single" w:color="C9D3EA" w:sz="6"/>
-              <w:right w:val="single" w:color="C9D3EA" w:sz="6"/>
-            </w:tcBorders>
-            <w:shd w:fill="FBFCFF" w:color="auto" w:val="clear"/>
-            <w:tcMar>
-              <w:top w:type="dxa" w:w="60"/>
-              <w:left w:type="dxa" w:w="100"/>
-              <w:bottom w:type="dxa" w:w="60"/>
-              <w:right w:type="dxa" w:w="100"/>
-            </w:tcMar>
-            <w:vAlign w:val="center"/>
-          </w:tcPr>
-          <w:p>
-            <w:pPr>
-              <w:spacing w:after="100" w:before="0"/>
-            </w:pPr>
-            <w:r>
-              <w:rPr>
-                <w:rFonts w:ascii="Calibri" w:cs="Calibri" w:eastAsia="Calibri" w:hAnsi="Calibri"/>
-                <w:color w:val="000000"/>
-                <w:sz w:val="22"/>
-                <w:szCs w:val="22"/>
-              </w:rPr>
-              <w:t xml:space="preserve"/>
-            </w:r>
-          </w:p>
-        </w:tc>
-        <w:tc>
-          <w:tcPr>
-            <w:tcW w:type="dxa" w:w="4406"/>
-            <w:tcBorders>
-              <w:top w:val="single" w:color="C9D3EA" w:sz="6"/>
-              <w:left w:val="single" w:color="C9D3EA" w:sz="6"/>
-              <w:bottom w:val="single" w:color="C9D3EA" w:sz="6"/>
-              <w:right w:val="single" w:color="C9D3EA" w:sz="6"/>
-            </w:tcBorders>
-            <w:tcMar>
-              <w:top w:type="dxa" w:w="60"/>
-              <w:left w:type="dxa" w:w="100"/>
-              <w:bottom w:type="dxa" w:w="60"/>
-              <w:right w:type="dxa" w:w="100"/>
-            </w:tcMar>
-            <w:vAlign w:val="center"/>
-          </w:tcPr>
-          <w:p>
-            <w:pPr>
-              <w:spacing w:after="100" w:before="0"/>
-            </w:pPr>
-            <w:r>
-              <w:rPr>
-                <w:rFonts w:ascii="Calibri" w:cs="Calibri" w:eastAsia="Calibri" w:hAnsi="Calibri"/>
-                <w:color w:val="000000"/>
-                <w:sz w:val="22"/>
-                <w:szCs w:val="22"/>
-              </w:rPr>
-              <w:t xml:space="preserve"/>
-            </w:r>
-          </w:p>
-        </w:tc>
-      </w:tr>
-      <w:tr>
-        <w:trPr>
-          <w:cantSplit/>
-          <w:trHeight w:val="520" w:hRule="atLeast"/>
-        </w:trPr>
-        <w:tc>
-          <w:tcPr>
-            <w:tcW w:type="dxa" w:w="3050"/>
-            <w:tcBorders>
-              <w:top w:val="single" w:color="C9D3EA" w:sz="6"/>
-              <w:left w:val="single" w:color="C9D3EA" w:sz="6"/>
-              <w:bottom w:val="single" w:color="C9D3EA" w:sz="6"/>
-              <w:right w:val="single" w:color="C9D3EA" w:sz="6"/>
-            </w:tcBorders>
-            <w:tcMar>
-              <w:top w:type="dxa" w:w="60"/>
-              <w:left w:type="dxa" w:w="100"/>
-              <w:bottom w:type="dxa" w:w="60"/>
-              <w:right w:type="dxa" w:w="100"/>
-            </w:tcMar>
-            <w:vAlign w:val="center"/>
-          </w:tcPr>
-          <w:p>
-            <w:pPr>
-              <w:spacing w:after="100" w:before="0"/>
-            </w:pPr>
-            <w:r>
-              <w:rPr>
-                <w:rFonts w:ascii="Calibri" w:cs="Calibri" w:eastAsia="Calibri" w:hAnsi="Calibri"/>
-                <w:color w:val="000000"/>
-                <w:sz w:val="22"/>
-                <w:szCs w:val="22"/>
-              </w:rPr>
-              <w:t xml:space="preserve"/>
-            </w:r>
-          </w:p>
-        </w:tc>
-        <w:tc>
-          <w:tcPr>
-            <w:tcW w:type="dxa" w:w="3350"/>
-            <w:tcBorders>
-              <w:top w:val="single" w:color="C9D3EA" w:sz="6"/>
-              <w:left w:val="single" w:color="C9D3EA" w:sz="6"/>
-              <w:bottom w:val="single" w:color="C9D3EA" w:sz="6"/>
-              <w:right w:val="single" w:color="C9D3EA" w:sz="6"/>
-            </w:tcBorders>
-            <w:shd w:fill="FBFCFF" w:color="auto" w:val="clear"/>
-            <w:tcMar>
-              <w:top w:type="dxa" w:w="60"/>
-              <w:left w:type="dxa" w:w="100"/>
-              <w:bottom w:type="dxa" w:w="60"/>
-              <w:right w:type="dxa" w:w="100"/>
-            </w:tcMar>
-            <w:vAlign w:val="center"/>
-          </w:tcPr>
-          <w:p>
-            <w:pPr>
-              <w:spacing w:after="100" w:before="0"/>
-            </w:pPr>
-            <w:r>
-              <w:rPr>
-                <w:rFonts w:ascii="Calibri" w:cs="Calibri" w:eastAsia="Calibri" w:hAnsi="Calibri"/>
-                <w:color w:val="000000"/>
-                <w:sz w:val="22"/>
-                <w:szCs w:val="22"/>
-              </w:rPr>
-              <w:t xml:space="preserve"/>
-            </w:r>
-          </w:p>
-        </w:tc>
-        <w:tc>
-          <w:tcPr>
-            <w:tcW w:type="dxa" w:w="4406"/>
-            <w:tcBorders>
-              <w:top w:val="single" w:color="C9D3EA" w:sz="6"/>
-              <w:left w:val="single" w:color="C9D3EA" w:sz="6"/>
-              <w:bottom w:val="single" w:color="C9D3EA" w:sz="6"/>
-              <w:right w:val="single" w:color="C9D3EA" w:sz="6"/>
-            </w:tcBorders>
-            <w:tcMar>
-              <w:top w:type="dxa" w:w="60"/>
-              <w:left w:type="dxa" w:w="100"/>
-              <w:bottom w:type="dxa" w:w="60"/>
-              <w:right w:type="dxa" w:w="100"/>
-            </w:tcMar>
-            <w:vAlign w:val="center"/>
-          </w:tcPr>
-          <w:p>
-            <w:pPr>
-              <w:spacing w:after="100" w:before="0"/>
-            </w:pPr>
-            <w:r>
-              <w:rPr>
-                <w:rFonts w:ascii="Calibri" w:cs="Calibri" w:eastAsia="Calibri" w:hAnsi="Calibri"/>
-                <w:color w:val="000000"/>
-                <w:sz w:val="22"/>
-                <w:szCs w:val="22"/>
-              </w:rPr>
-              <w:t xml:space="preserve"/>
-            </w:r>
-          </w:p>
-        </w:tc>
-      </w:tr>
-      <w:tr>
-        <w:trPr>
-          <w:cantSplit/>
-          <w:trHeight w:val="520" w:hRule="atLeast"/>
-        </w:trPr>
-        <w:tc>
-          <w:tcPr>
-            <w:tcW w:type="dxa" w:w="3050"/>
-            <w:tcBorders>
-              <w:top w:val="single" w:color="C9D3EA" w:sz="6"/>
-              <w:left w:val="single" w:color="C9D3EA" w:sz="6"/>
-              <w:bottom w:val="single" w:color="C9D3EA" w:sz="6"/>
-              <w:right w:val="single" w:color="C9D3EA" w:sz="6"/>
-            </w:tcBorders>
-            <w:tcMar>
-              <w:top w:type="dxa" w:w="60"/>
-              <w:left w:type="dxa" w:w="100"/>
-              <w:bottom w:type="dxa" w:w="60"/>
-              <w:right w:type="dxa" w:w="100"/>
-            </w:tcMar>
-            <w:vAlign w:val="center"/>
-          </w:tcPr>
-          <w:p>
-            <w:pPr>
-              <w:spacing w:after="100" w:before="0"/>
-            </w:pPr>
-            <w:r>
-              <w:rPr>
-                <w:rFonts w:ascii="Calibri" w:cs="Calibri" w:eastAsia="Calibri" w:hAnsi="Calibri"/>
-                <w:color w:val="000000"/>
-                <w:sz w:val="22"/>
-                <w:szCs w:val="22"/>
-              </w:rPr>
-              <w:t xml:space="preserve"/>
-            </w:r>
-          </w:p>
-        </w:tc>
-        <w:tc>
-          <w:tcPr>
-            <w:tcW w:type="dxa" w:w="3350"/>
-            <w:tcBorders>
-              <w:top w:val="single" w:color="C9D3EA" w:sz="6"/>
-              <w:left w:val="single" w:color="C9D3EA" w:sz="6"/>
-              <w:bottom w:val="single" w:color="C9D3EA" w:sz="6"/>
-              <w:right w:val="single" w:color="C9D3EA" w:sz="6"/>
-            </w:tcBorders>
-            <w:shd w:fill="FBFCFF" w:color="auto" w:val="clear"/>
-            <w:tcMar>
-              <w:top w:type="dxa" w:w="60"/>
-              <w:left w:type="dxa" w:w="100"/>
-              <w:bottom w:type="dxa" w:w="60"/>
-              <w:right w:type="dxa" w:w="100"/>
-            </w:tcMar>
-            <w:vAlign w:val="center"/>
-          </w:tcPr>
-          <w:p>
-            <w:pPr>
-              <w:spacing w:after="100" w:before="0"/>
-            </w:pPr>
-            <w:r>
-              <w:rPr>
-                <w:rFonts w:ascii="Calibri" w:cs="Calibri" w:eastAsia="Calibri" w:hAnsi="Calibri"/>
-                <w:color w:val="000000"/>
-                <w:sz w:val="22"/>
-                <w:szCs w:val="22"/>
-              </w:rPr>
-              <w:t xml:space="preserve"/>
-            </w:r>
-          </w:p>
-        </w:tc>
-        <w:tc>
-          <w:tcPr>
-            <w:tcW w:type="dxa" w:w="4406"/>
-            <w:tcBorders>
-              <w:top w:val="single" w:color="C9D3EA" w:sz="6"/>
-              <w:left w:val="single" w:color="C9D3EA" w:sz="6"/>
-              <w:bottom w:val="single" w:color="C9D3EA" w:sz="6"/>
-              <w:right w:val="single" w:color="C9D3EA" w:sz="6"/>
-            </w:tcBorders>
-            <w:tcMar>
-              <w:top w:type="dxa" w:w="60"/>
-              <w:left w:type="dxa" w:w="100"/>
-              <w:bottom w:type="dxa" w:w="60"/>
-              <w:right w:type="dxa" w:w="100"/>
-            </w:tcMar>
-            <w:vAlign w:val="center"/>
-          </w:tcPr>
-          <w:p>
-            <w:pPr>
-              <w:spacing w:after="100" w:before="0"/>
-            </w:pPr>
-            <w:r>
-              <w:rPr>
-                <w:rFonts w:ascii="Calibri" w:cs="Calibri" w:eastAsia="Calibri" w:hAnsi="Calibri"/>
-                <w:color w:val="000000"/>
-                <w:sz w:val="22"/>
-                <w:szCs w:val="22"/>
-              </w:rPr>
-              <w:t xml:space="preserve"/>
-            </w:r>
-          </w:p>
-        </w:tc>
-      </w:tr>
-      <w:tr>
-        <w:trPr>
-          <w:cantSplit/>
-          <w:trHeight w:val="520" w:hRule="atLeast"/>
-        </w:trPr>
-        <w:tc>
-          <w:tcPr>
-            <w:tcW w:type="dxa" w:w="3050"/>
-            <w:tcBorders>
-              <w:top w:val="single" w:color="C9D3EA" w:sz="6"/>
-              <w:left w:val="single" w:color="C9D3EA" w:sz="6"/>
-              <w:bottom w:val="single" w:color="C9D3EA" w:sz="6"/>
-              <w:right w:val="single" w:color="C9D3EA" w:sz="6"/>
-            </w:tcBorders>
-            <w:tcMar>
-              <w:top w:type="dxa" w:w="60"/>
-              <w:left w:type="dxa" w:w="100"/>
-              <w:bottom w:type="dxa" w:w="60"/>
-              <w:right w:type="dxa" w:w="100"/>
-            </w:tcMar>
-            <w:vAlign w:val="center"/>
-          </w:tcPr>
-          <w:p>
-            <w:pPr>
-              <w:spacing w:after="100" w:before="0"/>
-            </w:pPr>
-            <w:r>
-              <w:rPr>
-                <w:rFonts w:ascii="Calibri" w:cs="Calibri" w:eastAsia="Calibri" w:hAnsi="Calibri"/>
-                <w:color w:val="000000"/>
-                <w:sz w:val="22"/>
-                <w:szCs w:val="22"/>
-              </w:rPr>
-              <w:t xml:space="preserve"/>
-            </w:r>
-          </w:p>
-        </w:tc>
-        <w:tc>
-          <w:tcPr>
-            <w:tcW w:type="dxa" w:w="3350"/>
-            <w:tcBorders>
-              <w:top w:val="single" w:color="C9D3EA" w:sz="6"/>
-              <w:left w:val="single" w:color="C9D3EA" w:sz="6"/>
-              <w:bottom w:val="single" w:color="C9D3EA" w:sz="6"/>
-              <w:right w:val="single" w:color="C9D3EA" w:sz="6"/>
-            </w:tcBorders>
-            <w:shd w:fill="FBFCFF" w:color="auto" w:val="clear"/>
-            <w:tcMar>
-              <w:top w:type="dxa" w:w="60"/>
-              <w:left w:type="dxa" w:w="100"/>
-              <w:bottom w:type="dxa" w:w="60"/>
-              <w:right w:type="dxa" w:w="100"/>
-            </w:tcMar>
-            <w:vAlign w:val="center"/>
-          </w:tcPr>
-          <w:p>
-            <w:pPr>
-              <w:spacing w:after="100" w:before="0"/>
-            </w:pPr>
-            <w:r>
-              <w:rPr>
-                <w:rFonts w:ascii="Calibri" w:cs="Calibri" w:eastAsia="Calibri" w:hAnsi="Calibri"/>
-                <w:color w:val="000000"/>
-                <w:sz w:val="22"/>
-                <w:szCs w:val="22"/>
-              </w:rPr>
-              <w:t xml:space="preserve"/>
-            </w:r>
-          </w:p>
-        </w:tc>
-        <w:tc>
-          <w:tcPr>
-            <w:tcW w:type="dxa" w:w="4406"/>
-            <w:tcBorders>
-              <w:top w:val="single" w:color="C9D3EA" w:sz="6"/>
-              <w:left w:val="single" w:color="C9D3EA" w:sz="6"/>
-              <w:bottom w:val="single" w:color="C9D3EA" w:sz="6"/>
-              <w:right w:val="single" w:color="C9D3EA" w:sz="6"/>
-            </w:tcBorders>
-            <w:tcMar>
-              <w:top w:type="dxa" w:w="60"/>
-              <w:left w:type="dxa" w:w="100"/>
-              <w:bottom w:type="dxa" w:w="60"/>
-              <w:right w:type="dxa" w:w="100"/>
-            </w:tcMar>
-            <w:vAlign w:val="center"/>
-          </w:tcPr>
-          <w:p>
-            <w:pPr>
-              <w:spacing w:after="100" w:before="0"/>
-            </w:pPr>
-            <w:r>
-              <w:rPr>
-                <w:rFonts w:ascii="Calibri" w:cs="Calibri" w:eastAsia="Calibri" w:hAnsi="Calibri"/>
-                <w:color w:val="000000"/>
-                <w:sz w:val="22"/>
-                <w:szCs w:val="22"/>
-              </w:rPr>
-              <w:t xml:space="preserve"/>
-            </w:r>
-          </w:p>
-        </w:tc>
-      </w:tr>
     </w:tbl>
     <w:sectPr>
-      <w:footerReference w:type="default" r:id="rId7"/>
+      <w:footerReference w:type="default" r:id="rId6"/>
       <w:pgSz w:w="11906" w:h="16838" w:orient="portrait"/>
       <w:pgMar w:top="600" w:right="550" w:bottom="600" w:left="550" w:header="708" w:footer="300" w:gutter="0"/>
       <w:pgNumType/>
@@ -12778,10 +13837,6 @@
     </w:sectPr>
   </w:body>
 </w:document>
-</file>
-
-<file path=word/comments.xml><?xml version="1.0" encoding="utf-8"?>
-<w:comments xmlns:cx="http://schemas.microsoft.com/office/drawing/2014/chartex" xmlns:cx1="http://schemas.microsoft.com/office/drawing/2015/9/8/chartex" xmlns:cx2="http://schemas.microsoft.com/office/drawing/2015/10/21/chartex" xmlns:cx3="http://schemas.microsoft.com/office/drawing/2016/5/9/chartex" xmlns:cx4="http://schemas.microsoft.com/office/drawing/2016/5/10/chartex" xmlns:cx5="http://schemas.microsoft.com/office/drawing/2016/5/11/chartex" xmlns:cx6="http://schemas.microsoft.com/office/drawing/2016/5/12/chartex" xmlns:cx7="http://schemas.microsoft.com/office/drawing/2016/5/13/chartex" xmlns:cx8="http://schemas.microsoft.com/office/drawing/2016/5/14/chartex" xmlns:mc="http://schemas.openxmlformats.org/markup-compatibility/2006" xmlns:aink="http://schemas.microsoft.com/office/drawing/2016/ink" xmlns:am3d="http://schemas.microsoft.com/office/drawing/2017/model3d" xmlns:o="urn:schemas-microsoft-com:office:office" xmlns:r="http://schemas.openxmlformats.org/officeDocument/2006/relationships" xmlns:m="http://schemas.openxmlformats.org/officeDocument/2006/math" xmlns:v="urn:schemas-microsoft-com:vml" xmlns:wp14="http://schemas.microsoft.com/office/word/2010/wordprocessingDrawing" xmlns:wp="http://schemas.openxmlformats.org/drawingml/2006/wordprocessingDrawing" xmlns:w10="urn:schemas-microsoft-com:office:word" xmlns:w="http://schemas.openxmlformats.org/wordprocessingml/2006/main" xmlns:w14="http://schemas.microsoft.com/office/word/2010/wordml" xmlns:w15="http://schemas.microsoft.com/office/word/2012/wordml" xmlns:w16cex="http://schemas.microsoft.com/office/word/2018/wordml/cex" xmlns:w16cid="http://schemas.microsoft.com/office/word/2016/wordml/cid" xmlns:w16="http://schemas.microsoft.com/office/word/2018/wordml" xmlns:w16sdtdh="http://schemas.microsoft.com/office/word/2020/wordml/sdtdatahash" xmlns:w16se="http://schemas.microsoft.com/office/word/2015/wordml/symex" xmlns:wpg="http://schemas.microsoft.com/office/word/2010/wordprocessingGroup" xmlns:wpi="http://schemas.microsoft.com/office/word/2010/wordprocessingInk" xmlns:wne="http://schemas.microsoft.com/office/word/2006/wordml" xmlns:wps="http://schemas.microsoft.com/office/word/2010/wordprocessingShape"/>
 </file>
 
 <file path=word/endnotes.xml><?xml version="1.0" encoding="utf-8"?>
@@ -12835,9 +13890,41 @@
         <w:szCs w:val="16"/>
       </w:rPr>
       <w:t xml:space="preserve">Deutsch 7A · Vokabelliste Deutsch – Polnisch · Seite </w:t>
+    </w:r>
+    <w:r>
+      <w:rPr>
+        <w:rFonts w:ascii="Calibri" w:cs="Calibri" w:eastAsia="Calibri" w:hAnsi="Calibri"/>
+        <w:color w:val="5B6B8C"/>
+        <w:sz w:val="16"/>
+        <w:szCs w:val="16"/>
+      </w:rPr>
       <w:fldChar w:fldCharType="begin"/>
+    </w:r>
+    <w:r>
+      <w:rPr>
+        <w:rFonts w:ascii="Calibri" w:cs="Calibri" w:eastAsia="Calibri" w:hAnsi="Calibri"/>
+        <w:color w:val="5B6B8C"/>
+        <w:sz w:val="16"/>
+        <w:szCs w:val="16"/>
+      </w:rPr>
       <w:instrText xml:space="preserve">PAGE</w:instrText>
+    </w:r>
+    <w:r>
+      <w:rPr>
+        <w:rFonts w:ascii="Calibri" w:cs="Calibri" w:eastAsia="Calibri" w:hAnsi="Calibri"/>
+        <w:color w:val="5B6B8C"/>
+        <w:sz w:val="16"/>
+        <w:szCs w:val="16"/>
+      </w:rPr>
       <w:fldChar w:fldCharType="separate"/>
+    </w:r>
+    <w:r>
+      <w:rPr>
+        <w:rFonts w:ascii="Calibri" w:cs="Calibri" w:eastAsia="Calibri" w:hAnsi="Calibri"/>
+        <w:color w:val="5B6B8C"/>
+        <w:sz w:val="16"/>
+        <w:szCs w:val="16"/>
+      </w:rPr>
       <w:fldChar w:fldCharType="end"/>
     </w:r>
   </w:p>
@@ -12885,7 +13972,7 @@
 <w:numbering xmlns:wpc="http://schemas.microsoft.com/office/word/2010/wordprocessingCanvas" xmlns:mc="http://schemas.openxmlformats.org/markup-compatibility/2006" xmlns:o="urn:schemas-microsoft-com:office:office" xmlns:r="http://schemas.openxmlformats.org/officeDocument/2006/relationships" xmlns:m="http://schemas.openxmlformats.org/officeDocument/2006/math" xmlns:v="urn:schemas-microsoft-com:vml" xmlns:wp14="http://schemas.microsoft.com/office/word/2010/wordprocessingDrawing" xmlns:wp="http://schemas.openxmlformats.org/drawingml/2006/wordprocessingDrawing" xmlns:w10="urn:schemas-microsoft-com:office:word" xmlns:w="http://schemas.openxmlformats.org/wordprocessingml/2006/main" xmlns:w14="http://schemas.microsoft.com/office/word/2010/wordml" xmlns:w15="http://schemas.microsoft.com/office/word/2012/wordml" xmlns:wpg="http://schemas.microsoft.com/office/word/2010/wordprocessingGroup" xmlns:wpi="http://schemas.microsoft.com/office/word/2010/wordprocessingInk" xmlns:wne="http://schemas.microsoft.com/office/word/2006/wordml" xmlns:wps="http://schemas.microsoft.com/office/word/2010/wordprocessingShape" mc:Ignorable="w14 w15 wp14">
   <w:abstractNum w:abstractNumId="1" w15:restartNumberingAfterBreak="0">
     <w:multiLevelType w:val="hybridMultilevel"/>
-    <w:lvl w:ilvl="0" w15:tentative="1">
+    <w:lvl w:ilvl="0" w:tentative="1">
       <w:start w:val="1"/>
       <w:numFmt w:val="bullet"/>
       <w:lvlText w:val="●"/>
@@ -12894,7 +13981,7 @@
         <w:ind w:left="720" w:hanging="360"/>
       </w:pPr>
     </w:lvl>
-    <w:lvl w:ilvl="1" w15:tentative="1">
+    <w:lvl w:ilvl="1" w:tentative="1">
       <w:start w:val="1"/>
       <w:numFmt w:val="bullet"/>
       <w:lvlText w:val="○"/>
@@ -12903,7 +13990,7 @@
         <w:ind w:left="1440" w:hanging="360"/>
       </w:pPr>
     </w:lvl>
-    <w:lvl w:ilvl="2" w15:tentative="1">
+    <w:lvl w:ilvl="2" w:tentative="1">
       <w:start w:val="1"/>
       <w:numFmt w:val="bullet"/>
       <w:lvlText w:val="■"/>
@@ -12912,7 +13999,7 @@
         <w:ind w:left="2160" w:hanging="360"/>
       </w:pPr>
     </w:lvl>
-    <w:lvl w:ilvl="3" w15:tentative="1">
+    <w:lvl w:ilvl="3" w:tentative="1">
       <w:start w:val="1"/>
       <w:numFmt w:val="bullet"/>
       <w:lvlText w:val="●"/>
@@ -12921,7 +14008,7 @@
         <w:ind w:left="2880" w:hanging="360"/>
       </w:pPr>
     </w:lvl>
-    <w:lvl w:ilvl="4" w15:tentative="1">
+    <w:lvl w:ilvl="4" w:tentative="1">
       <w:start w:val="1"/>
       <w:numFmt w:val="bullet"/>
       <w:lvlText w:val="○"/>
@@ -12930,7 +14017,7 @@
         <w:ind w:left="3600" w:hanging="360"/>
       </w:pPr>
     </w:lvl>
-    <w:lvl w:ilvl="5" w15:tentative="1">
+    <w:lvl w:ilvl="5" w:tentative="1">
       <w:start w:val="1"/>
       <w:numFmt w:val="bullet"/>
       <w:lvlText w:val="■"/>
@@ -12939,7 +14026,7 @@
         <w:ind w:left="4320" w:hanging="360"/>
       </w:pPr>
     </w:lvl>
-    <w:lvl w:ilvl="6" w15:tentative="1">
+    <w:lvl w:ilvl="6" w:tentative="1">
       <w:start w:val="1"/>
       <w:numFmt w:val="bullet"/>
       <w:lvlText w:val="●"/>
@@ -12948,7 +14035,7 @@
         <w:ind w:left="5040" w:hanging="360"/>
       </w:pPr>
     </w:lvl>
-    <w:lvl w:ilvl="7" w15:tentative="1">
+    <w:lvl w:ilvl="7" w:tentative="1">
       <w:start w:val="1"/>
       <w:numFmt w:val="bullet"/>
       <w:lvlText w:val="●"/>
@@ -12957,7 +14044,7 @@
         <w:ind w:left="5760" w:hanging="360"/>
       </w:pPr>
     </w:lvl>
-    <w:lvl w:ilvl="8" w15:tentative="1">
+    <w:lvl w:ilvl="8" w:tentative="1">
       <w:start w:val="1"/>
       <w:numFmt w:val="bullet"/>
       <w:lvlText w:val="●"/>
@@ -12988,6 +14075,25 @@
     </w:rPrDefault>
     <w:pPrDefault/>
   </w:docDefaults>
+  <w:style w:type="paragraph" w:styleId="Normal" w:default="1">
+    <w:name w:val="Normal"/>
+    <w:qFormat/>
+  </w:style>
+  <w:style w:type="table" w:styleId="TableNormal" w:default="true">
+    <w:name w:val="Normal Table"/>
+    <w:uiPriority w:val="99"/>
+    <w:semiHidden/>
+    <w:unhideWhenUsed/>
+    <w:tblPr>
+      <w:tblInd w:type="dxa" w:w="0"/>
+      <w:tblCellMar>
+        <w:top w:type="dxa" w:w="0"/>
+        <w:left w:type="dxa" w:w="108"/>
+        <w:bottom w:type="dxa" w:w="0"/>
+        <w:right w:type="dxa" w:w="108"/>
+      </w:tblCellMar>
+    </w:tblPr>
+  </w:style>
   <w:style w:type="paragraph" w:styleId="Title">
     <w:name w:val="Title"/>
     <w:basedOn w:val="Normal"/>
@@ -13075,6 +14181,139 @@
     <w:basedOn w:val="Normal"/>
     <w:qFormat/>
   </w:style>
+  <w:style w:type="paragraph" w:styleId="Caption">
+    <w:name w:val="caption"/>
+    <w:basedOn w:val="Normal"/>
+    <w:next w:val="Normal"/>
+    <w:uiPriority w:val="35"/>
+    <w:semiHidden/>
+    <w:unhideWhenUsed/>
+    <w:qFormat/>
+    <w:pPr>
+      <w:spacing w:after="200"/>
+    </w:pPr>
+    <w:rPr>
+      <w:i/>
+      <w:iCs/>
+      <w:color w:val="44546A" w:themeColor="dark2"/>
+      <w:sz w:val="18"/>
+      <w:szCs w:val="18"/>
+    </w:rPr>
+  </w:style>
+  <w:style w:type="paragraph" w:styleId="Bibliography">
+    <w:name w:val="Bibliography"/>
+    <w:basedOn w:val="Normal"/>
+    <w:next w:val="Normal"/>
+    <w:uiPriority w:val="37"/>
+    <w:unhideWhenUsed/>
+  </w:style>
+  <w:style w:type="paragraph" w:styleId="TOC1">
+    <w:name w:val="toc 1"/>
+    <w:basedOn w:val="Normal"/>
+    <w:next w:val="Normal"/>
+    <w:uiPriority w:val="39"/>
+    <w:semiHidden/>
+    <w:unhideWhenUsed/>
+    <w:pPr>
+      <w:spacing w:after="100"/>
+    </w:pPr>
+  </w:style>
+  <w:style w:type="paragraph" w:styleId="TOC2">
+    <w:name w:val="toc 2"/>
+    <w:basedOn w:val="Normal"/>
+    <w:next w:val="Normal"/>
+    <w:uiPriority w:val="39"/>
+    <w:semiHidden/>
+    <w:unhideWhenUsed/>
+    <w:pPr>
+      <w:spacing w:after="100"/>
+      <w:ind w:left="180"/>
+    </w:pPr>
+  </w:style>
+  <w:style w:type="paragraph" w:styleId="TOC3">
+    <w:name w:val="toc 3"/>
+    <w:basedOn w:val="Normal"/>
+    <w:next w:val="Normal"/>
+    <w:uiPriority w:val="39"/>
+    <w:semiHidden/>
+    <w:unhideWhenUsed/>
+    <w:pPr>
+      <w:spacing w:after="100"/>
+      <w:ind w:left="360"/>
+    </w:pPr>
+  </w:style>
+  <w:style w:type="paragraph" w:styleId="TOC4">
+    <w:name w:val="toc 4"/>
+    <w:basedOn w:val="Normal"/>
+    <w:next w:val="Normal"/>
+    <w:uiPriority w:val="39"/>
+    <w:semiHidden/>
+    <w:unhideWhenUsed/>
+    <w:pPr>
+      <w:spacing w:after="100"/>
+      <w:ind w:left="540"/>
+    </w:pPr>
+  </w:style>
+  <w:style w:type="paragraph" w:styleId="TOC5">
+    <w:name w:val="toc 5"/>
+    <w:basedOn w:val="Normal"/>
+    <w:next w:val="Normal"/>
+    <w:uiPriority w:val="39"/>
+    <w:semiHidden/>
+    <w:unhideWhenUsed/>
+    <w:pPr>
+      <w:spacing w:after="100"/>
+      <w:ind w:left="720"/>
+    </w:pPr>
+  </w:style>
+  <w:style w:type="paragraph" w:styleId="TOC6">
+    <w:name w:val="toc 6"/>
+    <w:basedOn w:val="Normal"/>
+    <w:next w:val="Normal"/>
+    <w:uiPriority w:val="39"/>
+    <w:semiHidden/>
+    <w:unhideWhenUsed/>
+    <w:pPr>
+      <w:spacing w:after="100"/>
+      <w:ind w:left="900"/>
+    </w:pPr>
+  </w:style>
+  <w:style w:type="paragraph" w:styleId="TOC7">
+    <w:name w:val="toc 7"/>
+    <w:basedOn w:val="Normal"/>
+    <w:next w:val="Normal"/>
+    <w:uiPriority w:val="39"/>
+    <w:semiHidden/>
+    <w:unhideWhenUsed/>
+    <w:pPr>
+      <w:spacing w:after="100"/>
+      <w:ind w:left="1080"/>
+    </w:pPr>
+  </w:style>
+  <w:style w:type="paragraph" w:styleId="TOC8">
+    <w:name w:val="toc 8"/>
+    <w:basedOn w:val="Normal"/>
+    <w:next w:val="Normal"/>
+    <w:uiPriority w:val="39"/>
+    <w:semiHidden/>
+    <w:unhideWhenUsed/>
+    <w:pPr>
+      <w:spacing w:after="100"/>
+      <w:ind w:left="1260"/>
+    </w:pPr>
+  </w:style>
+  <w:style w:type="paragraph" w:styleId="TOC9">
+    <w:name w:val="toc 9"/>
+    <w:basedOn w:val="Normal"/>
+    <w:next w:val="Normal"/>
+    <w:uiPriority w:val="39"/>
+    <w:semiHidden/>
+    <w:unhideWhenUsed/>
+    <w:pPr>
+      <w:spacing w:after="100"/>
+      <w:ind w:left="1440"/>
+    </w:pPr>
+  </w:style>
   <w:style w:type="character" w:styleId="Hyperlink">
     <w:name w:val="Hyperlink"/>
     <w:basedOn w:val="DefaultParagraphFont"/>
@@ -13159,5 +14398,302 @@
       <w:szCs w:val="20"/>
     </w:rPr>
   </w:style>
+  <w:style w:type="character" w:styleId="LineNumber">
+    <w:name w:val="line number"/>
+    <w:basedOn w:val="DefaultParagraphFont"/>
+    <w:uiPriority w:val="99"/>
+    <w:semiHidden/>
+    <w:unhideWhenUsed/>
+  </w:style>
 </w:styles>
+</file>
+
+<file path=word/theme/theme1.xml><?xml version="1.0" encoding="utf-8"?>
+<a:theme xmlns:a="http://schemas.openxmlformats.org/drawingml/2006/main" name="Office Theme">
+  <a:themeElements>
+    <a:clrScheme name="Office">
+      <a:dk1>
+        <a:sysClr val="windowText" lastClr="000000"/>
+      </a:dk1>
+      <a:lt1>
+        <a:sysClr val="window" lastClr="FFFFFF"/>
+      </a:lt1>
+      <a:dk2>
+        <a:srgbClr val="44546A"/>
+      </a:dk2>
+      <a:lt2>
+        <a:srgbClr val="E7E6E6"/>
+      </a:lt2>
+      <a:accent1>
+        <a:srgbClr val="4472C4"/>
+      </a:accent1>
+      <a:accent2>
+        <a:srgbClr val="ED7D31"/>
+      </a:accent2>
+      <a:accent3>
+        <a:srgbClr val="A5A5A5"/>
+      </a:accent3>
+      <a:accent4>
+        <a:srgbClr val="FFC000"/>
+      </a:accent4>
+      <a:accent5>
+        <a:srgbClr val="5B9BD5"/>
+      </a:accent5>
+      <a:accent6>
+        <a:srgbClr val="70AD47"/>
+      </a:accent6>
+      <a:hlink>
+        <a:srgbClr val="0563C1"/>
+      </a:hlink>
+      <a:folHlink>
+        <a:srgbClr val="954F72"/>
+      </a:folHlink>
+    </a:clrScheme>
+    <a:fontScheme name="Office">
+      <a:majorFont>
+        <a:latin typeface="Calibri Light" panose="020F0302020204030204"/>
+        <a:ea typeface=""/>
+        <a:cs typeface=""/>
+        <a:font script="Jpan" typeface="游ゴシック Light"/>
+        <a:font script="Hang" typeface="맑은 고딕"/>
+        <a:font script="Hans" typeface="等线 Light"/>
+        <a:font script="Hant" typeface="新細明體"/>
+        <a:font script="Arab" typeface="Times New Roman"/>
+        <a:font script="Hebr" typeface="Times New Roman"/>
+        <a:font script="Thai" typeface="Angsana New"/>
+        <a:font script="Ethi" typeface="Nyala"/>
+        <a:font script="Beng" typeface="Vrinda"/>
+        <a:font script="Gujr" typeface="Shruti"/>
+        <a:font script="Khmr" typeface="MoolBoran"/>
+        <a:font script="Knda" typeface="Tunga"/>
+        <a:font script="Guru" typeface="Raavi"/>
+        <a:font script="Cans" typeface="Euphemia"/>
+        <a:font script="Cher" typeface="Plantagenet Cherokee"/>
+        <a:font script="Yiii" typeface="Microsoft Yi Baiti"/>
+        <a:font script="Tibt" typeface="Microsoft Himalaya"/>
+        <a:font script="Thaa" typeface="MV Boli"/>
+        <a:font script="Deva" typeface="Mangal"/>
+        <a:font script="Telu" typeface="Gautami"/>
+        <a:font script="Taml" typeface="Latha"/>
+        <a:font script="Syrc" typeface="Estrangelo Edessa"/>
+        <a:font script="Orya" typeface="Kalinga"/>
+        <a:font script="Mlym" typeface="Kartika"/>
+        <a:font script="Laoo" typeface="DokChampa"/>
+        <a:font script="Sinh" typeface="Iskoola Pota"/>
+        <a:font script="Mong" typeface="Mongolian Baiti"/>
+        <a:font script="Viet" typeface="Times New Roman"/>
+        <a:font script="Uigh" typeface="Microsoft Uighur"/>
+        <a:font script="Geor" typeface="Sylfaen"/>
+        <a:font script="Armn" typeface="Arial"/>
+        <a:font script="Bugi" typeface="Leelawadee UI"/>
+        <a:font script="Bopo" typeface="Microsoft JhengHei"/>
+        <a:font script="Java" typeface="Javanese Text"/>
+        <a:font script="Lisu" typeface="Segoe UI"/>
+        <a:font script="Mymr" typeface="Myanmar Text"/>
+        <a:font script="Nkoo" typeface="Ebrima"/>
+        <a:font script="Olck" typeface="Nirmala UI"/>
+        <a:font script="Osma" typeface="Ebrima"/>
+        <a:font script="Phag" typeface="Phagspa"/>
+        <a:font script="Syrn" typeface="Estrangelo Edessa"/>
+        <a:font script="Syrj" typeface="Estrangelo Edessa"/>
+        <a:font script="Syre" typeface="Estrangelo Edessa"/>
+        <a:font script="Sora" typeface="Nirmala UI"/>
+        <a:font script="Tale" typeface="Microsoft Tai Le"/>
+        <a:font script="Talu" typeface="Microsoft New Tai Lue"/>
+        <a:font script="Tfng" typeface="Ebrima"/>
+      </a:majorFont>
+      <a:minorFont>
+        <a:latin typeface="Calibri" panose="020F0502020204030204"/>
+        <a:ea typeface=""/>
+        <a:cs typeface=""/>
+        <a:font script="Jpan" typeface="游明朝"/>
+        <a:font script="Hang" typeface="맑은 고딕"/>
+        <a:font script="Hans" typeface="等线"/>
+        <a:font script="Hant" typeface="新細明體"/>
+        <a:font script="Arab" typeface="Arial"/>
+        <a:font script="Hebr" typeface="Arial"/>
+        <a:font script="Thai" typeface="Cordia New"/>
+        <a:font script="Ethi" typeface="Nyala"/>
+        <a:font script="Beng" typeface="Vrinda"/>
+        <a:font script="Gujr" typeface="Shruti"/>
+        <a:font script="Khmr" typeface="DaunPenh"/>
+        <a:font script="Knda" typeface="Tunga"/>
+        <a:font script="Guru" typeface="Raavi"/>
+        <a:font script="Cans" typeface="Euphemia"/>
+        <a:font script="Cher" typeface="Plantagenet Cherokee"/>
+        <a:font script="Yiii" typeface="Microsoft Yi Baiti"/>
+        <a:font script="Tibt" typeface="Microsoft Himalaya"/>
+        <a:font script="Thaa" typeface="MV Boli"/>
+        <a:font script="Deva" typeface="Mangal"/>
+        <a:font script="Telu" typeface="Gautami"/>
+        <a:font script="Taml" typeface="Latha"/>
+        <a:font script="Syrc" typeface="Estrangelo Edessa"/>
+        <a:font script="Orya" typeface="Kalinga"/>
+        <a:font script="Mlym" typeface="Kartika"/>
+        <a:font script="Laoo" typeface="DokChampa"/>
+        <a:font script="Sinh" typeface="Iskoola Pota"/>
+        <a:font script="Mong" typeface="Mongolian Baiti"/>
+        <a:font script="Viet" typeface="Arial"/>
+        <a:font script="Uigh" typeface="Microsoft Uighur"/>
+        <a:font script="Geor" typeface="Sylfaen"/>
+        <a:font script="Armn" typeface="Arial"/>
+        <a:font script="Bugi" typeface="Leelawadee UI"/>
+        <a:font script="Bopo" typeface="Microsoft JhengHei"/>
+        <a:font script="Java" typeface="Javanese Text"/>
+        <a:font script="Lisu" typeface="Segoe UI"/>
+        <a:font script="Mymr" typeface="Myanmar Text"/>
+        <a:font script="Nkoo" typeface="Ebrima"/>
+        <a:font script="Olck" typeface="Nirmala UI"/>
+        <a:font script="Osma" typeface="Ebrima"/>
+        <a:font script="Phag" typeface="Phagspa"/>
+        <a:font script="Syrn" typeface="Estrangelo Edessa"/>
+        <a:font script="Syrj" typeface="Estrangelo Edessa"/>
+        <a:font script="Syre" typeface="Estrangelo Edessa"/>
+        <a:font script="Sora" typeface="Nirmala UI"/>
+        <a:font script="Tale" typeface="Microsoft Tai Le"/>
+        <a:font script="Talu" typeface="Microsoft New Tai Lue"/>
+        <a:font script="Tfng" typeface="Ebrima"/>
+      </a:minorFont>
+    </a:fontScheme>
+    <a:fmtScheme name="Office">
+      <a:fillStyleLst>
+        <a:solidFill>
+          <a:schemeClr val="phClr"/>
+        </a:solidFill>
+        <a:gradFill rotWithShape="true">
+          <a:gsLst>
+            <a:gs pos="0">
+              <a:schemeClr val="phClr">
+                <a:lumMod val="110000"/>
+                <a:satMod val="105000"/>
+                <a:tint val="67000"/>
+              </a:schemeClr>
+            </a:gs>
+            <a:gs pos="50000">
+              <a:schemeClr val="phClr">
+                <a:lumMod val="105000"/>
+                <a:satMod val="103000"/>
+                <a:tint val="73000"/>
+              </a:schemeClr>
+            </a:gs>
+            <a:gs pos="100000">
+              <a:schemeClr val="phClr">
+                <a:lumMod val="105000"/>
+                <a:satMod val="109000"/>
+                <a:tint val="81000"/>
+              </a:schemeClr>
+            </a:gs>
+          </a:gsLst>
+          <a:lin ang="5400000" scaled="false"/>
+        </a:gradFill>
+        <a:gradFill rotWithShape="true">
+          <a:gsLst>
+            <a:gs pos="0">
+              <a:schemeClr val="phClr">
+                <a:satMod val="103000"/>
+                <a:lumMod val="102000"/>
+                <a:tint val="94000"/>
+              </a:schemeClr>
+            </a:gs>
+            <a:gs pos="50000">
+              <a:schemeClr val="phClr">
+                <a:satMod val="110000"/>
+                <a:lumMod val="100000"/>
+                <a:shade val="100000"/>
+              </a:schemeClr>
+            </a:gs>
+            <a:gs pos="100000">
+              <a:schemeClr val="phClr">
+                <a:lumMod val="99000"/>
+                <a:satMod val="120000"/>
+                <a:shade val="78000"/>
+              </a:schemeClr>
+            </a:gs>
+          </a:gsLst>
+          <a:lin ang="5400000" scaled="false"/>
+        </a:gradFill>
+      </a:fillStyleLst>
+      <a:lnStyleLst>
+        <a:ln w="6350" cap="flat" cmpd="sng" algn="ctr">
+          <a:solidFill>
+            <a:schemeClr val="phClr"/>
+          </a:solidFill>
+          <a:prstDash val="solid"/>
+          <a:miter lim="800000"/>
+        </a:ln>
+        <a:ln w="12700" cap="flat" cmpd="sng" algn="ctr">
+          <a:solidFill>
+            <a:schemeClr val="phClr"/>
+          </a:solidFill>
+          <a:prstDash val="solid"/>
+          <a:miter lim="800000"/>
+        </a:ln>
+        <a:ln w="19050" cap="flat" cmpd="sng" algn="ctr">
+          <a:solidFill>
+            <a:schemeClr val="phClr"/>
+          </a:solidFill>
+          <a:prstDash val="solid"/>
+          <a:miter lim="800000"/>
+        </a:ln>
+      </a:lnStyleLst>
+      <a:effectStyleLst>
+        <a:effectStyle>
+          <a:effectLst/>
+        </a:effectStyle>
+        <a:effectStyle>
+          <a:effectLst/>
+        </a:effectStyle>
+        <a:effectStyle>
+          <a:effectLst>
+            <a:outerShdw blurRad="57150" dist="19050" dir="5400000" algn="ctr" rotWithShape="false">
+              <a:srgbClr val="000000">
+                <a:alpha val="63000"/>
+              </a:srgbClr>
+            </a:outerShdw>
+          </a:effectLst>
+        </a:effectStyle>
+      </a:effectStyleLst>
+      <a:bgFillStyleLst>
+        <a:solidFill>
+          <a:schemeClr val="phClr"/>
+        </a:solidFill>
+        <a:solidFill>
+          <a:schemeClr val="phClr">
+            <a:tint val="95000"/>
+            <a:satMod val="170000"/>
+          </a:schemeClr>
+        </a:solidFill>
+        <a:gradFill rotWithShape="true">
+          <a:gsLst>
+            <a:gs pos="0">
+              <a:schemeClr val="phClr">
+                <a:tint val="93000"/>
+                <a:satMod val="150000"/>
+                <a:shade val="98000"/>
+                <a:lumMod val="102000"/>
+              </a:schemeClr>
+            </a:gs>
+            <a:gs pos="50000">
+              <a:schemeClr val="phClr">
+                <a:tint val="98000"/>
+                <a:satMod val="130000"/>
+                <a:shade val="90000"/>
+                <a:lumMod val="103000"/>
+              </a:schemeClr>
+            </a:gs>
+            <a:gs pos="100000">
+              <a:schemeClr val="phClr">
+                <a:shade val="63000"/>
+                <a:satMod val="120000"/>
+              </a:schemeClr>
+            </a:gs>
+          </a:gsLst>
+          <a:lin ang="5400000" scaled="false"/>
+        </a:gradFill>
+      </a:bgFillStyleLst>
+    </a:fmtScheme>
+  </a:themeElements>
+  <a:objectDefaults/>
+  <a:extraClrSchemeLst/>
+</a:theme>
 </file>
--- a/Deutsch_7A/Wortschatz_Polnisch/Vokabelliste_Deutsch_Polnisch.docx
+++ b/Deutsch_7A/Wortschatz_Polnisch/Vokabelliste_Deutsch_Polnisch.docx
@@ -4573,6 +4573,440 @@
                 <w:szCs w:val="17"/>
               </w:rPr>
               <w:t xml:space="preserve">Ordne die Sätze dem Zeitstrahl zu.</w:t>
+            </w:r>
+          </w:p>
+        </w:tc>
+      </w:tr>
+      <w:tr>
+        <w:trPr>
+          <w:cantSplit/>
+        </w:trPr>
+        <w:tc>
+          <w:tcPr>
+            <w:tcW w:type="dxa" w:w="3050"/>
+            <w:tcBorders>
+              <w:top w:val="single" w:color="C9D3EA" w:sz="6"/>
+              <w:left w:val="single" w:color="C9D3EA" w:sz="6"/>
+              <w:bottom w:val="single" w:color="C9D3EA" w:sz="6"/>
+              <w:right w:val="single" w:color="C9D3EA" w:sz="6"/>
+            </w:tcBorders>
+            <w:tcMar>
+              <w:top w:type="dxa" w:w="25"/>
+              <w:left w:type="dxa" w:w="80"/>
+              <w:bottom w:type="dxa" w:w="25"/>
+              <w:right w:type="dxa" w:w="100"/>
+            </w:tcMar>
+            <w:vAlign w:val="center"/>
+          </w:tcPr>
+          <w:p>
+            <w:pPr>
+              <w:spacing w:after="0" w:before="0"/>
+            </w:pPr>
+            <w:r>
+              <w:rPr>
+                <w:rFonts w:ascii="Calibri" w:cs="Calibri" w:eastAsia="Calibri" w:hAnsi="Calibri"/>
+                <w:b/>
+                <w:bCs/>
+                <w:color w:val="1E2761"/>
+                <w:sz w:val="19"/>
+                <w:szCs w:val="19"/>
+              </w:rPr>
+              <w:t xml:space="preserve">die Aussage prüfen</w:t>
+            </w:r>
+          </w:p>
+          <w:p>
+            <w:pPr>
+              <w:spacing w:after="0" w:before="0"/>
+            </w:pPr>
+            <w:r>
+              <w:rPr>
+                <w:rFonts w:ascii="Calibri" w:cs="Calibri" w:eastAsia="Calibri" w:hAnsi="Calibri"/>
+                <w:color w:val="5B6B8C"/>
+                <w:sz w:val="15"/>
+                <w:szCs w:val="15"/>
+              </w:rPr>
+              <w:t xml:space="preserve">die Aussagen</w:t>
+            </w:r>
+          </w:p>
+        </w:tc>
+        <w:tc>
+          <w:tcPr>
+            <w:tcW w:type="dxa" w:w="3350"/>
+            <w:tcBorders>
+              <w:top w:val="single" w:color="C9D3EA" w:sz="6"/>
+              <w:left w:val="single" w:color="C9D3EA" w:sz="6"/>
+              <w:bottom w:val="single" w:color="C9D3EA" w:sz="6"/>
+              <w:right w:val="single" w:color="C9D3EA" w:sz="6"/>
+            </w:tcBorders>
+            <w:shd w:fill="FBFCFF" w:color="auto" w:val="clear"/>
+            <w:tcMar>
+              <w:top w:type="dxa" w:w="25"/>
+              <w:left w:type="dxa" w:w="80"/>
+              <w:bottom w:type="dxa" w:w="25"/>
+              <w:right w:type="dxa" w:w="100"/>
+            </w:tcMar>
+            <w:vAlign w:val="center"/>
+          </w:tcPr>
+          <w:p>
+            <w:pPr>
+              <w:spacing w:after="0" w:before="0"/>
+            </w:pPr>
+            <w:r>
+              <w:rPr>
+                <w:rFonts w:ascii="Calibri" w:cs="Calibri" w:eastAsia="Calibri" w:hAnsi="Calibri"/>
+                <w:b w:val="false"/>
+                <w:bCs w:val="false"/>
+                <w:color w:val="000000"/>
+                <w:sz w:val="18"/>
+                <w:szCs w:val="18"/>
+              </w:rPr>
+              <w:t xml:space="preserve"/>
+            </w:r>
+            <w:r>
+              <w:rPr>
+                <w:rFonts w:ascii="Calibri" w:cs="Calibri" w:eastAsia="Calibri" w:hAnsi="Calibri"/>
+                <w:b/>
+                <w:bCs/>
+                <w:color w:val="000000"/>
+                <w:sz w:val="18"/>
+                <w:szCs w:val="18"/>
+              </w:rPr>
+              <w:t xml:space="preserve">sprawdzić stwierdzenie</w:t>
+            </w:r>
+            <w:r>
+              <w:rPr>
+                <w:rFonts w:ascii="Calibri" w:cs="Calibri" w:eastAsia="Calibri" w:hAnsi="Calibri"/>
+                <w:b w:val="false"/>
+                <w:bCs w:val="false"/>
+                <w:color w:val="000000"/>
+                <w:sz w:val="18"/>
+                <w:szCs w:val="18"/>
+              </w:rPr>
+              <w:t xml:space="preserve"> – czy jest prawdziwe?</w:t>
+            </w:r>
+          </w:p>
+        </w:tc>
+        <w:tc>
+          <w:tcPr>
+            <w:tcW w:type="dxa" w:w="4406"/>
+            <w:tcBorders>
+              <w:top w:val="single" w:color="C9D3EA" w:sz="6"/>
+              <w:left w:val="single" w:color="C9D3EA" w:sz="6"/>
+              <w:bottom w:val="single" w:color="C9D3EA" w:sz="6"/>
+              <w:right w:val="single" w:color="C9D3EA" w:sz="6"/>
+            </w:tcBorders>
+            <w:tcMar>
+              <w:top w:type="dxa" w:w="25"/>
+              <w:left w:type="dxa" w:w="80"/>
+              <w:bottom w:type="dxa" w:w="25"/>
+              <w:right w:type="dxa" w:w="100"/>
+            </w:tcMar>
+            <w:vAlign w:val="center"/>
+          </w:tcPr>
+          <w:p>
+            <w:pPr>
+              <w:spacing w:after="0" w:before="0"/>
+            </w:pPr>
+            <w:r>
+              <w:rPr>
+                <w:rFonts w:ascii="Calibri" w:cs="Calibri" w:eastAsia="Calibri" w:hAnsi="Calibri"/>
+                <w:color w:val="33405F"/>
+                <w:sz w:val="17"/>
+                <w:szCs w:val="17"/>
+              </w:rPr>
+              <w:t xml:space="preserve">Prüfe die Aussage.</w:t>
+            </w:r>
+          </w:p>
+        </w:tc>
+      </w:tr>
+      <w:tr>
+        <w:trPr>
+          <w:cantSplit/>
+        </w:trPr>
+        <w:tc>
+          <w:tcPr>
+            <w:tcW w:type="dxa" w:w="3050"/>
+            <w:tcBorders>
+              <w:top w:val="single" w:color="C9D3EA" w:sz="6"/>
+              <w:left w:val="single" w:color="C9D3EA" w:sz="6"/>
+              <w:bottom w:val="single" w:color="C9D3EA" w:sz="6"/>
+              <w:right w:val="single" w:color="C9D3EA" w:sz="6"/>
+            </w:tcBorders>
+            <w:tcMar>
+              <w:top w:type="dxa" w:w="25"/>
+              <w:left w:type="dxa" w:w="80"/>
+              <w:bottom w:type="dxa" w:w="25"/>
+              <w:right w:type="dxa" w:w="100"/>
+            </w:tcMar>
+            <w:vAlign w:val="center"/>
+          </w:tcPr>
+          <w:p>
+            <w:pPr>
+              <w:spacing w:after="0" w:before="0"/>
+            </w:pPr>
+            <w:r>
+              <w:rPr>
+                <w:rFonts w:ascii="Calibri" w:cs="Calibri" w:eastAsia="Calibri" w:hAnsi="Calibri"/>
+                <w:b/>
+                <w:bCs/>
+                <w:color w:val="1E2761"/>
+                <w:sz w:val="19"/>
+                <w:szCs w:val="19"/>
+              </w:rPr>
+              <w:t xml:space="preserve">richtig · falsch</w:t>
+            </w:r>
+          </w:p>
+        </w:tc>
+        <w:tc>
+          <w:tcPr>
+            <w:tcW w:type="dxa" w:w="3350"/>
+            <w:tcBorders>
+              <w:top w:val="single" w:color="C9D3EA" w:sz="6"/>
+              <w:left w:val="single" w:color="C9D3EA" w:sz="6"/>
+              <w:bottom w:val="single" w:color="C9D3EA" w:sz="6"/>
+              <w:right w:val="single" w:color="C9D3EA" w:sz="6"/>
+            </w:tcBorders>
+            <w:shd w:fill="FBFCFF" w:color="auto" w:val="clear"/>
+            <w:tcMar>
+              <w:top w:type="dxa" w:w="25"/>
+              <w:left w:type="dxa" w:w="80"/>
+              <w:bottom w:type="dxa" w:w="25"/>
+              <w:right w:type="dxa" w:w="100"/>
+            </w:tcMar>
+            <w:vAlign w:val="center"/>
+          </w:tcPr>
+          <w:p>
+            <w:pPr>
+              <w:spacing w:after="0" w:before="0"/>
+            </w:pPr>
+            <w:r>
+              <w:rPr>
+                <w:rFonts w:ascii="Calibri" w:cs="Calibri" w:eastAsia="Calibri" w:hAnsi="Calibri"/>
+                <w:b w:val="false"/>
+                <w:bCs w:val="false"/>
+                <w:color w:val="000000"/>
+                <w:sz w:val="18"/>
+                <w:szCs w:val="18"/>
+              </w:rPr>
+              <w:t xml:space="preserve"/>
+            </w:r>
+            <w:r>
+              <w:rPr>
+                <w:rFonts w:ascii="Calibri" w:cs="Calibri" w:eastAsia="Calibri" w:hAnsi="Calibri"/>
+                <w:b/>
+                <w:bCs/>
+                <w:color w:val="000000"/>
+                <w:sz w:val="18"/>
+                <w:szCs w:val="18"/>
+              </w:rPr>
+              <w:t xml:space="preserve">prawdziwy, poprawny</w:t>
+            </w:r>
+            <w:r>
+              <w:rPr>
+                <w:rFonts w:ascii="Calibri" w:cs="Calibri" w:eastAsia="Calibri" w:hAnsi="Calibri"/>
+                <w:b w:val="false"/>
+                <w:bCs w:val="false"/>
+                <w:color w:val="000000"/>
+                <w:sz w:val="18"/>
+                <w:szCs w:val="18"/>
+              </w:rPr>
+              <w:t xml:space="preserve"> · </w:t>
+            </w:r>
+            <w:r>
+              <w:rPr>
+                <w:rFonts w:ascii="Calibri" w:cs="Calibri" w:eastAsia="Calibri" w:hAnsi="Calibri"/>
+                <w:b/>
+                <w:bCs/>
+                <w:color w:val="000000"/>
+                <w:sz w:val="18"/>
+                <w:szCs w:val="18"/>
+              </w:rPr>
+              <w:t xml:space="preserve">fałszywy, błędny</w:t>
+            </w:r>
+            <w:r>
+              <w:rPr>
+                <w:rFonts w:ascii="Calibri" w:cs="Calibri" w:eastAsia="Calibri" w:hAnsi="Calibri"/>
+                <w:b w:val="false"/>
+                <w:bCs w:val="false"/>
+                <w:color w:val="000000"/>
+                <w:sz w:val="18"/>
+                <w:szCs w:val="18"/>
+              </w:rPr>
+              <w:t xml:space="preserve"/>
+            </w:r>
+          </w:p>
+        </w:tc>
+        <w:tc>
+          <w:tcPr>
+            <w:tcW w:type="dxa" w:w="4406"/>
+            <w:tcBorders>
+              <w:top w:val="single" w:color="C9D3EA" w:sz="6"/>
+              <w:left w:val="single" w:color="C9D3EA" w:sz="6"/>
+              <w:bottom w:val="single" w:color="C9D3EA" w:sz="6"/>
+              <w:right w:val="single" w:color="C9D3EA" w:sz="6"/>
+            </w:tcBorders>
+            <w:tcMar>
+              <w:top w:type="dxa" w:w="25"/>
+              <w:left w:type="dxa" w:w="80"/>
+              <w:bottom w:type="dxa" w:w="25"/>
+              <w:right w:type="dxa" w:w="100"/>
+            </w:tcMar>
+            <w:vAlign w:val="center"/>
+          </w:tcPr>
+          <w:p>
+            <w:pPr>
+              <w:spacing w:after="0" w:before="0"/>
+            </w:pPr>
+            <w:r>
+              <w:rPr>
+                <w:rFonts w:ascii="Calibri" w:cs="Calibri" w:eastAsia="Calibri" w:hAnsi="Calibri"/>
+                <w:color w:val="33405F"/>
+                <w:sz w:val="17"/>
+                <w:szCs w:val="17"/>
+              </w:rPr>
+              <w:t xml:space="preserve">☐ richtig  ☐ falsch</w:t>
+            </w:r>
+          </w:p>
+        </w:tc>
+      </w:tr>
+      <w:tr>
+        <w:trPr>
+          <w:cantSplit/>
+        </w:trPr>
+        <w:tc>
+          <w:tcPr>
+            <w:tcW w:type="dxa" w:w="3050"/>
+            <w:tcBorders>
+              <w:top w:val="single" w:color="C9D3EA" w:sz="6"/>
+              <w:left w:val="single" w:color="C9D3EA" w:sz="6"/>
+              <w:bottom w:val="single" w:color="C9D3EA" w:sz="6"/>
+              <w:right w:val="single" w:color="C9D3EA" w:sz="6"/>
+            </w:tcBorders>
+            <w:tcMar>
+              <w:top w:type="dxa" w:w="25"/>
+              <w:left w:type="dxa" w:w="80"/>
+              <w:bottom w:type="dxa" w:w="25"/>
+              <w:right w:type="dxa" w:w="100"/>
+            </w:tcMar>
+            <w:vAlign w:val="center"/>
+          </w:tcPr>
+          <w:p>
+            <w:pPr>
+              <w:spacing w:after="0" w:before="0"/>
+            </w:pPr>
+            <w:r>
+              <w:rPr>
+                <w:rFonts w:ascii="Calibri" w:cs="Calibri" w:eastAsia="Calibri" w:hAnsi="Calibri"/>
+                <w:b/>
+                <w:bCs/>
+                <w:color w:val="1E2761"/>
+                <w:sz w:val="19"/>
+                <w:szCs w:val="19"/>
+              </w:rPr>
+              <w:t xml:space="preserve">das Zitat</w:t>
+            </w:r>
+          </w:p>
+          <w:p>
+            <w:pPr>
+              <w:spacing w:after="0" w:before="0"/>
+            </w:pPr>
+            <w:r>
+              <w:rPr>
+                <w:rFonts w:ascii="Calibri" w:cs="Calibri" w:eastAsia="Calibri" w:hAnsi="Calibri"/>
+                <w:color w:val="5B6B8C"/>
+                <w:sz w:val="15"/>
+                <w:szCs w:val="15"/>
+              </w:rPr>
+              <w:t xml:space="preserve">die Zitate</w:t>
+            </w:r>
+          </w:p>
+        </w:tc>
+        <w:tc>
+          <w:tcPr>
+            <w:tcW w:type="dxa" w:w="3350"/>
+            <w:tcBorders>
+              <w:top w:val="single" w:color="C9D3EA" w:sz="6"/>
+              <w:left w:val="single" w:color="C9D3EA" w:sz="6"/>
+              <w:bottom w:val="single" w:color="C9D3EA" w:sz="6"/>
+              <w:right w:val="single" w:color="C9D3EA" w:sz="6"/>
+            </w:tcBorders>
+            <w:shd w:fill="FBFCFF" w:color="auto" w:val="clear"/>
+            <w:tcMar>
+              <w:top w:type="dxa" w:w="25"/>
+              <w:left w:type="dxa" w:w="80"/>
+              <w:bottom w:type="dxa" w:w="25"/>
+              <w:right w:type="dxa" w:w="100"/>
+            </w:tcMar>
+            <w:vAlign w:val="center"/>
+          </w:tcPr>
+          <w:p>
+            <w:pPr>
+              <w:spacing w:after="0" w:before="0"/>
+            </w:pPr>
+            <w:r>
+              <w:rPr>
+                <w:rFonts w:ascii="Calibri" w:cs="Calibri" w:eastAsia="Calibri" w:hAnsi="Calibri"/>
+                <w:b w:val="false"/>
+                <w:bCs w:val="false"/>
+                <w:color w:val="000000"/>
+                <w:sz w:val="18"/>
+                <w:szCs w:val="18"/>
+              </w:rPr>
+              <w:t xml:space="preserve"/>
+            </w:r>
+            <w:r>
+              <w:rPr>
+                <w:rFonts w:ascii="Calibri" w:cs="Calibri" w:eastAsia="Calibri" w:hAnsi="Calibri"/>
+                <w:b/>
+                <w:bCs/>
+                <w:color w:val="000000"/>
+                <w:sz w:val="18"/>
+                <w:szCs w:val="18"/>
+              </w:rPr>
+              <w:t xml:space="preserve">cytat</w:t>
+            </w:r>
+            <w:r>
+              <w:rPr>
+                <w:rFonts w:ascii="Calibri" w:cs="Calibri" w:eastAsia="Calibri" w:hAnsi="Calibri"/>
+                <w:b w:val="false"/>
+                <w:bCs w:val="false"/>
+                <w:color w:val="000000"/>
+                <w:sz w:val="18"/>
+                <w:szCs w:val="18"/>
+              </w:rPr>
+              <w:t xml:space="preserve"> – dokładne słowa z tekstu w cudzysłowie</w:t>
+            </w:r>
+          </w:p>
+        </w:tc>
+        <w:tc>
+          <w:tcPr>
+            <w:tcW w:type="dxa" w:w="4406"/>
+            <w:tcBorders>
+              <w:top w:val="single" w:color="C9D3EA" w:sz="6"/>
+              <w:left w:val="single" w:color="C9D3EA" w:sz="6"/>
+              <w:bottom w:val="single" w:color="C9D3EA" w:sz="6"/>
+              <w:right w:val="single" w:color="C9D3EA" w:sz="6"/>
+            </w:tcBorders>
+            <w:tcMar>
+              <w:top w:type="dxa" w:w="25"/>
+              <w:left w:type="dxa" w:w="80"/>
+              <w:bottom w:type="dxa" w:w="25"/>
+              <w:right w:type="dxa" w:w="100"/>
+            </w:tcMar>
+            <w:vAlign w:val="center"/>
+          </w:tcPr>
+          <w:p>
+            <w:pPr>
+              <w:spacing w:after="0" w:before="0"/>
+            </w:pPr>
+            <w:r>
+              <w:rPr>
+                <w:rFonts w:ascii="Calibri" w:cs="Calibri" w:eastAsia="Calibri" w:hAnsi="Calibri"/>
+                <w:color w:val="33405F"/>
+                <w:sz w:val="17"/>
+                <w:szCs w:val="17"/>
+              </w:rPr>
+              <w:t xml:space="preserve">„fast wär ertrunken der gute Held“</w:t>
             </w:r>
           </w:p>
         </w:tc>

--- a/Deutsch_7A/Wortschatz_Polnisch/Vokabelliste_Deutsch_Polnisch.docx
+++ b/Deutsch_7A/Wortschatz_Polnisch/Vokabelliste_Deutsch_Polnisch.docx
@@ -5881,6 +5881,192 @@
                 <w:szCs w:val="17"/>
               </w:rPr>
               <w:t xml:space="preserve">Erzählt die Ballade nach.</w:t>
+            </w:r>
+          </w:p>
+        </w:tc>
+      </w:tr>
+      <w:tr>
+        <w:trPr>
+          <w:cantSplit/>
+        </w:trPr>
+        <w:tc>
+          <w:tcPr>
+            <w:tcW w:type="dxa" w:w="3050"/>
+            <w:tcBorders>
+              <w:top w:val="single" w:color="C9D3EA" w:sz="6"/>
+              <w:left w:val="single" w:color="C9D3EA" w:sz="6"/>
+              <w:bottom w:val="single" w:color="C9D3EA" w:sz="6"/>
+              <w:right w:val="single" w:color="C9D3EA" w:sz="6"/>
+            </w:tcBorders>
+            <w:tcMar>
+              <w:top w:type="dxa" w:w="25"/>
+              <w:left w:type="dxa" w:w="80"/>
+              <w:bottom w:type="dxa" w:w="25"/>
+              <w:right w:type="dxa" w:w="100"/>
+            </w:tcMar>
+            <w:vAlign w:val="center"/>
+          </w:tcPr>
+          <w:p>
+            <w:pPr>
+              <w:spacing w:after="0" w:before="0"/>
+            </w:pPr>
+            <w:r>
+              <w:rPr>
+                <w:rFonts w:ascii="Calibri" w:cs="Calibri" w:eastAsia="Calibri" w:hAnsi="Calibri"/>
+                <w:b/>
+                <w:bCs/>
+                <w:color w:val="1E2761"/>
+                <w:sz w:val="19"/>
+                <w:szCs w:val="19"/>
+              </w:rPr>
+              <w:t xml:space="preserve">zuerst · dann · schließlich</w:t>
+            </w:r>
+          </w:p>
+          <w:p>
+            <w:pPr>
+              <w:spacing w:after="0" w:before="0"/>
+            </w:pPr>
+            <w:r>
+              <w:rPr>
+                <w:rFonts w:ascii="Calibri" w:cs="Calibri" w:eastAsia="Calibri" w:hAnsi="Calibri"/>
+                <w:color w:val="5B6B8C"/>
+                <w:sz w:val="15"/>
+                <w:szCs w:val="15"/>
+              </w:rPr>
+              <w:t xml:space="preserve">daraufhin · am Ende</w:t>
+            </w:r>
+          </w:p>
+        </w:tc>
+        <w:tc>
+          <w:tcPr>
+            <w:tcW w:type="dxa" w:w="3350"/>
+            <w:tcBorders>
+              <w:top w:val="single" w:color="C9D3EA" w:sz="6"/>
+              <w:left w:val="single" w:color="C9D3EA" w:sz="6"/>
+              <w:bottom w:val="single" w:color="C9D3EA" w:sz="6"/>
+              <w:right w:val="single" w:color="C9D3EA" w:sz="6"/>
+            </w:tcBorders>
+            <w:shd w:fill="FBFCFF" w:color="auto" w:val="clear"/>
+            <w:tcMar>
+              <w:top w:type="dxa" w:w="25"/>
+              <w:left w:type="dxa" w:w="80"/>
+              <w:bottom w:type="dxa" w:w="25"/>
+              <w:right w:type="dxa" w:w="100"/>
+            </w:tcMar>
+            <w:vAlign w:val="center"/>
+          </w:tcPr>
+          <w:p>
+            <w:pPr>
+              <w:spacing w:after="0" w:before="0"/>
+            </w:pPr>
+            <w:r>
+              <w:rPr>
+                <w:rFonts w:ascii="Calibri" w:cs="Calibri" w:eastAsia="Calibri" w:hAnsi="Calibri"/>
+                <w:b w:val="false"/>
+                <w:bCs w:val="false"/>
+                <w:color w:val="000000"/>
+                <w:sz w:val="18"/>
+                <w:szCs w:val="18"/>
+              </w:rPr>
+              <w:t xml:space="preserve"/>
+            </w:r>
+            <w:r>
+              <w:rPr>
+                <w:rFonts w:ascii="Calibri" w:cs="Calibri" w:eastAsia="Calibri" w:hAnsi="Calibri"/>
+                <w:b/>
+                <w:bCs/>
+                <w:color w:val="000000"/>
+                <w:sz w:val="18"/>
+                <w:szCs w:val="18"/>
+              </w:rPr>
+              <w:t xml:space="preserve">najpierw</w:t>
+            </w:r>
+            <w:r>
+              <w:rPr>
+                <w:rFonts w:ascii="Calibri" w:cs="Calibri" w:eastAsia="Calibri" w:hAnsi="Calibri"/>
+                <w:b w:val="false"/>
+                <w:bCs w:val="false"/>
+                <w:color w:val="000000"/>
+                <w:sz w:val="18"/>
+                <w:szCs w:val="18"/>
+              </w:rPr>
+              <w:t xml:space="preserve"> · </w:t>
+            </w:r>
+            <w:r>
+              <w:rPr>
+                <w:rFonts w:ascii="Calibri" w:cs="Calibri" w:eastAsia="Calibri" w:hAnsi="Calibri"/>
+                <w:b/>
+                <w:bCs/>
+                <w:color w:val="000000"/>
+                <w:sz w:val="18"/>
+                <w:szCs w:val="18"/>
+              </w:rPr>
+              <w:t xml:space="preserve">potem</w:t>
+            </w:r>
+            <w:r>
+              <w:rPr>
+                <w:rFonts w:ascii="Calibri" w:cs="Calibri" w:eastAsia="Calibri" w:hAnsi="Calibri"/>
+                <w:b w:val="false"/>
+                <w:bCs w:val="false"/>
+                <w:color w:val="000000"/>
+                <w:sz w:val="18"/>
+                <w:szCs w:val="18"/>
+              </w:rPr>
+              <w:t xml:space="preserve"> · </w:t>
+            </w:r>
+            <w:r>
+              <w:rPr>
+                <w:rFonts w:ascii="Calibri" w:cs="Calibri" w:eastAsia="Calibri" w:hAnsi="Calibri"/>
+                <w:b/>
+                <w:bCs/>
+                <w:color w:val="000000"/>
+                <w:sz w:val="18"/>
+                <w:szCs w:val="18"/>
+              </w:rPr>
+              <w:t xml:space="preserve">w końcu</w:t>
+            </w:r>
+            <w:r>
+              <w:rPr>
+                <w:rFonts w:ascii="Calibri" w:cs="Calibri" w:eastAsia="Calibri" w:hAnsi="Calibri"/>
+                <w:b w:val="false"/>
+                <w:bCs w:val="false"/>
+                <w:color w:val="000000"/>
+                <w:sz w:val="18"/>
+                <w:szCs w:val="18"/>
+              </w:rPr>
+              <w:t xml:space="preserve"> (do łączenia zdań)</w:t>
+            </w:r>
+          </w:p>
+        </w:tc>
+        <w:tc>
+          <w:tcPr>
+            <w:tcW w:type="dxa" w:w="4406"/>
+            <w:tcBorders>
+              <w:top w:val="single" w:color="C9D3EA" w:sz="6"/>
+              <w:left w:val="single" w:color="C9D3EA" w:sz="6"/>
+              <w:bottom w:val="single" w:color="C9D3EA" w:sz="6"/>
+              <w:right w:val="single" w:color="C9D3EA" w:sz="6"/>
+            </w:tcBorders>
+            <w:tcMar>
+              <w:top w:type="dxa" w:w="25"/>
+              <w:left w:type="dxa" w:w="80"/>
+              <w:bottom w:type="dxa" w:w="25"/>
+              <w:right w:type="dxa" w:w="100"/>
+            </w:tcMar>
+            <w:vAlign w:val="center"/>
+          </w:tcPr>
+          <w:p>
+            <w:pPr>
+              <w:spacing w:after="0" w:before="0"/>
+            </w:pPr>
+            <w:r>
+              <w:rPr>
+                <w:rFonts w:ascii="Calibri" w:cs="Calibri" w:eastAsia="Calibri" w:hAnsi="Calibri"/>
+                <w:color w:val="33405F"/>
+                <w:sz w:val="17"/>
+                <w:szCs w:val="17"/>
+              </w:rPr>
+              <w:t xml:space="preserve">Zuerst …, dann …, schließlich …</w:t>
             </w:r>
           </w:p>
         </w:tc>

--- a/Deutsch_7A/Wortschatz_Polnisch/Vokabelliste_Deutsch_Polnisch.docx
+++ b/Deutsch_7A/Wortschatz_Polnisch/Vokabelliste_Deutsch_Polnisch.docx
@@ -12671,7 +12671,7 @@
                 <w:sz w:val="15"/>
                 <w:szCs w:val="15"/>
               </w:rPr>
-              <w:t xml:space="preserve">die Figuren</w:t>
+              <w:t xml:space="preserve">Er-/Ich-Erzähler · die Figuren</w:t>
             </w:r>
           </w:p>
         </w:tc>
@@ -12728,7 +12728,7 @@
                 <w:sz w:val="18"/>
                 <w:szCs w:val="18"/>
               </w:rPr>
-              <w:t xml:space="preserve"> · </w:t>
+              <w:t xml:space="preserve"> (w 3. albo 1. osobie) · </w:t>
             </w:r>
             <w:r>
               <w:rPr>
@@ -13028,7 +13028,7 @@
                 <w:sz w:val="18"/>
                 <w:szCs w:val="18"/>
               </w:rPr>
-              <w:t xml:space="preserve"/>
+              <w:t xml:space="preserve"> – jest w epice i w dramacie</w:t>
             </w:r>
           </w:p>
         </w:tc>
@@ -13099,7 +13099,7 @@
                 <w:sz w:val="19"/>
                 <w:szCs w:val="19"/>
               </w:rPr>
-              <w:t xml:space="preserve">die Spannung · der Konflikt</w:t>
+              <w:t xml:space="preserve">mit / ohne Erzähler</w:t>
             </w:r>
           </w:p>
         </w:tc>
@@ -13145,40 +13145,40 @@
                 <w:sz w:val="18"/>
                 <w:szCs w:val="18"/>
               </w:rPr>
-              <w:t xml:space="preserve">napięcie</w:t>
-            </w:r>
-            <w:r>
-              <w:rPr>
-                <w:rFonts w:ascii="Calibri" w:cs="Calibri" w:eastAsia="Calibri" w:hAnsi="Calibri"/>
-                <w:b w:val="false"/>
-                <w:bCs w:val="false"/>
-                <w:color w:val="000000"/>
-                <w:sz w:val="18"/>
-                <w:szCs w:val="18"/>
-              </w:rPr>
-              <w:t xml:space="preserve"> · </w:t>
-            </w:r>
-            <w:r>
-              <w:rPr>
-                <w:rFonts w:ascii="Calibri" w:cs="Calibri" w:eastAsia="Calibri" w:hAnsi="Calibri"/>
-                <w:b/>
-                <w:bCs/>
-                <w:color w:val="000000"/>
-                <w:sz w:val="18"/>
-                <w:szCs w:val="18"/>
-              </w:rPr>
-              <w:t xml:space="preserve">konflikt</w:t>
-            </w:r>
-            <w:r>
-              <w:rPr>
-                <w:rFonts w:ascii="Calibri" w:cs="Calibri" w:eastAsia="Calibri" w:hAnsi="Calibri"/>
-                <w:b w:val="false"/>
-                <w:bCs w:val="false"/>
-                <w:color w:val="000000"/>
-                <w:sz w:val="18"/>
-                <w:szCs w:val="18"/>
-              </w:rPr>
-              <w:t xml:space="preserve"/>
+              <w:t xml:space="preserve">z narratorem</w:t>
+            </w:r>
+            <w:r>
+              <w:rPr>
+                <w:rFonts w:ascii="Calibri" w:cs="Calibri" w:eastAsia="Calibri" w:hAnsi="Calibri"/>
+                <w:b w:val="false"/>
+                <w:bCs w:val="false"/>
+                <w:color w:val="000000"/>
+                <w:sz w:val="18"/>
+                <w:szCs w:val="18"/>
+              </w:rPr>
+              <w:t xml:space="preserve"> (epika) · </w:t>
+            </w:r>
+            <w:r>
+              <w:rPr>
+                <w:rFonts w:ascii="Calibri" w:cs="Calibri" w:eastAsia="Calibri" w:hAnsi="Calibri"/>
+                <w:b/>
+                <w:bCs/>
+                <w:color w:val="000000"/>
+                <w:sz w:val="18"/>
+                <w:szCs w:val="18"/>
+              </w:rPr>
+              <w:t xml:space="preserve">bez narratora</w:t>
+            </w:r>
+            <w:r>
+              <w:rPr>
+                <w:rFonts w:ascii="Calibri" w:cs="Calibri" w:eastAsia="Calibri" w:hAnsi="Calibri"/>
+                <w:b w:val="false"/>
+                <w:bCs w:val="false"/>
+                <w:color w:val="000000"/>
+                <w:sz w:val="18"/>
+                <w:szCs w:val="18"/>
+              </w:rPr>
+              <w:t xml:space="preserve"> (dramat)</w:t>
             </w:r>
           </w:p>
         </w:tc>
@@ -13210,7 +13210,7 @@
                 <w:sz w:val="17"/>
                 <w:szCs w:val="17"/>
               </w:rPr>
-              <w:t xml:space="preserve">Paddy gegen den Schotten</w:t>
+              <w:t xml:space="preserve">Str. 7: nur Schaya spricht</w:t>
             </w:r>
           </w:p>
         </w:tc>
@@ -13249,7 +13249,7 @@
                 <w:sz w:val="19"/>
                 <w:szCs w:val="19"/>
               </w:rPr>
-              <w:t xml:space="preserve">die Zwischenüberschrift · gliedern</w:t>
+              <w:t xml:space="preserve">die Spannung · der Konflikt</w:t>
             </w:r>
           </w:p>
         </w:tc>
@@ -13295,7 +13295,7 @@
                 <w:sz w:val="18"/>
                 <w:szCs w:val="18"/>
               </w:rPr>
-              <w:t xml:space="preserve">śródtytuł</w:t>
+              <w:t xml:space="preserve">napięcie</w:t>
             </w:r>
             <w:r>
               <w:rPr>
@@ -13317,7 +13317,7 @@
                 <w:sz w:val="18"/>
                 <w:szCs w:val="18"/>
               </w:rPr>
-              <w:t xml:space="preserve">podzielić tekst na części</w:t>
+              <w:t xml:space="preserve">konflikt</w:t>
             </w:r>
             <w:r>
               <w:rPr>
@@ -13360,7 +13360,7 @@
                 <w:sz w:val="17"/>
                 <w:szCs w:val="17"/>
               </w:rPr>
-              <w:t xml:space="preserve">Str. 10: Flucht</w:t>
+              <w:t xml:space="preserve">Paddy gegen den Schotten</w:t>
             </w:r>
           </w:p>
         </w:tc>
@@ -13371,48 +13371,146 @@
         </w:trPr>
         <w:tc>
           <w:tcPr>
-            <w:tcW w:type="dxa" w:w="10806"/>
-            <w:gridSpan w:val="3"/>
-            <w:tcBorders>
-              <w:top w:val="single" w:color="C9D3EA" w:sz="6"/>
-              <w:left w:val="single" w:color="C9D3EA" w:sz="6"/>
-              <w:bottom w:val="single" w:color="C9D3EA" w:sz="6"/>
-              <w:right w:val="single" w:color="C9D3EA" w:sz="6"/>
-            </w:tcBorders>
-            <w:shd w:fill="5B6B8C" w:color="auto" w:val="clear"/>
-            <w:tcMar>
-              <w:top w:type="dxa" w:w="40"/>
-              <w:left w:type="dxa" w:w="80"/>
-              <w:bottom w:type="dxa" w:w="40"/>
-              <w:right w:type="dxa" w:w="100"/>
-            </w:tcMar>
-            <w:vAlign w:val="center"/>
-          </w:tcPr>
-          <w:p>
-            <w:pPr>
-              <w:spacing w:after="0" w:before="0"/>
-            </w:pPr>
-            <w:r>
-              <w:rPr>
-                <w:rFonts w:ascii="Cambria" w:cs="Cambria" w:eastAsia="Cambria" w:hAnsi="Cambria"/>
-                <w:b/>
-                <w:bCs/>
-                <w:color w:val="FFFFFF"/>
-                <w:sz w:val="20"/>
-                <w:szCs w:val="20"/>
-              </w:rPr>
-              <w:t xml:space="preserve">6  Meine neuen Wörter</w:t>
-            </w:r>
-            <w:r>
-              <w:rPr>
-                <w:rFonts w:ascii="Calibri" w:cs="Calibri" w:eastAsia="Calibri" w:hAnsi="Calibri"/>
-                <w:i/>
-                <w:iCs/>
-                <w:color w:val="FFFFFF"/>
-                <w:sz w:val="18"/>
-                <w:szCs w:val="18"/>
-              </w:rPr>
-              <w:t xml:space="preserve">   moje nowe słowa – dopisuj sama</w:t>
+            <w:tcW w:type="dxa" w:w="3050"/>
+            <w:tcBorders>
+              <w:top w:val="single" w:color="C9D3EA" w:sz="6"/>
+              <w:left w:val="single" w:color="C9D3EA" w:sz="6"/>
+              <w:bottom w:val="single" w:color="C9D3EA" w:sz="6"/>
+              <w:right w:val="single" w:color="C9D3EA" w:sz="6"/>
+            </w:tcBorders>
+            <w:tcMar>
+              <w:top w:type="dxa" w:w="25"/>
+              <w:left w:type="dxa" w:w="80"/>
+              <w:bottom w:type="dxa" w:w="25"/>
+              <w:right w:type="dxa" w:w="100"/>
+            </w:tcMar>
+            <w:vAlign w:val="center"/>
+          </w:tcPr>
+          <w:p>
+            <w:pPr>
+              <w:spacing w:after="0" w:before="0"/>
+            </w:pPr>
+            <w:r>
+              <w:rPr>
+                <w:rFonts w:ascii="Calibri" w:cs="Calibri" w:eastAsia="Calibri" w:hAnsi="Calibri"/>
+                <w:b/>
+                <w:bCs/>
+                <w:color w:val="1E2761"/>
+                <w:sz w:val="19"/>
+                <w:szCs w:val="19"/>
+              </w:rPr>
+              <w:t xml:space="preserve">die Zwischenüberschrift · gliedern</w:t>
+            </w:r>
+          </w:p>
+        </w:tc>
+        <w:tc>
+          <w:tcPr>
+            <w:tcW w:type="dxa" w:w="3350"/>
+            <w:tcBorders>
+              <w:top w:val="single" w:color="C9D3EA" w:sz="6"/>
+              <w:left w:val="single" w:color="C9D3EA" w:sz="6"/>
+              <w:bottom w:val="single" w:color="C9D3EA" w:sz="6"/>
+              <w:right w:val="single" w:color="C9D3EA" w:sz="6"/>
+            </w:tcBorders>
+            <w:shd w:fill="FBFCFF" w:color="auto" w:val="clear"/>
+            <w:tcMar>
+              <w:top w:type="dxa" w:w="25"/>
+              <w:left w:type="dxa" w:w="80"/>
+              <w:bottom w:type="dxa" w:w="25"/>
+              <w:right w:type="dxa" w:w="100"/>
+            </w:tcMar>
+            <w:vAlign w:val="center"/>
+          </w:tcPr>
+          <w:p>
+            <w:pPr>
+              <w:spacing w:after="0" w:before="0"/>
+            </w:pPr>
+            <w:r>
+              <w:rPr>
+                <w:rFonts w:ascii="Calibri" w:cs="Calibri" w:eastAsia="Calibri" w:hAnsi="Calibri"/>
+                <w:b w:val="false"/>
+                <w:bCs w:val="false"/>
+                <w:color w:val="000000"/>
+                <w:sz w:val="18"/>
+                <w:szCs w:val="18"/>
+              </w:rPr>
+              <w:t xml:space="preserve"/>
+            </w:r>
+            <w:r>
+              <w:rPr>
+                <w:rFonts w:ascii="Calibri" w:cs="Calibri" w:eastAsia="Calibri" w:hAnsi="Calibri"/>
+                <w:b/>
+                <w:bCs/>
+                <w:color w:val="000000"/>
+                <w:sz w:val="18"/>
+                <w:szCs w:val="18"/>
+              </w:rPr>
+              <w:t xml:space="preserve">śródtytuł</w:t>
+            </w:r>
+            <w:r>
+              <w:rPr>
+                <w:rFonts w:ascii="Calibri" w:cs="Calibri" w:eastAsia="Calibri" w:hAnsi="Calibri"/>
+                <w:b w:val="false"/>
+                <w:bCs w:val="false"/>
+                <w:color w:val="000000"/>
+                <w:sz w:val="18"/>
+                <w:szCs w:val="18"/>
+              </w:rPr>
+              <w:t xml:space="preserve"> · </w:t>
+            </w:r>
+            <w:r>
+              <w:rPr>
+                <w:rFonts w:ascii="Calibri" w:cs="Calibri" w:eastAsia="Calibri" w:hAnsi="Calibri"/>
+                <w:b/>
+                <w:bCs/>
+                <w:color w:val="000000"/>
+                <w:sz w:val="18"/>
+                <w:szCs w:val="18"/>
+              </w:rPr>
+              <w:t xml:space="preserve">podzielić tekst na części</w:t>
+            </w:r>
+            <w:r>
+              <w:rPr>
+                <w:rFonts w:ascii="Calibri" w:cs="Calibri" w:eastAsia="Calibri" w:hAnsi="Calibri"/>
+                <w:b w:val="false"/>
+                <w:bCs w:val="false"/>
+                <w:color w:val="000000"/>
+                <w:sz w:val="18"/>
+                <w:szCs w:val="18"/>
+              </w:rPr>
+              <w:t xml:space="preserve"/>
+            </w:r>
+          </w:p>
+        </w:tc>
+        <w:tc>
+          <w:tcPr>
+            <w:tcW w:type="dxa" w:w="4406"/>
+            <w:tcBorders>
+              <w:top w:val="single" w:color="C9D3EA" w:sz="6"/>
+              <w:left w:val="single" w:color="C9D3EA" w:sz="6"/>
+              <w:bottom w:val="single" w:color="C9D3EA" w:sz="6"/>
+              <w:right w:val="single" w:color="C9D3EA" w:sz="6"/>
+            </w:tcBorders>
+            <w:tcMar>
+              <w:top w:type="dxa" w:w="25"/>
+              <w:left w:type="dxa" w:w="80"/>
+              <w:bottom w:type="dxa" w:w="25"/>
+              <w:right w:type="dxa" w:w="100"/>
+            </w:tcMar>
+            <w:vAlign w:val="center"/>
+          </w:tcPr>
+          <w:p>
+            <w:pPr>
+              <w:spacing w:after="0" w:before="0"/>
+            </w:pPr>
+            <w:r>
+              <w:rPr>
+                <w:rFonts w:ascii="Calibri" w:cs="Calibri" w:eastAsia="Calibri" w:hAnsi="Calibri"/>
+                <w:color w:val="33405F"/>
+                <w:sz w:val="17"/>
+                <w:szCs w:val="17"/>
+              </w:rPr>
+              <w:t xml:space="preserve">Str. 10: Flucht</w:t>
             </w:r>
           </w:p>
         </w:tc>
@@ -13420,205 +13518,51 @@
       <w:tr>
         <w:trPr>
           <w:cantSplit/>
-          <w:trHeight w:val="520" w:hRule="atLeast"/>
         </w:trPr>
         <w:tc>
           <w:tcPr>
-            <w:tcW w:type="dxa" w:w="3050"/>
-            <w:tcBorders>
-              <w:top w:val="single" w:color="C9D3EA" w:sz="6"/>
-              <w:left w:val="single" w:color="C9D3EA" w:sz="6"/>
-              <w:bottom w:val="single" w:color="C9D3EA" w:sz="6"/>
-              <w:right w:val="single" w:color="C9D3EA" w:sz="6"/>
-            </w:tcBorders>
-            <w:tcMar>
-              <w:top w:type="dxa" w:w="60"/>
-              <w:left w:type="dxa" w:w="100"/>
-              <w:bottom w:type="dxa" w:w="60"/>
-              <w:right w:type="dxa" w:w="100"/>
-            </w:tcMar>
-            <w:vAlign w:val="center"/>
-          </w:tcPr>
-          <w:p>
-            <w:pPr>
-              <w:spacing w:after="100" w:before="0"/>
-            </w:pPr>
-            <w:r>
-              <w:rPr>
-                <w:rFonts w:ascii="Calibri" w:cs="Calibri" w:eastAsia="Calibri" w:hAnsi="Calibri"/>
-                <w:color w:val="000000"/>
-                <w:sz w:val="22"/>
-                <w:szCs w:val="22"/>
-              </w:rPr>
-              <w:t xml:space="preserve"/>
-            </w:r>
-          </w:p>
-        </w:tc>
-        <w:tc>
-          <w:tcPr>
-            <w:tcW w:type="dxa" w:w="3350"/>
-            <w:tcBorders>
-              <w:top w:val="single" w:color="C9D3EA" w:sz="6"/>
-              <w:left w:val="single" w:color="C9D3EA" w:sz="6"/>
-              <w:bottom w:val="single" w:color="C9D3EA" w:sz="6"/>
-              <w:right w:val="single" w:color="C9D3EA" w:sz="6"/>
-            </w:tcBorders>
-            <w:shd w:fill="FBFCFF" w:color="auto" w:val="clear"/>
-            <w:tcMar>
-              <w:top w:type="dxa" w:w="60"/>
-              <w:left w:type="dxa" w:w="100"/>
-              <w:bottom w:type="dxa" w:w="60"/>
-              <w:right w:type="dxa" w:w="100"/>
-            </w:tcMar>
-            <w:vAlign w:val="center"/>
-          </w:tcPr>
-          <w:p>
-            <w:pPr>
-              <w:spacing w:after="100" w:before="0"/>
-            </w:pPr>
-            <w:r>
-              <w:rPr>
-                <w:rFonts w:ascii="Calibri" w:cs="Calibri" w:eastAsia="Calibri" w:hAnsi="Calibri"/>
-                <w:color w:val="000000"/>
-                <w:sz w:val="22"/>
-                <w:szCs w:val="22"/>
-              </w:rPr>
-              <w:t xml:space="preserve"/>
-            </w:r>
-          </w:p>
-        </w:tc>
-        <w:tc>
-          <w:tcPr>
-            <w:tcW w:type="dxa" w:w="4406"/>
-            <w:tcBorders>
-              <w:top w:val="single" w:color="C9D3EA" w:sz="6"/>
-              <w:left w:val="single" w:color="C9D3EA" w:sz="6"/>
-              <w:bottom w:val="single" w:color="C9D3EA" w:sz="6"/>
-              <w:right w:val="single" w:color="C9D3EA" w:sz="6"/>
-            </w:tcBorders>
-            <w:tcMar>
-              <w:top w:type="dxa" w:w="60"/>
-              <w:left w:type="dxa" w:w="100"/>
-              <w:bottom w:type="dxa" w:w="60"/>
-              <w:right w:type="dxa" w:w="100"/>
-            </w:tcMar>
-            <w:vAlign w:val="center"/>
-          </w:tcPr>
-          <w:p>
-            <w:pPr>
-              <w:spacing w:after="100" w:before="0"/>
-            </w:pPr>
-            <w:r>
-              <w:rPr>
-                <w:rFonts w:ascii="Calibri" w:cs="Calibri" w:eastAsia="Calibri" w:hAnsi="Calibri"/>
-                <w:color w:val="000000"/>
-                <w:sz w:val="22"/>
-                <w:szCs w:val="22"/>
-              </w:rPr>
-              <w:t xml:space="preserve"/>
-            </w:r>
-          </w:p>
-        </w:tc>
-      </w:tr>
-      <w:tr>
-        <w:trPr>
-          <w:cantSplit/>
-          <w:trHeight w:val="520" w:hRule="atLeast"/>
-        </w:trPr>
-        <w:tc>
-          <w:tcPr>
-            <w:tcW w:type="dxa" w:w="3050"/>
-            <w:tcBorders>
-              <w:top w:val="single" w:color="C9D3EA" w:sz="6"/>
-              <w:left w:val="single" w:color="C9D3EA" w:sz="6"/>
-              <w:bottom w:val="single" w:color="C9D3EA" w:sz="6"/>
-              <w:right w:val="single" w:color="C9D3EA" w:sz="6"/>
-            </w:tcBorders>
-            <w:tcMar>
-              <w:top w:type="dxa" w:w="60"/>
-              <w:left w:type="dxa" w:w="100"/>
-              <w:bottom w:type="dxa" w:w="60"/>
-              <w:right w:type="dxa" w:w="100"/>
-            </w:tcMar>
-            <w:vAlign w:val="center"/>
-          </w:tcPr>
-          <w:p>
-            <w:pPr>
-              <w:spacing w:after="100" w:before="0"/>
-            </w:pPr>
-            <w:r>
-              <w:rPr>
-                <w:rFonts w:ascii="Calibri" w:cs="Calibri" w:eastAsia="Calibri" w:hAnsi="Calibri"/>
-                <w:color w:val="000000"/>
-                <w:sz w:val="22"/>
-                <w:szCs w:val="22"/>
-              </w:rPr>
-              <w:t xml:space="preserve"/>
-            </w:r>
-          </w:p>
-        </w:tc>
-        <w:tc>
-          <w:tcPr>
-            <w:tcW w:type="dxa" w:w="3350"/>
-            <w:tcBorders>
-              <w:top w:val="single" w:color="C9D3EA" w:sz="6"/>
-              <w:left w:val="single" w:color="C9D3EA" w:sz="6"/>
-              <w:bottom w:val="single" w:color="C9D3EA" w:sz="6"/>
-              <w:right w:val="single" w:color="C9D3EA" w:sz="6"/>
-            </w:tcBorders>
-            <w:shd w:fill="FBFCFF" w:color="auto" w:val="clear"/>
-            <w:tcMar>
-              <w:top w:type="dxa" w:w="60"/>
-              <w:left w:type="dxa" w:w="100"/>
-              <w:bottom w:type="dxa" w:w="60"/>
-              <w:right w:type="dxa" w:w="100"/>
-            </w:tcMar>
-            <w:vAlign w:val="center"/>
-          </w:tcPr>
-          <w:p>
-            <w:pPr>
-              <w:spacing w:after="100" w:before="0"/>
-            </w:pPr>
-            <w:r>
-              <w:rPr>
-                <w:rFonts w:ascii="Calibri" w:cs="Calibri" w:eastAsia="Calibri" w:hAnsi="Calibri"/>
-                <w:color w:val="000000"/>
-                <w:sz w:val="22"/>
-                <w:szCs w:val="22"/>
-              </w:rPr>
-              <w:t xml:space="preserve"/>
-            </w:r>
-          </w:p>
-        </w:tc>
-        <w:tc>
-          <w:tcPr>
-            <w:tcW w:type="dxa" w:w="4406"/>
-            <w:tcBorders>
-              <w:top w:val="single" w:color="C9D3EA" w:sz="6"/>
-              <w:left w:val="single" w:color="C9D3EA" w:sz="6"/>
-              <w:bottom w:val="single" w:color="C9D3EA" w:sz="6"/>
-              <w:right w:val="single" w:color="C9D3EA" w:sz="6"/>
-            </w:tcBorders>
-            <w:tcMar>
-              <w:top w:type="dxa" w:w="60"/>
-              <w:left w:type="dxa" w:w="100"/>
-              <w:bottom w:type="dxa" w:w="60"/>
-              <w:right w:type="dxa" w:w="100"/>
-            </w:tcMar>
-            <w:vAlign w:val="center"/>
-          </w:tcPr>
-          <w:p>
-            <w:pPr>
-              <w:spacing w:after="100" w:before="0"/>
-            </w:pPr>
-            <w:r>
-              <w:rPr>
-                <w:rFonts w:ascii="Calibri" w:cs="Calibri" w:eastAsia="Calibri" w:hAnsi="Calibri"/>
-                <w:color w:val="000000"/>
-                <w:sz w:val="22"/>
-                <w:szCs w:val="22"/>
-              </w:rPr>
-              <w:t xml:space="preserve"/>
+            <w:tcW w:type="dxa" w:w="10806"/>
+            <w:gridSpan w:val="3"/>
+            <w:tcBorders>
+              <w:top w:val="single" w:color="C9D3EA" w:sz="6"/>
+              <w:left w:val="single" w:color="C9D3EA" w:sz="6"/>
+              <w:bottom w:val="single" w:color="C9D3EA" w:sz="6"/>
+              <w:right w:val="single" w:color="C9D3EA" w:sz="6"/>
+            </w:tcBorders>
+            <w:shd w:fill="5B6B8C" w:color="auto" w:val="clear"/>
+            <w:tcMar>
+              <w:top w:type="dxa" w:w="40"/>
+              <w:left w:type="dxa" w:w="80"/>
+              <w:bottom w:type="dxa" w:w="40"/>
+              <w:right w:type="dxa" w:w="100"/>
+            </w:tcMar>
+            <w:vAlign w:val="center"/>
+          </w:tcPr>
+          <w:p>
+            <w:pPr>
+              <w:spacing w:after="0" w:before="0"/>
+            </w:pPr>
+            <w:r>
+              <w:rPr>
+                <w:rFonts w:ascii="Cambria" w:cs="Cambria" w:eastAsia="Cambria" w:hAnsi="Cambria"/>
+                <w:b/>
+                <w:bCs/>
+                <w:color w:val="FFFFFF"/>
+                <w:sz w:val="20"/>
+                <w:szCs w:val="20"/>
+              </w:rPr>
+              <w:t xml:space="preserve">6  Meine neuen Wörter</w:t>
+            </w:r>
+            <w:r>
+              <w:rPr>
+                <w:rFonts w:ascii="Calibri" w:cs="Calibri" w:eastAsia="Calibri" w:hAnsi="Calibri"/>
+                <w:i/>
+                <w:iCs/>
+                <w:color w:val="FFFFFF"/>
+                <w:sz w:val="18"/>
+                <w:szCs w:val="18"/>
+              </w:rPr>
+              <w:t xml:space="preserve">   moje nowe słowa – dopisuj sama</w:t>
             </w:r>
           </w:p>
         </w:tc>
